--- a/NLP-陈燕松-202560204520004-en.docx
+++ b/NLP-陈燕松-202560204520004-en.docx
@@ -1,6 +1,6 @@
 
 <file path=word/document.xml><?xml version="1.0" encoding="utf-8"?>
-<w:document xmlns:wpc="http://schemas.microsoft.com/office/word/2010/wordprocessingCanvas" xmlns:cx="http://schemas.microsoft.com/office/drawing/2014/chartex" xmlns:cx1="http://schemas.microsoft.com/office/drawing/2015/9/8/chartex" xmlns:cx2="http://schemas.microsoft.com/office/drawing/2015/10/21/chartex" xmlns:cx3="http://schemas.microsoft.com/office/drawing/2016/5/9/chartex" xmlns:cx4="http://schemas.microsoft.com/office/drawing/2016/5/10/chartex" xmlns:cx5="http://schemas.microsoft.com/office/drawing/2016/5/11/chartex" xmlns:cx6="http://schemas.microsoft.com/office/drawing/2016/5/12/chartex" xmlns:cx7="http://schemas.microsoft.com/office/drawing/2016/5/13/chartex" xmlns:cx8="http://schemas.microsoft.com/office/drawing/2016/5/14/chartex" xmlns:mc="http://schemas.openxmlformats.org/markup-compatibility/2006" xmlns:aink="http://schemas.microsoft.com/office/drawing/2016/ink" xmlns:am3d="http://schemas.microsoft.com/office/drawing/2017/model3d" xmlns:o="urn:schemas-microsoft-com:office:office" xmlns:oel="http://schemas.microsoft.com/office/2019/extlst" xmlns:r="http://schemas.openxmlformats.org/officeDocument/2006/relationships" xmlns:m="http://schemas.openxmlformats.org/officeDocument/2006/math" xmlns:v="urn:schemas-microsoft-com:vml" xmlns:wp14="http://schemas.microsoft.com/office/word/2010/wordprocessingDrawing" xmlns:wp="http://schemas.openxmlformats.org/drawingml/2006/wordprocessingDrawing" xmlns:w10="urn:schemas-microsoft-com:office:word" xmlns:w="http://schemas.openxmlformats.org/wordprocessingml/2006/main" xmlns:w14="http://schemas.microsoft.com/office/word/2010/wordml" xmlns:w15="http://schemas.microsoft.com/office/word/2012/wordml" xmlns:w16cex="http://schemas.microsoft.com/office/word/2018/wordml/cex" xmlns:w16cid="http://schemas.microsoft.com/office/word/2016/wordml/cid" xmlns:w16="http://schemas.microsoft.com/office/word/2018/wordml" xmlns:w16du="http://schemas.microsoft.com/office/word/2023/wordml/word16du" xmlns:w16sdtdh="http://schemas.microsoft.com/office/word/2020/wordml/sdtdatahash" xmlns:w16sdtfl="http://schemas.microsoft.com/office/word/2024/wordml/sdtformatlock" xmlns:w16se="http://schemas.microsoft.com/office/word/2015/wordml/symex" xmlns:wpg="http://schemas.microsoft.com/office/word/2010/wordprocessingGroup" xmlns:wpi="http://schemas.microsoft.com/office/word/2010/wordprocessingInk" xmlns:wne="http://schemas.microsoft.com/office/word/2006/wordml" xmlns:wps="http://schemas.microsoft.com/office/word/2010/wordprocessingShape" mc:Ignorable="w14 w15 w16se w16cid w16 w16cex w16sdtdh w16sdtfl w16du wp14">
+<w:document xmlns:wpc="http://schemas.microsoft.com/office/word/2010/wordprocessingCanvas" xmlns:mc="http://schemas.openxmlformats.org/markup-compatibility/2006" xmlns:o="urn:schemas-microsoft-com:office:office" xmlns:r="http://schemas.openxmlformats.org/officeDocument/2006/relationships" xmlns:m="http://schemas.openxmlformats.org/officeDocument/2006/math" xmlns:v="urn:schemas-microsoft-com:vml" xmlns:wp14="http://schemas.microsoft.com/office/word/2010/wordprocessingDrawing" xmlns:wp="http://schemas.openxmlformats.org/drawingml/2006/wordprocessingDrawing" xmlns:w10="urn:schemas-microsoft-com:office:word" xmlns:w="http://schemas.openxmlformats.org/wordprocessingml/2006/main" xmlns:w14="http://schemas.microsoft.com/office/word/2010/wordml" xmlns:wpg="http://schemas.microsoft.com/office/word/2010/wordprocessingGroup" xmlns:wpi="http://schemas.microsoft.com/office/word/2010/wordprocessingInk" xmlns:wne="http://schemas.microsoft.com/office/word/2006/wordml" xmlns:wps="http://schemas.microsoft.com/office/word/2010/wordprocessingShape" mc:Ignorable="w14 wp14">
   <w:body>
     <w:p>
       <w:pPr>
@@ -35,7 +35,7 @@
                     </pic:cNvPicPr>
                   </pic:nvPicPr>
                   <pic:blipFill>
-                    <a:blip r:embed="rId7">
+                    <a:blip r:embed="rId9">
                       <a:extLst>
                         <a:ext uri="{28A0092B-C50C-407E-A947-70E740481C1C}">
                           <a14:useLocalDpi xmlns:a14="http://schemas.microsoft.com/office/drawing/2010/main" val="0"/>
@@ -131,7 +131,7 @@
         <w:spacing w:line="480" w:lineRule="auto"/>
         <w:ind w:firstLineChars="196" w:firstLine="708"/>
         <w:rPr>
-          <w:rFonts w:ascii="SimHei" w:eastAsia="SimHei"/>
+          <w:rFonts w:ascii="黑体" w:eastAsia="黑体"/>
           <w:b/>
           <w:sz w:val="36"/>
           <w:szCs w:val="36"/>
@@ -149,7 +149,7 @@
       </w:r>
       <w:r>
         <w:rPr>
-          <w:rFonts w:ascii="SimHei" w:eastAsia="SimHei" w:hint="eastAsia"/>
+          <w:rFonts w:ascii="黑体" w:eastAsia="黑体" w:hint="eastAsia"/>
           <w:b/>
           <w:sz w:val="36"/>
           <w:szCs w:val="36"/>
@@ -159,7 +159,7 @@
       </w:r>
       <w:r>
         <w:rPr>
-          <w:rFonts w:ascii="SimHei" w:eastAsia="SimHei"/>
+          <w:rFonts w:ascii="黑体" w:eastAsia="黑体"/>
           <w:b/>
           <w:sz w:val="36"/>
           <w:szCs w:val="36"/>
@@ -169,7 +169,7 @@
       </w:r>
       <w:r>
         <w:rPr>
-          <w:rFonts w:ascii="SimHei" w:eastAsia="SimHei" w:hint="eastAsia"/>
+          <w:rFonts w:ascii="黑体" w:eastAsia="黑体" w:hint="eastAsia"/>
           <w:b/>
           <w:sz w:val="36"/>
           <w:szCs w:val="36"/>
@@ -180,7 +180,7 @@
       <w:bookmarkStart w:id="3" w:name="OLE_LINK16"/>
       <w:r>
         <w:rPr>
-          <w:rFonts w:ascii="SimHei" w:eastAsia="SimHei" w:hint="eastAsia"/>
+          <w:rFonts w:ascii="黑体" w:eastAsia="黑体" w:hint="eastAsia"/>
           <w:b/>
           <w:sz w:val="36"/>
           <w:szCs w:val="36"/>
@@ -191,7 +191,7 @@
       <w:bookmarkEnd w:id="3"/>
       <w:r>
         <w:rPr>
-          <w:rFonts w:ascii="SimHei" w:eastAsia="SimHei" w:hint="eastAsia"/>
+          <w:rFonts w:ascii="黑体" w:eastAsia="黑体" w:hint="eastAsia"/>
           <w:b/>
           <w:sz w:val="36"/>
           <w:szCs w:val="36"/>
@@ -201,7 +201,7 @@
       </w:r>
       <w:r>
         <w:rPr>
-          <w:rFonts w:ascii="SimHei" w:eastAsia="SimHei"/>
+          <w:rFonts w:ascii="黑体" w:eastAsia="黑体"/>
           <w:b/>
           <w:sz w:val="36"/>
           <w:szCs w:val="36"/>
@@ -789,9 +789,9 @@
           <w:b/>
         </w:rPr>
         <w:sectPr>
-          <w:footerReference w:type="even" r:id="rId8"/>
-          <w:footerReference w:type="default" r:id="rId9"/>
-          <w:footerReference w:type="first" r:id="rId10"/>
+          <w:footerReference w:type="even" r:id="rId10"/>
+          <w:footerReference w:type="default" r:id="rId11"/>
+          <w:footerReference w:type="first" r:id="rId12"/>
           <w:pgSz w:w="11906" w:h="16838"/>
           <w:pgMar w:top="1440" w:right="1800" w:bottom="1440" w:left="1800" w:header="851" w:footer="992" w:gutter="0"/>
           <w:cols w:space="425"/>
@@ -825,7 +825,6 @@
         </w:rPr>
         <w:t xml:space="preserve"> </w:t>
       </w:r>
-      <w:proofErr w:type="gramStart"/>
       <w:r>
         <w:rPr>
           <w:rFonts w:hint="eastAsia"/>
@@ -853,7 +852,6 @@
         </w:rPr>
         <w:t>月</w:t>
       </w:r>
-      <w:proofErr w:type="gramEnd"/>
       <w:r>
         <w:rPr>
           <w:rFonts w:hint="eastAsia"/>
@@ -883,8 +881,6 @@
       </w:r>
       <w:bookmarkEnd w:id="0"/>
     </w:p>
-    <w:bookmarkEnd w:id="1"/>
-    <w:bookmarkEnd w:id="2"/>
     <w:p>
       <w:pPr>
         <w:widowControl/>
@@ -898,6 +894,10 @@
           <w:lang w:eastAsia="en-US"/>
         </w:rPr>
       </w:pPr>
+      <w:bookmarkStart w:id="4" w:name="OLE_LINK11"/>
+      <w:bookmarkStart w:id="5" w:name="OLE_LINK12"/>
+      <w:bookmarkEnd w:id="1"/>
+      <w:bookmarkEnd w:id="2"/>
       <w:r>
         <w:rPr>
           <w:rFonts w:ascii="Arial" w:eastAsia="Arial" w:hAnsi="Arial"/>
@@ -912,6 +912,8 @@
         <w:t>Practice of Language Model Fine-Tuning</w:t>
       </w:r>
     </w:p>
+    <w:bookmarkEnd w:id="4"/>
+    <w:bookmarkEnd w:id="5"/>
     <w:p>
       <w:pPr>
         <w:widowControl/>
@@ -1002,7 +1004,29 @@
           <w:szCs w:val="22"/>
           <w:lang w:eastAsia="en-US"/>
         </w:rPr>
-        <w:t xml:space="preserve"> fine-tuning on Qwen/Qwen3.5-0.8B-Base. The project code is available at: https://github.com/EthanGD/NLPHomeWork20260530/tree/main</w:t>
+        <w:t xml:space="preserve"> fine-tuning on </w:t>
+      </w:r>
+      <w:proofErr w:type="spellStart"/>
+      <w:r>
+        <w:rPr>
+          <w:rFonts w:eastAsia="Times New Roman"/>
+          <w:kern w:val="0"/>
+          <w:sz w:val="24"/>
+          <w:szCs w:val="22"/>
+          <w:lang w:eastAsia="en-US"/>
+        </w:rPr>
+        <w:t>Qwen</w:t>
+      </w:r>
+      <w:proofErr w:type="spellEnd"/>
+      <w:r>
+        <w:rPr>
+          <w:rFonts w:eastAsia="Times New Roman"/>
+          <w:kern w:val="0"/>
+          <w:sz w:val="24"/>
+          <w:szCs w:val="22"/>
+          <w:lang w:eastAsia="en-US"/>
+        </w:rPr>
+        <w:t>/Qwen3.5-0.8B-Base. The project code is available at: https://github.com/EthanGD/NLPHomeWork20260530/tree/main</w:t>
       </w:r>
     </w:p>
     <w:p>
@@ -1116,22 +1140,76 @@
         <w:spacing w:after="120" w:line="360" w:lineRule="auto"/>
         <w:ind w:firstLine="420"/>
         <w:rPr>
-          <w:rFonts w:eastAsia="Times New Roman"/>
-          <w:kern w:val="0"/>
-          <w:sz w:val="24"/>
-          <w:szCs w:val="22"/>
-          <w:lang w:eastAsia="en-US"/>
-        </w:rPr>
-      </w:pPr>
-      <w:r>
-        <w:rPr>
-          <w:rFonts w:eastAsia="Times New Roman"/>
-          <w:kern w:val="0"/>
-          <w:sz w:val="24"/>
-          <w:szCs w:val="22"/>
-          <w:lang w:eastAsia="en-US"/>
-        </w:rPr>
-        <w:t>The objective of this practice is to simulate the scenario of ordinary small and medium-sized enterprises as users, and to experiment with various approaches to incorporate knowledge that the model does not possess under limited computational resources, evaluating the effectiveness of different methods on question-answering tasks. All attempted experiments have been uploaded to GitHub. The project code is introduced as follows:</w:t>
+          <w:rFonts w:eastAsiaTheme="minorEastAsia" w:hint="eastAsia"/>
+          <w:kern w:val="0"/>
+          <w:sz w:val="24"/>
+          <w:szCs w:val="22"/>
+        </w:rPr>
+      </w:pPr>
+      <w:r>
+        <w:rPr>
+          <w:rFonts w:eastAsia="Times New Roman"/>
+          <w:kern w:val="0"/>
+          <w:sz w:val="24"/>
+          <w:szCs w:val="22"/>
+          <w:lang w:eastAsia="en-US"/>
+        </w:rPr>
+        <w:t xml:space="preserve">The purpose of this practice is to hypothesize an ordinary small or medium-sized </w:t>
+      </w:r>
+      <w:proofErr w:type="gramStart"/>
+      <w:r>
+        <w:rPr>
+          <w:rFonts w:eastAsia="Times New Roman"/>
+          <w:kern w:val="0"/>
+          <w:sz w:val="24"/>
+          <w:szCs w:val="22"/>
+          <w:lang w:eastAsia="en-US"/>
+        </w:rPr>
+        <w:t>enterprise  user</w:t>
+      </w:r>
+      <w:proofErr w:type="gramEnd"/>
+      <w:r>
+        <w:rPr>
+          <w:rFonts w:eastAsia="Times New Roman"/>
+          <w:kern w:val="0"/>
+          <w:sz w:val="24"/>
+          <w:szCs w:val="22"/>
+          <w:lang w:eastAsia="en-US"/>
+        </w:rPr>
+        <w:t xml:space="preserve"> with limited computational resources, and to experiment with various methods for incorporating knowledge not originally present in the model, evaluating the effectiveness of question-answering tasks under different approaches. The current background constraints are threefold: first, limited computational power; second, a relatively small dataset scale; and third, the lack of specific, in-depth domain knowledge in open-source models. The objective of this study is to explore how, under these constraints, local models can be extended with specific, deep domain knowledge to improve domain-specific question-answering performance. Due to limited computational resources and dataset size, full training of LLMs is infeasible; therefore, only fine-tuning methods are considered in this research. Ultimately, we selected </w:t>
+      </w:r>
+      <w:proofErr w:type="spellStart"/>
+      <w:r>
+        <w:rPr>
+          <w:rFonts w:eastAsia="Times New Roman"/>
+          <w:kern w:val="0"/>
+          <w:sz w:val="24"/>
+          <w:szCs w:val="22"/>
+          <w:lang w:eastAsia="en-US"/>
+        </w:rPr>
+        <w:t>LoRA</w:t>
+      </w:r>
+      <w:proofErr w:type="spellEnd"/>
+      <w:r>
+        <w:rPr>
+          <w:rFonts w:eastAsia="Times New Roman"/>
+          <w:kern w:val="0"/>
+          <w:sz w:val="24"/>
+          <w:szCs w:val="22"/>
+          <w:lang w:eastAsia="en-US"/>
+        </w:rPr>
+        <w:t xml:space="preserve"> and RAG enhancement methods for initial experiments, as they require minimal computational power and data scale. Recognizing the importance of enabling the LLM itself to understand </w:t>
+      </w:r>
+      <w:r>
+        <w:rPr>
+          <w:rFonts w:eastAsia="Times New Roman"/>
+          <w:kern w:val="0"/>
+          <w:sz w:val="24"/>
+          <w:szCs w:val="22"/>
+          <w:lang w:eastAsia="en-US"/>
+        </w:rPr>
+        <w:lastRenderedPageBreak/>
+        <w:t>domain knowledge, we later incorporated the Continued Pre-Training (CPT) method as well. All completed experiments have been uploaded to GitHub, and the code for each experimental project is described as follows:</w:t>
       </w:r>
     </w:p>
     <w:p>
@@ -1158,6 +1236,8 @@
         </w:rPr>
         <w:t>Project code v1 includes the following modules:</w:t>
       </w:r>
+      <w:bookmarkStart w:id="6" w:name="_GoBack"/>
+      <w:bookmarkEnd w:id="6"/>
     </w:p>
     <w:p>
       <w:pPr>
@@ -1274,7 +1354,6 @@
           <w:szCs w:val="22"/>
           <w:lang w:eastAsia="en-US"/>
         </w:rPr>
-        <w:lastRenderedPageBreak/>
         <w:t xml:space="preserve">Project code v2 tested the generation performance of the original Qwen3.5-0.8B model. It also fine-tuned Qwen3.5-0.8B using </w:t>
       </w:r>
       <w:proofErr w:type="spellStart"/>
@@ -1300,7 +1379,6 @@
         <w:t xml:space="preserve"> with 208 question-answer pairs about </w:t>
       </w:r>
       <w:proofErr w:type="spellStart"/>
-      <w:proofErr w:type="gramStart"/>
       <w:r>
         <w:rPr>
           <w:rFonts w:eastAsia="Times New Roman"/>
@@ -1320,18 +1398,7 @@
           <w:szCs w:val="22"/>
           <w:lang w:eastAsia="en-US"/>
         </w:rPr>
-        <w:t>, and</w:t>
-      </w:r>
-      <w:proofErr w:type="gramEnd"/>
-      <w:r>
-        <w:rPr>
-          <w:rFonts w:eastAsia="Times New Roman"/>
-          <w:kern w:val="0"/>
-          <w:sz w:val="24"/>
-          <w:szCs w:val="22"/>
-          <w:lang w:eastAsia="en-US"/>
-        </w:rPr>
-        <w:t xml:space="preserve"> tested the generation performance of the fine-tuned model.</w:t>
+        <w:t>, and tested the generation performance of the fine-tuned model.</w:t>
       </w:r>
     </w:p>
     <w:p>
@@ -1355,29 +1422,7 @@
           <w:szCs w:val="22"/>
           <w:lang w:eastAsia="en-US"/>
         </w:rPr>
-        <w:t>Project code v3 utilized text content from six traditional Chinese medicine acupuncture books to fine-tune Qwen3.5-0.8B using CPT (Continual Pre-Training</w:t>
-      </w:r>
-      <w:proofErr w:type="gramStart"/>
-      <w:r>
-        <w:rPr>
-          <w:rFonts w:eastAsia="Times New Roman"/>
-          <w:kern w:val="0"/>
-          <w:sz w:val="24"/>
-          <w:szCs w:val="22"/>
-          <w:lang w:eastAsia="en-US"/>
-        </w:rPr>
-        <w:t>), and</w:t>
-      </w:r>
-      <w:proofErr w:type="gramEnd"/>
-      <w:r>
-        <w:rPr>
-          <w:rFonts w:eastAsia="Times New Roman"/>
-          <w:kern w:val="0"/>
-          <w:sz w:val="24"/>
-          <w:szCs w:val="22"/>
-          <w:lang w:eastAsia="en-US"/>
-        </w:rPr>
-        <w:t xml:space="preserve"> tested the generation performance of both the original and fine-tuned models.</w:t>
+        <w:t>Project code v3 utilized text content from six traditional Chinese medicine acupuncture books to fine-tune Qwen3.5-0.8B using CPT (Continual Pre-Training), and tested the generation performance of both the original and fine-tuned models.</w:t>
       </w:r>
     </w:p>
     <w:p>
@@ -1386,11 +1431,10 @@
         <w:spacing w:after="120" w:line="360" w:lineRule="auto"/>
         <w:ind w:firstLine="420"/>
         <w:rPr>
-          <w:rFonts w:eastAsia="Times New Roman"/>
-          <w:kern w:val="0"/>
-          <w:sz w:val="24"/>
-          <w:szCs w:val="22"/>
-          <w:lang w:eastAsia="en-US"/>
+          <w:rFonts w:eastAsiaTheme="minorEastAsia" w:hint="eastAsia"/>
+          <w:kern w:val="0"/>
+          <w:sz w:val="24"/>
+          <w:szCs w:val="22"/>
         </w:rPr>
       </w:pPr>
       <w:r>
@@ -1424,6 +1468,165 @@
           <w:lang w:eastAsia="en-US"/>
         </w:rPr>
         <w:t xml:space="preserve"> and evaluated the results.</w:t>
+      </w:r>
+    </w:p>
+    <w:p>
+      <w:pPr>
+        <w:widowControl/>
+        <w:spacing w:after="120" w:line="360" w:lineRule="auto"/>
+        <w:ind w:firstLine="420"/>
+        <w:rPr>
+          <w:rFonts w:eastAsia="Times New Roman"/>
+          <w:b/>
+          <w:kern w:val="0"/>
+          <w:sz w:val="24"/>
+          <w:szCs w:val="22"/>
+          <w:lang w:eastAsia="en-US"/>
+        </w:rPr>
+      </w:pPr>
+      <w:r>
+        <w:rPr>
+          <w:rFonts w:eastAsia="Times New Roman"/>
+          <w:b/>
+          <w:kern w:val="0"/>
+          <w:sz w:val="24"/>
+          <w:szCs w:val="22"/>
+          <w:lang w:eastAsia="en-US"/>
+        </w:rPr>
+        <w:t>The main contributions of this paper include:</w:t>
+      </w:r>
+    </w:p>
+    <w:p>
+      <w:pPr>
+        <w:widowControl/>
+        <w:spacing w:after="120" w:line="360" w:lineRule="auto"/>
+        <w:ind w:firstLine="420"/>
+        <w:rPr>
+          <w:rFonts w:eastAsiaTheme="minorEastAsia"/>
+          <w:kern w:val="0"/>
+          <w:sz w:val="24"/>
+          <w:szCs w:val="22"/>
+        </w:rPr>
+      </w:pPr>
+      <w:r>
+        <w:rPr>
+          <w:rFonts w:eastAsiaTheme="minorEastAsia"/>
+          <w:kern w:val="0"/>
+          <w:sz w:val="24"/>
+          <w:szCs w:val="22"/>
+        </w:rPr>
+        <w:t>(1) A systematic comparison of four domain adaptation methods</w:t>
+      </w:r>
+      <w:r>
+        <w:rPr>
+          <w:rFonts w:eastAsiaTheme="minorEastAsia" w:hint="eastAsia"/>
+          <w:kern w:val="0"/>
+          <w:sz w:val="24"/>
+          <w:szCs w:val="22"/>
+        </w:rPr>
+        <w:t xml:space="preserve">, </w:t>
+      </w:r>
+      <w:r>
+        <w:rPr>
+          <w:rFonts w:eastAsiaTheme="minorEastAsia"/>
+          <w:kern w:val="0"/>
+          <w:sz w:val="24"/>
+          <w:szCs w:val="22"/>
+        </w:rPr>
+        <w:t xml:space="preserve">embedding model fine-tuning, </w:t>
+      </w:r>
+      <w:proofErr w:type="spellStart"/>
+      <w:r>
+        <w:rPr>
+          <w:rFonts w:eastAsiaTheme="minorEastAsia"/>
+          <w:kern w:val="0"/>
+          <w:sz w:val="24"/>
+          <w:szCs w:val="22"/>
+        </w:rPr>
+        <w:t>LoRA</w:t>
+      </w:r>
+      <w:proofErr w:type="spellEnd"/>
+      <w:r>
+        <w:rPr>
+          <w:rFonts w:eastAsiaTheme="minorEastAsia"/>
+          <w:kern w:val="0"/>
+          <w:sz w:val="24"/>
+          <w:szCs w:val="22"/>
+        </w:rPr>
+        <w:t xml:space="preserve"> generative fine-tuning, continued pre-training, and </w:t>
+      </w:r>
+      <w:proofErr w:type="spellStart"/>
+      <w:r>
+        <w:rPr>
+          <w:rFonts w:eastAsiaTheme="minorEastAsia"/>
+          <w:kern w:val="0"/>
+          <w:sz w:val="24"/>
+          <w:szCs w:val="22"/>
+        </w:rPr>
+        <w:t>LoRA+SFT</w:t>
+      </w:r>
+      <w:proofErr w:type="spellEnd"/>
+      <w:r>
+        <w:rPr>
+          <w:rFonts w:eastAsiaTheme="minorEastAsia" w:hint="eastAsia"/>
+          <w:kern w:val="0"/>
+          <w:sz w:val="24"/>
+          <w:szCs w:val="22"/>
+        </w:rPr>
+        <w:t xml:space="preserve">, </w:t>
+      </w:r>
+      <w:r>
+        <w:rPr>
+          <w:rFonts w:eastAsiaTheme="minorEastAsia"/>
+          <w:kern w:val="0"/>
+          <w:sz w:val="24"/>
+          <w:szCs w:val="22"/>
+        </w:rPr>
+        <w:t>under identical computational resource constraints, providing a reproducible benchmark.</w:t>
+      </w:r>
+    </w:p>
+    <w:p>
+      <w:pPr>
+        <w:widowControl/>
+        <w:spacing w:after="120" w:line="360" w:lineRule="auto"/>
+        <w:ind w:firstLine="420"/>
+        <w:rPr>
+          <w:rFonts w:eastAsiaTheme="minorEastAsia"/>
+          <w:kern w:val="0"/>
+          <w:sz w:val="24"/>
+          <w:szCs w:val="22"/>
+        </w:rPr>
+      </w:pPr>
+      <w:r>
+        <w:rPr>
+          <w:rFonts w:eastAsiaTheme="minorEastAsia"/>
+          <w:kern w:val="0"/>
+          <w:sz w:val="24"/>
+          <w:szCs w:val="22"/>
+        </w:rPr>
+        <w:t>(2) An in-depth analysis of the manifestation and causes of catastrophic forgetting during continued pre-training, along with validation of SFT as an effective recovery strategy.</w:t>
+      </w:r>
+    </w:p>
+    <w:p>
+      <w:pPr>
+        <w:widowControl/>
+        <w:spacing w:after="120" w:line="360" w:lineRule="auto"/>
+        <w:ind w:firstLine="420"/>
+        <w:rPr>
+          <w:rFonts w:eastAsiaTheme="minorEastAsia" w:hint="eastAsia"/>
+          <w:kern w:val="0"/>
+          <w:sz w:val="24"/>
+          <w:szCs w:val="22"/>
+        </w:rPr>
+      </w:pPr>
+      <w:r>
+        <w:rPr>
+          <w:rFonts w:eastAsiaTheme="minorEastAsia"/>
+          <w:kern w:val="0"/>
+          <w:sz w:val="24"/>
+          <w:szCs w:val="22"/>
+        </w:rPr>
+        <w:t>(3) An exploration of the feasibility of using large-model-generated data to assist small-model fine-tuning, offering a low-cost solution for SMEs facing data scarcity.</w:t>
       </w:r>
     </w:p>
     <w:p>
@@ -1455,6 +1658,7 @@
           <w:sz w:val="32"/>
           <w:lang w:eastAsia="en-US"/>
         </w:rPr>
+        <w:lastRenderedPageBreak/>
         <w:t>2  Experimental</w:t>
       </w:r>
       <w:proofErr w:type="gramEnd"/>
@@ -1618,7 +1822,26 @@
           <w:szCs w:val="22"/>
           <w:lang w:eastAsia="en-US"/>
         </w:rPr>
-        <w:t xml:space="preserve"> question-answer pairs were crawled from the web (https://docs.openclaw.ai/zh-CN/help/faq, https://fetchopenclaws.com/answers, https://www.meta-intelligence.tech/insight-openclaw-faq).</w:t>
+        <w:t xml:space="preserve"> question-answer pairs were crawled from the web (https://docs.openclaw.ai/zh-CN/help/faq,</w:t>
+      </w:r>
+      <w:r>
+        <w:rPr>
+          <w:rFonts w:eastAsiaTheme="minorEastAsia" w:hint="eastAsia"/>
+          <w:kern w:val="0"/>
+          <w:sz w:val="24"/>
+          <w:szCs w:val="22"/>
+        </w:rPr>
+        <w:t xml:space="preserve"> </w:t>
+      </w:r>
+      <w:r>
+        <w:rPr>
+          <w:rFonts w:eastAsia="Times New Roman"/>
+          <w:kern w:val="0"/>
+          <w:sz w:val="24"/>
+          <w:szCs w:val="22"/>
+          <w:lang w:eastAsia="en-US"/>
+        </w:rPr>
+        <w:t>https://fetchopenclaws.com/answers, https://www.meta-intelligence.tech/insight-openclaw-faq).</w:t>
       </w:r>
     </w:p>
     <w:p>
@@ -1741,8 +1964,7 @@
           <w:sz w:val="32"/>
           <w:lang w:eastAsia="en-US"/>
         </w:rPr>
-        <w:lastRenderedPageBreak/>
-        <w:t>4  v</w:t>
+        <w:t>4  v1</w:t>
       </w:r>
       <w:proofErr w:type="gramEnd"/>
       <w:r>
@@ -1755,7 +1977,7 @@
           <w:sz w:val="32"/>
           <w:lang w:eastAsia="en-US"/>
         </w:rPr>
-        <w:t>1: bge-m3</w:t>
+        <w:t>: bge-m3</w:t>
       </w:r>
     </w:p>
     <w:p>
@@ -1846,29 +2068,7 @@
           <w:szCs w:val="22"/>
           <w:lang w:eastAsia="en-US"/>
         </w:rPr>
-        <w:t xml:space="preserve"> fine-tuning on the embedding model BAAI/bge-m3 and observed the results. Simultaneously, we constructed a RAG-paradigm Agent to compare the differences </w:t>
-      </w:r>
-      <w:proofErr w:type="gramStart"/>
-      <w:r>
-        <w:rPr>
-          <w:rFonts w:eastAsia="Times New Roman"/>
-          <w:kern w:val="0"/>
-          <w:sz w:val="24"/>
-          <w:szCs w:val="22"/>
-          <w:lang w:eastAsia="en-US"/>
-        </w:rPr>
-        <w:t>among</w:t>
-      </w:r>
-      <w:proofErr w:type="gramEnd"/>
-      <w:r>
-        <w:rPr>
-          <w:rFonts w:eastAsia="Times New Roman"/>
-          <w:kern w:val="0"/>
-          <w:sz w:val="24"/>
-          <w:szCs w:val="22"/>
-          <w:lang w:eastAsia="en-US"/>
-        </w:rPr>
-        <w:t xml:space="preserve"> RAG generation, pure LLM generation, and pure word-vector retrieval.</w:t>
+        <w:t xml:space="preserve"> fine-tuning on the embedding model BAAI/bge-m3 and observed the results. Simultaneously, we constructed a RAG-paradigm Agent to compare the differences among RAG generation, pure LLM generation, and pure word-vector retrieval.</w:t>
       </w:r>
     </w:p>
     <w:p>
@@ -1959,7 +2159,18 @@
           <w:szCs w:val="22"/>
           <w:lang w:eastAsia="en-US"/>
         </w:rPr>
-        <w:t xml:space="preserve"> question-answer pairs (Query-Positive pairs) crawled from the web as mentioned in Section 3.1. The dataset was split into a training set (166 samples) and a test set (42 samples) at an 80/20 ratio. Each sample is formatted as an anchor (query) and a positive (correct answer), with negative samples dynamically sampled during training.</w:t>
+        <w:t xml:space="preserve"> question-answer pairs (Query-Positive pairs) crawled from the web as mentioned in Section 3.1. The dataset was split into a training set (166 samples) and a test set (42 samples) at an 80/20 ratio. Each sample is formatted as an anchor </w:t>
+      </w:r>
+      <w:r>
+        <w:rPr>
+          <w:rFonts w:eastAsia="Times New Roman"/>
+          <w:kern w:val="0"/>
+          <w:sz w:val="24"/>
+          <w:szCs w:val="22"/>
+          <w:lang w:eastAsia="en-US"/>
+        </w:rPr>
+        <w:lastRenderedPageBreak/>
+        <w:t>(query) and a positive (correct answer), with negative samples dynamically sampled during training.</w:t>
       </w:r>
     </w:p>
     <w:p>
@@ -2501,25 +2712,14 @@
                 <w:szCs w:val="22"/>
               </w:rPr>
             </w:pPr>
-            <w:proofErr w:type="gramStart"/>
-            <w:r>
-              <w:rPr>
-                <w:rFonts w:eastAsia="Times New Roman"/>
-                <w:kern w:val="0"/>
-                <w:sz w:val="20"/>
-                <w:szCs w:val="22"/>
-              </w:rPr>
-              <w:t>2e</w:t>
-            </w:r>
-            <w:proofErr w:type="gramEnd"/>
-            <w:r>
-              <w:rPr>
-                <w:rFonts w:eastAsia="Times New Roman"/>
-                <w:kern w:val="0"/>
-                <w:sz w:val="20"/>
-                <w:szCs w:val="22"/>
-              </w:rPr>
-              <w:t>-5</w:t>
+            <w:r>
+              <w:rPr>
+                <w:rFonts w:eastAsia="Times New Roman"/>
+                <w:kern w:val="0"/>
+                <w:sz w:val="20"/>
+                <w:szCs w:val="22"/>
+              </w:rPr>
+              <w:t>2e-5</w:t>
             </w:r>
           </w:p>
         </w:tc>
@@ -2792,6 +2992,7 @@
           <w:szCs w:val="26"/>
           <w:lang w:eastAsia="en-US"/>
         </w:rPr>
+        <w:lastRenderedPageBreak/>
         <w:t>4.4  RAG</w:t>
       </w:r>
       <w:proofErr w:type="gramEnd"/>
@@ -2817,7 +3018,7 @@
         <w:jc w:val="left"/>
         <w:outlineLvl w:val="1"/>
         <w:rPr>
-          <w:rFonts w:ascii="Calibri" w:eastAsiaTheme="minorEastAsia" w:hAnsi="Calibri" w:hint="eastAsia"/>
+          <w:rFonts w:ascii="Calibri" w:eastAsiaTheme="minorEastAsia" w:hAnsi="Calibri"/>
           <w:b/>
           <w:bCs/>
           <w:color w:val="1F3A6E"/>
@@ -2847,7 +3048,7 @@
                     </pic:cNvPicPr>
                   </pic:nvPicPr>
                   <pic:blipFill>
-                    <a:blip r:embed="rId11"/>
+                    <a:blip r:embed="rId13"/>
                     <a:stretch>
                       <a:fillRect/>
                     </a:stretch>
@@ -2946,7 +3147,7 @@
         <w:jc w:val="left"/>
         <w:outlineLvl w:val="1"/>
         <w:rPr>
-          <w:rFonts w:ascii="Calibri" w:eastAsiaTheme="minorEastAsia" w:hAnsi="Calibri" w:hint="eastAsia"/>
+          <w:rFonts w:ascii="Calibri" w:eastAsiaTheme="minorEastAsia" w:hAnsi="Calibri"/>
           <w:b/>
           <w:bCs/>
           <w:color w:val="1F3A6E"/>
@@ -2976,7 +3177,7 @@
                     </pic:cNvPicPr>
                   </pic:nvPicPr>
                   <pic:blipFill>
-                    <a:blip r:embed="rId12" cstate="print">
+                    <a:blip r:embed="rId14" cstate="print">
                       <a:extLst>
                         <a:ext uri="{28A0092B-C50C-407E-A947-70E740481C1C}">
                           <a14:useLocalDpi xmlns:a14="http://schemas.microsoft.com/office/drawing/2010/main" val="0"/>
@@ -3029,7 +3230,7 @@
                     </pic:cNvPicPr>
                   </pic:nvPicPr>
                   <pic:blipFill rotWithShape="1">
-                    <a:blip r:embed="rId13" cstate="print">
+                    <a:blip r:embed="rId15" cstate="print">
                       <a:extLst>
                         <a:ext uri="{28A0092B-C50C-407E-A947-70E740481C1C}">
                           <a14:useLocalDpi xmlns:a14="http://schemas.microsoft.com/office/drawing/2010/main" val="0"/>
@@ -3087,7 +3288,7 @@
                     </pic:cNvPicPr>
                   </pic:nvPicPr>
                   <pic:blipFill rotWithShape="1">
-                    <a:blip r:embed="rId13" cstate="print">
+                    <a:blip r:embed="rId15" cstate="print">
                       <a:extLst>
                         <a:ext uri="{28A0092B-C50C-407E-A947-70E740481C1C}">
                           <a14:useLocalDpi xmlns:a14="http://schemas.microsoft.com/office/drawing/2010/main" val="0"/>
@@ -4033,7 +4234,7 @@
           <w:sz w:val="32"/>
           <w:lang w:eastAsia="en-US"/>
         </w:rPr>
-        <w:t>5  v</w:t>
+        <w:t>5  v2</w:t>
       </w:r>
       <w:proofErr w:type="gramEnd"/>
       <w:r>
@@ -4046,7 +4247,7 @@
           <w:sz w:val="32"/>
           <w:lang w:eastAsia="en-US"/>
         </w:rPr>
-        <w:t xml:space="preserve">2: Qwen3.5 </w:t>
+        <w:t xml:space="preserve">: Qwen3.5 </w:t>
       </w:r>
       <w:proofErr w:type="spellStart"/>
       <w:r>
@@ -4298,7 +4499,29 @@
           <w:szCs w:val="22"/>
           <w:lang w:eastAsia="en-US"/>
         </w:rPr>
-        <w:t>: {pos}".</w:t>
+        <w:t>: {</w:t>
+      </w:r>
+      <w:proofErr w:type="spellStart"/>
+      <w:r>
+        <w:rPr>
+          <w:rFonts w:eastAsia="Times New Roman"/>
+          <w:kern w:val="0"/>
+          <w:sz w:val="24"/>
+          <w:szCs w:val="22"/>
+          <w:lang w:eastAsia="en-US"/>
+        </w:rPr>
+        <w:t>pos</w:t>
+      </w:r>
+      <w:proofErr w:type="spellEnd"/>
+      <w:r>
+        <w:rPr>
+          <w:rFonts w:eastAsia="Times New Roman"/>
+          <w:kern w:val="0"/>
+          <w:sz w:val="24"/>
+          <w:szCs w:val="22"/>
+          <w:lang w:eastAsia="en-US"/>
+        </w:rPr>
+        <w:t>}".</w:t>
       </w:r>
     </w:p>
     <w:p>
@@ -5319,7 +5542,7 @@
         <w:jc w:val="left"/>
         <w:outlineLvl w:val="1"/>
         <w:rPr>
-          <w:rFonts w:ascii="Calibri" w:eastAsiaTheme="minorEastAsia" w:hAnsi="Calibri" w:hint="eastAsia"/>
+          <w:rFonts w:ascii="Calibri" w:eastAsiaTheme="minorEastAsia" w:hAnsi="Calibri"/>
           <w:b/>
           <w:bCs/>
           <w:color w:val="1F3A6E"/>
@@ -5349,7 +5572,7 @@
                     </pic:cNvPicPr>
                   </pic:nvPicPr>
                   <pic:blipFill>
-                    <a:blip r:embed="rId14">
+                    <a:blip r:embed="rId16">
                       <a:extLst>
                         <a:ext uri="{28A0092B-C50C-407E-A947-70E740481C1C}">
                           <a14:useLocalDpi xmlns:a14="http://schemas.microsoft.com/office/drawing/2010/main" val="0"/>
@@ -6141,7 +6364,7 @@
           <w:sz w:val="32"/>
           <w:lang w:eastAsia="en-US"/>
         </w:rPr>
-        <w:t>6  v</w:t>
+        <w:t>6  v3</w:t>
       </w:r>
       <w:proofErr w:type="gramEnd"/>
       <w:r>
@@ -6154,7 +6377,7 @@
           <w:sz w:val="32"/>
           <w:lang w:eastAsia="en-US"/>
         </w:rPr>
-        <w:t>3: Qwen3.5 Continual Pre-Training (TCM Domain Injection)</w:t>
+        <w:t>: Qwen3.5 Continual Pre-Training (TCM Domain Injection)</w:t>
       </w:r>
     </w:p>
     <w:p>
@@ -6314,7 +6537,7 @@
           <w:szCs w:val="22"/>
           <w:lang w:eastAsia="en-US"/>
         </w:rPr>
-        <w:t xml:space="preserve">, totaling 452,466 characters. The collection covers "Huangdi </w:t>
+        <w:t>, totaling 452,466 characters. The collection covers "</w:t>
       </w:r>
       <w:proofErr w:type="spellStart"/>
       <w:r>
@@ -6325,6 +6548,28 @@
           <w:szCs w:val="22"/>
           <w:lang w:eastAsia="en-US"/>
         </w:rPr>
+        <w:t>Huangdi</w:t>
+      </w:r>
+      <w:proofErr w:type="spellEnd"/>
+      <w:r>
+        <w:rPr>
+          <w:rFonts w:eastAsia="Times New Roman"/>
+          <w:kern w:val="0"/>
+          <w:sz w:val="24"/>
+          <w:szCs w:val="22"/>
+          <w:lang w:eastAsia="en-US"/>
+        </w:rPr>
+        <w:t xml:space="preserve"> </w:t>
+      </w:r>
+      <w:proofErr w:type="spellStart"/>
+      <w:r>
+        <w:rPr>
+          <w:rFonts w:eastAsia="Times New Roman"/>
+          <w:kern w:val="0"/>
+          <w:sz w:val="24"/>
+          <w:szCs w:val="22"/>
+          <w:lang w:eastAsia="en-US"/>
+        </w:rPr>
         <w:t>Neijing</w:t>
       </w:r>
       <w:proofErr w:type="spellEnd"/>
@@ -6358,7 +6603,7 @@
           <w:szCs w:val="22"/>
           <w:lang w:eastAsia="en-US"/>
         </w:rPr>
-        <w:t xml:space="preserve">", "Huangdi </w:t>
+        <w:t>", "</w:t>
       </w:r>
       <w:proofErr w:type="spellStart"/>
       <w:r>
@@ -6369,6 +6614,28 @@
           <w:szCs w:val="22"/>
           <w:lang w:eastAsia="en-US"/>
         </w:rPr>
+        <w:t>Huangdi</w:t>
+      </w:r>
+      <w:proofErr w:type="spellEnd"/>
+      <w:r>
+        <w:rPr>
+          <w:rFonts w:eastAsia="Times New Roman"/>
+          <w:kern w:val="0"/>
+          <w:sz w:val="24"/>
+          <w:szCs w:val="22"/>
+          <w:lang w:eastAsia="en-US"/>
+        </w:rPr>
+        <w:t xml:space="preserve"> </w:t>
+      </w:r>
+      <w:proofErr w:type="spellStart"/>
+      <w:r>
+        <w:rPr>
+          <w:rFonts w:eastAsia="Times New Roman"/>
+          <w:kern w:val="0"/>
+          <w:sz w:val="24"/>
+          <w:szCs w:val="22"/>
+          <w:lang w:eastAsia="en-US"/>
+        </w:rPr>
         <w:t>Neijing</w:t>
       </w:r>
       <w:proofErr w:type="spellEnd"/>
@@ -6424,7 +6691,7 @@
           <w:szCs w:val="22"/>
           <w:lang w:eastAsia="en-US"/>
         </w:rPr>
-        <w:t xml:space="preserve"> Jiayi Jing", "</w:t>
+        <w:t xml:space="preserve"> </w:t>
       </w:r>
       <w:proofErr w:type="spellStart"/>
       <w:r>
@@ -6435,6 +6702,28 @@
           <w:szCs w:val="22"/>
           <w:lang w:eastAsia="en-US"/>
         </w:rPr>
+        <w:t>Jiayi</w:t>
+      </w:r>
+      <w:proofErr w:type="spellEnd"/>
+      <w:r>
+        <w:rPr>
+          <w:rFonts w:eastAsia="Times New Roman"/>
+          <w:kern w:val="0"/>
+          <w:sz w:val="24"/>
+          <w:szCs w:val="22"/>
+          <w:lang w:eastAsia="en-US"/>
+        </w:rPr>
+        <w:t xml:space="preserve"> Jing", "</w:t>
+      </w:r>
+      <w:proofErr w:type="spellStart"/>
+      <w:r>
+        <w:rPr>
+          <w:rFonts w:eastAsia="Times New Roman"/>
+          <w:kern w:val="0"/>
+          <w:sz w:val="24"/>
+          <w:szCs w:val="22"/>
+          <w:lang w:eastAsia="en-US"/>
+        </w:rPr>
         <w:t>Jingluo</w:t>
       </w:r>
       <w:proofErr w:type="spellEnd"/>
@@ -6468,7 +6757,29 @@
           <w:szCs w:val="22"/>
           <w:lang w:eastAsia="en-US"/>
         </w:rPr>
-        <w:t>" (Acupoints), and "Shi Er Jingmai" (Twelve Meridians).</w:t>
+        <w:t>" (</w:t>
+      </w:r>
+      <w:proofErr w:type="spellStart"/>
+      <w:r>
+        <w:rPr>
+          <w:rFonts w:eastAsia="Times New Roman"/>
+          <w:kern w:val="0"/>
+          <w:sz w:val="24"/>
+          <w:szCs w:val="22"/>
+          <w:lang w:eastAsia="en-US"/>
+        </w:rPr>
+        <w:t>Acupoints</w:t>
+      </w:r>
+      <w:proofErr w:type="spellEnd"/>
+      <w:r>
+        <w:rPr>
+          <w:rFonts w:eastAsia="Times New Roman"/>
+          <w:kern w:val="0"/>
+          <w:sz w:val="24"/>
+          <w:szCs w:val="22"/>
+          <w:lang w:eastAsia="en-US"/>
+        </w:rPr>
+        <w:t>), and "Shi Er Jingmai" (Twelve Meridians).</w:t>
       </w:r>
     </w:p>
     <w:p>
@@ -6492,29 +6803,7 @@
           <w:szCs w:val="22"/>
           <w:lang w:eastAsia="en-US"/>
         </w:rPr>
-        <w:t xml:space="preserve">Preprocessing pipeline: remove Markdown </w:t>
-      </w:r>
-      <w:proofErr w:type="gramStart"/>
-      <w:r>
-        <w:rPr>
-          <w:rFonts w:eastAsia="Times New Roman"/>
-          <w:kern w:val="0"/>
-          <w:sz w:val="24"/>
-          <w:szCs w:val="22"/>
-          <w:lang w:eastAsia="en-US"/>
-        </w:rPr>
-        <w:t>markers (#</w:t>
-      </w:r>
-      <w:proofErr w:type="gramEnd"/>
-      <w:r>
-        <w:rPr>
-          <w:rFonts w:eastAsia="Times New Roman"/>
-          <w:kern w:val="0"/>
-          <w:sz w:val="24"/>
-          <w:szCs w:val="22"/>
-          <w:lang w:eastAsia="en-US"/>
-        </w:rPr>
-        <w:t xml:space="preserve">, *) → plain text → tokenization → chunking. Chunking strategy: </w:t>
+        <w:t xml:space="preserve">Preprocessing pipeline: remove Markdown markers (#, *) → plain text → tokenization → chunking. Chunking strategy: </w:t>
       </w:r>
       <w:proofErr w:type="spellStart"/>
       <w:r>
@@ -6628,29 +6917,7 @@
           <w:szCs w:val="22"/>
           <w:lang w:eastAsia="en-US"/>
         </w:rPr>
-        <w:t xml:space="preserve">), with batch size = 1, gradient accumulation over 8 steps (effective batch size = 8). Learning rate = </w:t>
-      </w:r>
-      <w:proofErr w:type="gramStart"/>
-      <w:r>
-        <w:rPr>
-          <w:rFonts w:eastAsia="Times New Roman"/>
-          <w:kern w:val="0"/>
-          <w:sz w:val="24"/>
-          <w:szCs w:val="22"/>
-          <w:lang w:eastAsia="en-US"/>
-        </w:rPr>
-        <w:t>5e</w:t>
-      </w:r>
-      <w:proofErr w:type="gramEnd"/>
-      <w:r>
-        <w:rPr>
-          <w:rFonts w:eastAsia="Times New Roman"/>
-          <w:kern w:val="0"/>
-          <w:sz w:val="24"/>
-          <w:szCs w:val="22"/>
-          <w:lang w:eastAsia="en-US"/>
-        </w:rPr>
-        <w:t>-5, trained for 10 epochs.</w:t>
+        <w:t>), with batch size = 1, gradient accumulation over 8 steps (effective batch size = 8). Learning rate = 5e-5, trained for 10 epochs.</w:t>
       </w:r>
     </w:p>
     <w:p>
@@ -6706,7 +6973,7 @@
         <w:jc w:val="left"/>
         <w:outlineLvl w:val="1"/>
         <w:rPr>
-          <w:rFonts w:ascii="Calibri" w:eastAsiaTheme="minorEastAsia" w:hAnsi="Calibri" w:hint="eastAsia"/>
+          <w:rFonts w:ascii="Calibri" w:eastAsiaTheme="minorEastAsia" w:hAnsi="Calibri"/>
           <w:b/>
           <w:bCs/>
           <w:color w:val="1F3A6E"/>
@@ -6736,7 +7003,7 @@
                     </pic:cNvPicPr>
                   </pic:nvPicPr>
                   <pic:blipFill>
-                    <a:blip r:embed="rId15" cstate="print">
+                    <a:blip r:embed="rId17" cstate="print">
                       <a:extLst>
                         <a:ext uri="{28A0092B-C50C-407E-A947-70E740481C1C}">
                           <a14:useLocalDpi xmlns:a14="http://schemas.microsoft.com/office/drawing/2010/main" val="0"/>
@@ -7597,10 +7864,29 @@
                 <w:sz w:val="20"/>
                 <w:szCs w:val="22"/>
               </w:rPr>
-              <w:t xml:space="preserve">Which acupoints can be </w:t>
+              <w:t xml:space="preserve">Which </w:t>
             </w:r>
             <w:proofErr w:type="spellStart"/>
-            <w:proofErr w:type="gramStart"/>
+            <w:r>
+              <w:rPr>
+                <w:rFonts w:eastAsia="Times New Roman"/>
+                <w:kern w:val="0"/>
+                <w:sz w:val="20"/>
+                <w:szCs w:val="22"/>
+              </w:rPr>
+              <w:t>acupoints</w:t>
+            </w:r>
+            <w:proofErr w:type="spellEnd"/>
+            <w:r>
+              <w:rPr>
+                <w:rFonts w:eastAsia="Times New Roman"/>
+                <w:kern w:val="0"/>
+                <w:sz w:val="20"/>
+                <w:szCs w:val="22"/>
+              </w:rPr>
+              <w:t xml:space="preserve"> can be </w:t>
+            </w:r>
+            <w:proofErr w:type="spellStart"/>
             <w:r>
               <w:rPr>
                 <w:rFonts w:eastAsia="Times New Roman"/>
@@ -7611,7 +7897,6 @@
               <w:t>needled</w:t>
             </w:r>
             <w:proofErr w:type="spellEnd"/>
-            <w:proofErr w:type="gramEnd"/>
             <w:r>
               <w:rPr>
                 <w:rFonts w:eastAsia="Times New Roman"/>
@@ -7707,7 +7992,27 @@
                 <w:sz w:val="20"/>
                 <w:szCs w:val="22"/>
               </w:rPr>
-              <w:t xml:space="preserve"> Jiayi Jing"</w:t>
+              <w:t xml:space="preserve"> </w:t>
+            </w:r>
+            <w:proofErr w:type="spellStart"/>
+            <w:r>
+              <w:rPr>
+                <w:rFonts w:eastAsia="Times New Roman"/>
+                <w:kern w:val="0"/>
+                <w:sz w:val="20"/>
+                <w:szCs w:val="22"/>
+              </w:rPr>
+              <w:t>Jiayi</w:t>
+            </w:r>
+            <w:proofErr w:type="spellEnd"/>
+            <w:r>
+              <w:rPr>
+                <w:rFonts w:eastAsia="Times New Roman"/>
+                <w:kern w:val="0"/>
+                <w:sz w:val="20"/>
+                <w:szCs w:val="22"/>
+              </w:rPr>
+              <w:t xml:space="preserve"> Jing"</w:t>
             </w:r>
           </w:p>
         </w:tc>
@@ -7747,10 +8052,29 @@
                 <w:sz w:val="20"/>
                 <w:szCs w:val="22"/>
               </w:rPr>
-              <w:t xml:space="preserve">Which acupoints can be </w:t>
+              <w:t xml:space="preserve">Which </w:t>
             </w:r>
             <w:proofErr w:type="spellStart"/>
-            <w:proofErr w:type="gramStart"/>
+            <w:r>
+              <w:rPr>
+                <w:rFonts w:eastAsia="Times New Roman"/>
+                <w:kern w:val="0"/>
+                <w:sz w:val="20"/>
+                <w:szCs w:val="22"/>
+              </w:rPr>
+              <w:t>acupoints</w:t>
+            </w:r>
+            <w:proofErr w:type="spellEnd"/>
+            <w:r>
+              <w:rPr>
+                <w:rFonts w:eastAsia="Times New Roman"/>
+                <w:kern w:val="0"/>
+                <w:sz w:val="20"/>
+                <w:szCs w:val="22"/>
+              </w:rPr>
+              <w:t xml:space="preserve"> can be </w:t>
+            </w:r>
+            <w:proofErr w:type="spellStart"/>
             <w:r>
               <w:rPr>
                 <w:rFonts w:eastAsia="Times New Roman"/>
@@ -7761,7 +8085,6 @@
               <w:t>needled</w:t>
             </w:r>
             <w:proofErr w:type="spellEnd"/>
-            <w:proofErr w:type="gramEnd"/>
             <w:r>
               <w:rPr>
                 <w:rFonts w:eastAsia="Times New Roman"/>
@@ -7946,7 +8269,27 @@
                 <w:sz w:val="20"/>
                 <w:szCs w:val="22"/>
               </w:rPr>
-              <w:t xml:space="preserve">Continued writing text from "Huangdi </w:t>
+              <w:t>Continued writing text from "</w:t>
+            </w:r>
+            <w:proofErr w:type="spellStart"/>
+            <w:r>
+              <w:rPr>
+                <w:rFonts w:eastAsia="Times New Roman"/>
+                <w:kern w:val="0"/>
+                <w:sz w:val="20"/>
+                <w:szCs w:val="22"/>
+              </w:rPr>
+              <w:t>Huangdi</w:t>
+            </w:r>
+            <w:proofErr w:type="spellEnd"/>
+            <w:r>
+              <w:rPr>
+                <w:rFonts w:eastAsia="Times New Roman"/>
+                <w:kern w:val="0"/>
+                <w:sz w:val="20"/>
+                <w:szCs w:val="22"/>
+              </w:rPr>
+              <w:t xml:space="preserve"> </w:t>
             </w:r>
             <w:proofErr w:type="spellStart"/>
             <w:r>
@@ -8263,7 +8606,7 @@
           <w:sz w:val="32"/>
           <w:lang w:eastAsia="en-US"/>
         </w:rPr>
-        <w:t>7  v</w:t>
+        <w:t>7  v4</w:t>
       </w:r>
       <w:proofErr w:type="gramEnd"/>
       <w:r>
@@ -8276,7 +8619,7 @@
           <w:sz w:val="32"/>
           <w:lang w:eastAsia="en-US"/>
         </w:rPr>
-        <w:t xml:space="preserve">4: Qwen3.5 </w:t>
+        <w:t xml:space="preserve">: Qwen3.5 </w:t>
       </w:r>
       <w:proofErr w:type="spellStart"/>
       <w:r>
@@ -8555,21 +8898,9 @@
           <w:szCs w:val="22"/>
           <w:lang w:eastAsia="en-US"/>
         </w:rPr>
-        <w:t>qa_</w:t>
-      </w:r>
-      <w:proofErr w:type="gramStart"/>
-      <w:r>
-        <w:rPr>
-          <w:rFonts w:eastAsia="Times New Roman"/>
-          <w:kern w:val="0"/>
-          <w:sz w:val="24"/>
-          <w:szCs w:val="22"/>
-          <w:lang w:eastAsia="en-US"/>
-        </w:rPr>
-        <w:t>dataset.jsonl</w:t>
+        <w:t>qa_dataset.jsonl</w:t>
       </w:r>
       <w:proofErr w:type="spellEnd"/>
-      <w:proofErr w:type="gramEnd"/>
       <w:r>
         <w:rPr>
           <w:rFonts w:eastAsia="Times New Roman"/>
@@ -8588,7 +8919,7 @@
         <w:ind w:left="567"/>
         <w:jc w:val="left"/>
         <w:rPr>
-          <w:rFonts w:ascii="SimSun" w:hAnsi="SimSun"/>
+          <w:rFonts w:ascii="宋体" w:hAnsi="宋体"/>
           <w:kern w:val="0"/>
           <w:sz w:val="24"/>
           <w:szCs w:val="22"/>
@@ -8610,7 +8941,7 @@
       <w:proofErr w:type="spellStart"/>
       <w:r>
         <w:rPr>
-          <w:rFonts w:ascii="Microsoft YaHei" w:eastAsia="Microsoft YaHei" w:hAnsi="Microsoft YaHei" w:cs="Microsoft YaHei" w:hint="eastAsia"/>
+          <w:rFonts w:ascii="微软雅黑" w:eastAsia="微软雅黑" w:hAnsi="微软雅黑" w:cs="微软雅黑" w:hint="eastAsia"/>
           <w:color w:val="4472C4"/>
           <w:kern w:val="0"/>
           <w:sz w:val="18"/>
@@ -8622,7 +8953,7 @@
       <w:proofErr w:type="spellEnd"/>
       <w:r>
         <w:rPr>
-          <w:rFonts w:ascii="Microsoft YaHei" w:eastAsia="Microsoft YaHei" w:hAnsi="Microsoft YaHei" w:cs="Microsoft YaHei" w:hint="eastAsia"/>
+          <w:rFonts w:ascii="微软雅黑" w:eastAsia="微软雅黑" w:hAnsi="微软雅黑" w:cs="微软雅黑" w:hint="eastAsia"/>
           <w:color w:val="4472C4"/>
           <w:kern w:val="0"/>
           <w:sz w:val="18"/>
@@ -8645,7 +8976,7 @@
       <w:proofErr w:type="spellStart"/>
       <w:r>
         <w:rPr>
-          <w:rFonts w:ascii="Microsoft YaHei" w:eastAsia="Microsoft YaHei" w:hAnsi="Microsoft YaHei" w:cs="Microsoft YaHei" w:hint="eastAsia"/>
+          <w:rFonts w:ascii="微软雅黑" w:eastAsia="微软雅黑" w:hAnsi="微软雅黑" w:cs="微软雅黑" w:hint="eastAsia"/>
           <w:color w:val="4472C4"/>
           <w:kern w:val="0"/>
           <w:sz w:val="18"/>
@@ -8657,7 +8988,7 @@
       <w:proofErr w:type="spellEnd"/>
       <w:r>
         <w:rPr>
-          <w:rFonts w:ascii="Microsoft YaHei" w:eastAsia="Microsoft YaHei" w:hAnsi="Microsoft YaHei" w:cs="Microsoft YaHei" w:hint="eastAsia"/>
+          <w:rFonts w:ascii="微软雅黑" w:eastAsia="微软雅黑" w:hAnsi="微软雅黑" w:cs="微软雅黑" w:hint="eastAsia"/>
           <w:color w:val="4472C4"/>
           <w:kern w:val="0"/>
           <w:sz w:val="18"/>
@@ -8679,7 +9010,7 @@
       </w:r>
       <w:r>
         <w:rPr>
-          <w:rFonts w:ascii="Microsoft YaHei" w:eastAsia="Microsoft YaHei" w:hAnsi="Microsoft YaHei" w:cs="Microsoft YaHei" w:hint="eastAsia"/>
+          <w:rFonts w:ascii="微软雅黑" w:eastAsia="微软雅黑" w:hAnsi="微软雅黑" w:cs="微软雅黑" w:hint="eastAsia"/>
           <w:color w:val="4472C4"/>
           <w:kern w:val="0"/>
           <w:sz w:val="18"/>
@@ -8701,7 +9032,7 @@
       </w:r>
       <w:r>
         <w:rPr>
-          <w:rFonts w:ascii="Microsoft YaHei" w:eastAsia="Microsoft YaHei" w:hAnsi="Microsoft YaHei" w:cs="Microsoft YaHei" w:hint="eastAsia"/>
+          <w:rFonts w:ascii="微软雅黑" w:eastAsia="微软雅黑" w:hAnsi="微软雅黑" w:cs="微软雅黑" w:hint="eastAsia"/>
           <w:color w:val="4472C4"/>
           <w:kern w:val="0"/>
           <w:sz w:val="18"/>
@@ -9324,27 +9655,7 @@
                 <w:sz w:val="20"/>
                 <w:szCs w:val="22"/>
               </w:rPr>
-              <w:t>10 epochs (</w:t>
-            </w:r>
-            <w:proofErr w:type="gramStart"/>
-            <w:r>
-              <w:rPr>
-                <w:rFonts w:eastAsia="Times New Roman"/>
-                <w:kern w:val="0"/>
-                <w:sz w:val="20"/>
-                <w:szCs w:val="22"/>
-              </w:rPr>
-              <w:t>actually completed</w:t>
-            </w:r>
-            <w:proofErr w:type="gramEnd"/>
-            <w:r>
-              <w:rPr>
-                <w:rFonts w:eastAsia="Times New Roman"/>
-                <w:kern w:val="0"/>
-                <w:sz w:val="20"/>
-                <w:szCs w:val="22"/>
-              </w:rPr>
-              <w:t xml:space="preserve"> ~3.6 epochs / 36 steps)</w:t>
+              <w:t>10 epochs (actually completed ~3.6 epochs / 36 steps)</w:t>
             </w:r>
           </w:p>
         </w:tc>
@@ -9716,7 +10027,7 @@
         <w:jc w:val="left"/>
         <w:outlineLvl w:val="1"/>
         <w:rPr>
-          <w:rFonts w:ascii="Calibri" w:eastAsiaTheme="minorEastAsia" w:hAnsi="Calibri" w:hint="eastAsia"/>
+          <w:rFonts w:ascii="Calibri" w:eastAsiaTheme="minorEastAsia" w:hAnsi="Calibri"/>
           <w:b/>
           <w:bCs/>
           <w:color w:val="1F3A6E"/>
@@ -9746,7 +10057,7 @@
                     </pic:cNvPicPr>
                   </pic:nvPicPr>
                   <pic:blipFill>
-                    <a:blip r:embed="rId16" cstate="print">
+                    <a:blip r:embed="rId18" cstate="print">
                       <a:extLst>
                         <a:ext uri="{28A0092B-C50C-407E-A947-70E740481C1C}">
                           <a14:useLocalDpi xmlns:a14="http://schemas.microsoft.com/office/drawing/2010/main" val="0"/>
@@ -10428,29 +10739,7 @@
           <w:szCs w:val="22"/>
           <w:lang w:eastAsia="en-US"/>
         </w:rPr>
-        <w:t xml:space="preserve">The gap between </w:t>
-      </w:r>
-      <w:proofErr w:type="gramStart"/>
-      <w:r>
-        <w:rPr>
-          <w:rFonts w:eastAsia="Times New Roman"/>
-          <w:kern w:val="0"/>
-          <w:sz w:val="24"/>
-          <w:szCs w:val="22"/>
-          <w:lang w:eastAsia="en-US"/>
-        </w:rPr>
-        <w:t>train</w:t>
-      </w:r>
-      <w:proofErr w:type="gramEnd"/>
-      <w:r>
-        <w:rPr>
-          <w:rFonts w:eastAsia="Times New Roman"/>
-          <w:kern w:val="0"/>
-          <w:sz w:val="24"/>
-          <w:szCs w:val="22"/>
-          <w:lang w:eastAsia="en-US"/>
-        </w:rPr>
-        <w:t xml:space="preserve"> and validation loss is small (1.42 vs 1.45), indicating no significant overfitting.</w:t>
+        <w:t>The gap between train and validation loss is small (1.42 vs 1.45), indicating no significant overfitting.</w:t>
       </w:r>
     </w:p>
     <w:p>
@@ -10915,7 +11204,27 @@
                 <w:sz w:val="20"/>
                 <w:szCs w:val="22"/>
               </w:rPr>
-              <w:t xml:space="preserve"> acupoint... (514 chars, detailed but repetitive)</w:t>
+              <w:t xml:space="preserve"> </w:t>
+            </w:r>
+            <w:proofErr w:type="spellStart"/>
+            <w:r>
+              <w:rPr>
+                <w:rFonts w:eastAsia="Times New Roman"/>
+                <w:kern w:val="0"/>
+                <w:sz w:val="20"/>
+                <w:szCs w:val="22"/>
+              </w:rPr>
+              <w:t>acupoint</w:t>
+            </w:r>
+            <w:proofErr w:type="spellEnd"/>
+            <w:r>
+              <w:rPr>
+                <w:rFonts w:eastAsia="Times New Roman"/>
+                <w:kern w:val="0"/>
+                <w:sz w:val="20"/>
+                <w:szCs w:val="22"/>
+              </w:rPr>
+              <w:t>... (514 chars, detailed but repetitive)</w:t>
             </w:r>
           </w:p>
         </w:tc>
@@ -11212,27 +11521,7 @@
                 <w:sz w:val="20"/>
                 <w:szCs w:val="22"/>
               </w:rPr>
-              <w:t xml:space="preserve">1. Needles cannot enter yin </w:t>
-            </w:r>
-            <w:proofErr w:type="gramStart"/>
-            <w:r>
-              <w:rPr>
-                <w:rFonts w:eastAsia="Times New Roman"/>
-                <w:kern w:val="0"/>
-                <w:sz w:val="20"/>
-                <w:szCs w:val="22"/>
-              </w:rPr>
-              <w:t>divisions</w:t>
-            </w:r>
-            <w:proofErr w:type="gramEnd"/>
-            <w:r>
-              <w:rPr>
-                <w:rFonts w:eastAsia="Times New Roman"/>
-                <w:kern w:val="0"/>
-                <w:sz w:val="20"/>
-                <w:szCs w:val="22"/>
-              </w:rPr>
-              <w:t>; (10 chars)</w:t>
+              <w:t>1. Needles cannot enter yin divisions; (10 chars)</w:t>
             </w:r>
           </w:p>
         </w:tc>
@@ -11445,27 +11734,7 @@
                 <w:sz w:val="20"/>
                 <w:szCs w:val="22"/>
               </w:rPr>
-              <w:t xml:space="preserve">Acupoints are the </w:t>
-            </w:r>
-            <w:proofErr w:type="gramStart"/>
-            <w:r>
-              <w:rPr>
-                <w:rFonts w:eastAsia="Times New Roman"/>
-                <w:kern w:val="0"/>
-                <w:sz w:val="20"/>
-                <w:szCs w:val="22"/>
-              </w:rPr>
-              <w:t>direct action</w:t>
-            </w:r>
-            <w:proofErr w:type="gramEnd"/>
-            <w:r>
-              <w:rPr>
-                <w:rFonts w:eastAsia="Times New Roman"/>
-                <w:kern w:val="0"/>
-                <w:sz w:val="20"/>
-                <w:szCs w:val="22"/>
-              </w:rPr>
-              <w:t xml:space="preserve"> sites for acupuncture treatment. (15 chars)</w:t>
+              <w:t>Acupoints are the direct action sites for acupuncture treatment. (15 chars)</w:t>
             </w:r>
           </w:p>
         </w:tc>
@@ -11642,7 +11911,29 @@
           <w:szCs w:val="22"/>
           <w:lang w:eastAsia="en-US"/>
         </w:rPr>
-        <w:t xml:space="preserve"> acupoint" repeated approximately 100 times in the headache question), indicating that under limited </w:t>
+        <w:t xml:space="preserve"> </w:t>
+      </w:r>
+      <w:proofErr w:type="spellStart"/>
+      <w:r>
+        <w:rPr>
+          <w:rFonts w:eastAsia="Times New Roman"/>
+          <w:kern w:val="0"/>
+          <w:sz w:val="24"/>
+          <w:szCs w:val="22"/>
+          <w:lang w:eastAsia="en-US"/>
+        </w:rPr>
+        <w:t>acupoint</w:t>
+      </w:r>
+      <w:proofErr w:type="spellEnd"/>
+      <w:r>
+        <w:rPr>
+          <w:rFonts w:eastAsia="Times New Roman"/>
+          <w:kern w:val="0"/>
+          <w:sz w:val="24"/>
+          <w:szCs w:val="22"/>
+          <w:lang w:eastAsia="en-US"/>
+        </w:rPr>
+        <w:t xml:space="preserve">" repeated approximately 100 times in the headache question), indicating that under limited </w:t>
       </w:r>
       <w:r>
         <w:rPr>
@@ -11653,29 +11944,7 @@
           <w:lang w:eastAsia="en-US"/>
         </w:rPr>
         <w:lastRenderedPageBreak/>
-        <w:t xml:space="preserve">training steps (36 steps), the model has not fully converged. It is recommended to expand the QA pairs to 500+, train for 5–8 </w:t>
-      </w:r>
-      <w:proofErr w:type="gramStart"/>
-      <w:r>
-        <w:rPr>
-          <w:rFonts w:eastAsia="Times New Roman"/>
-          <w:kern w:val="0"/>
-          <w:sz w:val="24"/>
-          <w:szCs w:val="22"/>
-          <w:lang w:eastAsia="en-US"/>
-        </w:rPr>
-        <w:t>epochs, and</w:t>
-      </w:r>
-      <w:proofErr w:type="gramEnd"/>
-      <w:r>
-        <w:rPr>
-          <w:rFonts w:eastAsia="Times New Roman"/>
-          <w:kern w:val="0"/>
-          <w:sz w:val="24"/>
-          <w:szCs w:val="22"/>
-          <w:lang w:eastAsia="en-US"/>
-        </w:rPr>
-        <w:t xml:space="preserve"> incorporate repetition penalty mechanisms.</w:t>
+        <w:t>training steps (36 steps), the model has not fully converged. It is recommended to expand the QA pairs to 500+, train for 5–8 epochs, and incorporate repetition penalty mechanisms.</w:t>
       </w:r>
     </w:p>
     <w:p>
@@ -12265,12 +12534,32 @@
           <w:szCs w:val="22"/>
           <w:lang w:eastAsia="en-US"/>
         </w:rPr>
-        <w:t>[8] Project code and experimental data: v1–v4 directories, https://github.com/request-curl/NLPHomeWork20260530.</w:t>
+        <w:t xml:space="preserve">[8] Project code and experimental data: v1–v4 directories, </w:t>
+      </w:r>
+      <w:r>
+        <w:rPr>
+          <w:rFonts w:eastAsia="Times New Roman"/>
+          <w:kern w:val="0"/>
+          <w:sz w:val="21"/>
+          <w:szCs w:val="22"/>
+          <w:lang w:eastAsia="en-US"/>
+        </w:rPr>
+        <w:t>https://github.com/EthanGD/NLPHomeWork20260530</w:t>
+      </w:r>
+      <w:r>
+        <w:rPr>
+          <w:rFonts w:eastAsia="Times New Roman"/>
+          <w:kern w:val="0"/>
+          <w:sz w:val="21"/>
+          <w:szCs w:val="22"/>
+          <w:lang w:eastAsia="en-US"/>
+        </w:rPr>
+        <w:t>.</w:t>
       </w:r>
     </w:p>
     <w:sectPr>
-      <w:headerReference w:type="default" r:id="rId17"/>
-      <w:footerReference w:type="default" r:id="rId18"/>
+      <w:headerReference w:type="default" r:id="rId19"/>
+      <w:footerReference w:type="default" r:id="rId20"/>
       <w:pgSz w:w="11906" w:h="16838"/>
       <w:pgMar w:top="1418" w:right="1134" w:bottom="1418" w:left="1701" w:header="851" w:footer="992" w:gutter="0"/>
       <w:cols w:space="425"/>
@@ -12281,7 +12570,7 @@
 </file>
 
 <file path=word/endnotes.xml><?xml version="1.0" encoding="utf-8"?>
-<w:endnotes xmlns:wpc="http://schemas.microsoft.com/office/word/2010/wordprocessingCanvas" xmlns:cx="http://schemas.microsoft.com/office/drawing/2014/chartex" xmlns:cx1="http://schemas.microsoft.com/office/drawing/2015/9/8/chartex" xmlns:cx2="http://schemas.microsoft.com/office/drawing/2015/10/21/chartex" xmlns:cx3="http://schemas.microsoft.com/office/drawing/2016/5/9/chartex" xmlns:cx4="http://schemas.microsoft.com/office/drawing/2016/5/10/chartex" xmlns:cx5="http://schemas.microsoft.com/office/drawing/2016/5/11/chartex" xmlns:cx6="http://schemas.microsoft.com/office/drawing/2016/5/12/chartex" xmlns:cx7="http://schemas.microsoft.com/office/drawing/2016/5/13/chartex" xmlns:cx8="http://schemas.microsoft.com/office/drawing/2016/5/14/chartex" xmlns:mc="http://schemas.openxmlformats.org/markup-compatibility/2006" xmlns:aink="http://schemas.microsoft.com/office/drawing/2016/ink" xmlns:am3d="http://schemas.microsoft.com/office/drawing/2017/model3d" xmlns:o="urn:schemas-microsoft-com:office:office" xmlns:oel="http://schemas.microsoft.com/office/2019/extlst" xmlns:r="http://schemas.openxmlformats.org/officeDocument/2006/relationships" xmlns:m="http://schemas.openxmlformats.org/officeDocument/2006/math" xmlns:v="urn:schemas-microsoft-com:vml" xmlns:wp14="http://schemas.microsoft.com/office/word/2010/wordprocessingDrawing" xmlns:wp="http://schemas.openxmlformats.org/drawingml/2006/wordprocessingDrawing" xmlns:w10="urn:schemas-microsoft-com:office:word" xmlns:w="http://schemas.openxmlformats.org/wordprocessingml/2006/main" xmlns:w14="http://schemas.microsoft.com/office/word/2010/wordml" xmlns:w15="http://schemas.microsoft.com/office/word/2012/wordml" xmlns:w16cex="http://schemas.microsoft.com/office/word/2018/wordml/cex" xmlns:w16cid="http://schemas.microsoft.com/office/word/2016/wordml/cid" xmlns:w16="http://schemas.microsoft.com/office/word/2018/wordml" xmlns:w16du="http://schemas.microsoft.com/office/word/2023/wordml/word16du" xmlns:w16sdtdh="http://schemas.microsoft.com/office/word/2020/wordml/sdtdatahash" xmlns:w16sdtfl="http://schemas.microsoft.com/office/word/2024/wordml/sdtformatlock" xmlns:w16se="http://schemas.microsoft.com/office/word/2015/wordml/symex" xmlns:wpg="http://schemas.microsoft.com/office/word/2010/wordprocessingGroup" xmlns:wpi="http://schemas.microsoft.com/office/word/2010/wordprocessingInk" xmlns:wne="http://schemas.microsoft.com/office/word/2006/wordml" xmlns:wps="http://schemas.microsoft.com/office/word/2010/wordprocessingShape" mc:Ignorable="w14 w15 w16se w16cid w16 w16cex w16sdtdh w16sdtfl w16du wp14">
+<w:endnotes xmlns:wpc="http://schemas.microsoft.com/office/word/2010/wordprocessingCanvas" xmlns:mc="http://schemas.openxmlformats.org/markup-compatibility/2006" xmlns:o="urn:schemas-microsoft-com:office:office" xmlns:r="http://schemas.openxmlformats.org/officeDocument/2006/relationships" xmlns:m="http://schemas.openxmlformats.org/officeDocument/2006/math" xmlns:v="urn:schemas-microsoft-com:vml" xmlns:wp14="http://schemas.microsoft.com/office/word/2010/wordprocessingDrawing" xmlns:wp="http://schemas.openxmlformats.org/drawingml/2006/wordprocessingDrawing" xmlns:w10="urn:schemas-microsoft-com:office:word" xmlns:w="http://schemas.openxmlformats.org/wordprocessingml/2006/main" xmlns:w14="http://schemas.microsoft.com/office/word/2010/wordml" xmlns:wpg="http://schemas.microsoft.com/office/word/2010/wordprocessingGroup" xmlns:wpi="http://schemas.microsoft.com/office/word/2010/wordprocessingInk" xmlns:wne="http://schemas.microsoft.com/office/word/2006/wordml" xmlns:wps="http://schemas.microsoft.com/office/word/2010/wordprocessingShape" mc:Ignorable="w14 wp14">
   <w:endnote w:type="separator" w:id="-1">
     <w:p>
       <w:r>
@@ -12300,10 +12589,10 @@
 </file>
 
 <file path=word/footer1.xml><?xml version="1.0" encoding="utf-8"?>
-<w:ftr xmlns:wpc="http://schemas.microsoft.com/office/word/2010/wordprocessingCanvas" xmlns:cx="http://schemas.microsoft.com/office/drawing/2014/chartex" xmlns:cx1="http://schemas.microsoft.com/office/drawing/2015/9/8/chartex" xmlns:cx2="http://schemas.microsoft.com/office/drawing/2015/10/21/chartex" xmlns:cx3="http://schemas.microsoft.com/office/drawing/2016/5/9/chartex" xmlns:cx4="http://schemas.microsoft.com/office/drawing/2016/5/10/chartex" xmlns:cx5="http://schemas.microsoft.com/office/drawing/2016/5/11/chartex" xmlns:cx6="http://schemas.microsoft.com/office/drawing/2016/5/12/chartex" xmlns:cx7="http://schemas.microsoft.com/office/drawing/2016/5/13/chartex" xmlns:cx8="http://schemas.microsoft.com/office/drawing/2016/5/14/chartex" xmlns:mc="http://schemas.openxmlformats.org/markup-compatibility/2006" xmlns:aink="http://schemas.microsoft.com/office/drawing/2016/ink" xmlns:am3d="http://schemas.microsoft.com/office/drawing/2017/model3d" xmlns:o="urn:schemas-microsoft-com:office:office" xmlns:oel="http://schemas.microsoft.com/office/2019/extlst" xmlns:r="http://schemas.openxmlformats.org/officeDocument/2006/relationships" xmlns:m="http://schemas.openxmlformats.org/officeDocument/2006/math" xmlns:v="urn:schemas-microsoft-com:vml" xmlns:wp14="http://schemas.microsoft.com/office/word/2010/wordprocessingDrawing" xmlns:wp="http://schemas.openxmlformats.org/drawingml/2006/wordprocessingDrawing" xmlns:w10="urn:schemas-microsoft-com:office:word" xmlns:w="http://schemas.openxmlformats.org/wordprocessingml/2006/main" xmlns:w14="http://schemas.microsoft.com/office/word/2010/wordml" xmlns:w15="http://schemas.microsoft.com/office/word/2012/wordml" xmlns:w16cex="http://schemas.microsoft.com/office/word/2018/wordml/cex" xmlns:w16cid="http://schemas.microsoft.com/office/word/2016/wordml/cid" xmlns:w16="http://schemas.microsoft.com/office/word/2018/wordml" xmlns:w16du="http://schemas.microsoft.com/office/word/2023/wordml/word16du" xmlns:w16sdtdh="http://schemas.microsoft.com/office/word/2020/wordml/sdtdatahash" xmlns:w16sdtfl="http://schemas.microsoft.com/office/word/2024/wordml/sdtformatlock" xmlns:w16se="http://schemas.microsoft.com/office/word/2015/wordml/symex" xmlns:wpg="http://schemas.microsoft.com/office/word/2010/wordprocessingGroup" xmlns:wpi="http://schemas.microsoft.com/office/word/2010/wordprocessingInk" xmlns:wne="http://schemas.microsoft.com/office/word/2006/wordml" xmlns:wps="http://schemas.microsoft.com/office/word/2010/wordprocessingShape" mc:Ignorable="w14 w15 w16se w16cid w16 w16cex w16sdtdh w16sdtfl w16du wp14">
+<w:ftr xmlns:wpc="http://schemas.microsoft.com/office/word/2010/wordprocessingCanvas" xmlns:mc="http://schemas.openxmlformats.org/markup-compatibility/2006" xmlns:o="urn:schemas-microsoft-com:office:office" xmlns:r="http://schemas.openxmlformats.org/officeDocument/2006/relationships" xmlns:m="http://schemas.openxmlformats.org/officeDocument/2006/math" xmlns:v="urn:schemas-microsoft-com:vml" xmlns:wp14="http://schemas.microsoft.com/office/word/2010/wordprocessingDrawing" xmlns:wp="http://schemas.openxmlformats.org/drawingml/2006/wordprocessingDrawing" xmlns:w10="urn:schemas-microsoft-com:office:word" xmlns:w="http://schemas.openxmlformats.org/wordprocessingml/2006/main" xmlns:w14="http://schemas.microsoft.com/office/word/2010/wordml" xmlns:wpg="http://schemas.microsoft.com/office/word/2010/wordprocessingGroup" xmlns:wpi="http://schemas.microsoft.com/office/word/2010/wordprocessingInk" xmlns:wne="http://schemas.microsoft.com/office/word/2006/wordml" xmlns:wps="http://schemas.microsoft.com/office/word/2010/wordprocessingShape" mc:Ignorable="w14 wp14">
   <w:p>
     <w:pPr>
-      <w:pStyle w:val="Footer"/>
+      <w:pStyle w:val="a4"/>
     </w:pPr>
     <w:r>
       <w:rPr>
@@ -12326,7 +12615,7 @@
               <wp:docPr id="1515624387" name="Text Box 2" descr="General">
                 <a:extLst xmlns:a="http://schemas.openxmlformats.org/drawingml/2006/main">
                   <a:ext uri="{5AE41FA2-C0FF-4470-9BD4-5FADCA87CBE2}">
-                    <aclsh:classification xmlns:aclsh="http://schemas.microsoft.com/office/drawing/2020/classificationShape" classificationOutcomeType="ftr"/>
+                    <aclsh:classification xmlns:aclsh="http://schemas.microsoft.com/office/drawing/2020/classificationShape" xmlns:w16se="http://schemas.microsoft.com/office/word/2015/wordml/symex" xmlns:w16sdtfl="http://schemas.microsoft.com/office/word/2024/wordml/sdtformatlock" xmlns:w16sdtdh="http://schemas.microsoft.com/office/word/2020/wordml/sdtdatahash" xmlns:w16du="http://schemas.microsoft.com/office/word/2023/wordml/word16du" xmlns:w16="http://schemas.microsoft.com/office/word/2018/wordml" xmlns:w16cid="http://schemas.microsoft.com/office/word/2016/wordml/cid" xmlns:w16cex="http://schemas.microsoft.com/office/word/2018/wordml/cex" xmlns:w15="http://schemas.microsoft.com/office/word/2012/wordml" xmlns:w="http://schemas.openxmlformats.org/wordprocessingml/2006/main" xmlns:w10="urn:schemas-microsoft-com:office:word" xmlns:v="urn:schemas-microsoft-com:vml" xmlns:oel="http://schemas.microsoft.com/office/2019/extlst" xmlns:o="urn:schemas-microsoft-com:office:office" xmlns:am3d="http://schemas.microsoft.com/office/drawing/2017/model3d" xmlns:aink="http://schemas.microsoft.com/office/drawing/2016/ink" xmlns:cx8="http://schemas.microsoft.com/office/drawing/2016/5/14/chartex" xmlns:cx7="http://schemas.microsoft.com/office/drawing/2016/5/13/chartex" xmlns:cx6="http://schemas.microsoft.com/office/drawing/2016/5/12/chartex" xmlns:cx5="http://schemas.microsoft.com/office/drawing/2016/5/11/chartex" xmlns:cx4="http://schemas.microsoft.com/office/drawing/2016/5/10/chartex" xmlns:cx3="http://schemas.microsoft.com/office/drawing/2016/5/9/chartex" xmlns:cx2="http://schemas.microsoft.com/office/drawing/2015/10/21/chartex" xmlns:cx1="http://schemas.microsoft.com/office/drawing/2015/9/8/chartex" xmlns:cx="http://schemas.microsoft.com/office/drawing/2014/chartex" xmlns="" classificationOutcomeType="ftr"/>
                   </a:ext>
                 </a:extLst>
               </wp:docPr>
@@ -12387,11 +12676,11 @@
         </mc:Choice>
         <mc:Fallback>
           <w:pict>
-            <v:shapetype w14:anchorId="04CD5F1D" id="_x0000_t202" coordsize="21600,21600" o:spt="202" path="m,l,21600r21600,l21600,xe">
+            <v:shapetype id="_x0000_t202" coordsize="21600,21600" o:spt="202" path="m,l,21600r21600,l21600,xe">
               <v:stroke joinstyle="miter"/>
               <v:path gradientshapeok="t" o:connecttype="rect"/>
             </v:shapetype>
-            <v:shape id="Text Box 2" o:spid="_x0000_s1026" type="#_x0000_t202" alt="General" style="position:absolute;margin-left:0;margin-top:0;width:54.1pt;height:27.2pt;z-index:251657728;visibility:visible;mso-wrap-style:none;mso-wrap-distance-left:0;mso-wrap-distance-top:0;mso-wrap-distance-right:0;mso-wrap-distance-bottom:0;mso-position-horizontal:left;mso-position-horizontal-relative:page;mso-position-vertical:bottom;mso-position-vertical-relative:page;v-text-anchor:bottom" o:gfxdata="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" filled="f" stroked="f">
+            <v:shape id="Text Box 2" o:spid="_x0000_s1026" type="#_x0000_t202" alt="General" style="position:absolute;margin-left:0;margin-top:0;width:54.1pt;height:27.2pt;z-index:251657728;visibility:visible;mso-wrap-style:none;mso-wrap-distance-left:0;mso-wrap-distance-top:0;mso-wrap-distance-right:0;mso-wrap-distance-bottom:0;mso-position-horizontal:left;mso-position-horizontal-relative:page;mso-position-vertical:bottom;mso-position-vertical-relative:page;v-text-anchor:bottom" o:gfxdata="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" filled="f" stroked="f">
               <v:textbox style="mso-fit-shape-to-text:t" inset="20pt,0,0,15pt">
                 <w:txbxContent>
                   <w:p>
@@ -12428,10 +12717,10 @@
 </file>
 
 <file path=word/footer2.xml><?xml version="1.0" encoding="utf-8"?>
-<w:ftr xmlns:wpc="http://schemas.microsoft.com/office/word/2010/wordprocessingCanvas" xmlns:cx="http://schemas.microsoft.com/office/drawing/2014/chartex" xmlns:cx1="http://schemas.microsoft.com/office/drawing/2015/9/8/chartex" xmlns:cx2="http://schemas.microsoft.com/office/drawing/2015/10/21/chartex" xmlns:cx3="http://schemas.microsoft.com/office/drawing/2016/5/9/chartex" xmlns:cx4="http://schemas.microsoft.com/office/drawing/2016/5/10/chartex" xmlns:cx5="http://schemas.microsoft.com/office/drawing/2016/5/11/chartex" xmlns:cx6="http://schemas.microsoft.com/office/drawing/2016/5/12/chartex" xmlns:cx7="http://schemas.microsoft.com/office/drawing/2016/5/13/chartex" xmlns:cx8="http://schemas.microsoft.com/office/drawing/2016/5/14/chartex" xmlns:mc="http://schemas.openxmlformats.org/markup-compatibility/2006" xmlns:aink="http://schemas.microsoft.com/office/drawing/2016/ink" xmlns:am3d="http://schemas.microsoft.com/office/drawing/2017/model3d" xmlns:o="urn:schemas-microsoft-com:office:office" xmlns:oel="http://schemas.microsoft.com/office/2019/extlst" xmlns:r="http://schemas.openxmlformats.org/officeDocument/2006/relationships" xmlns:m="http://schemas.openxmlformats.org/officeDocument/2006/math" xmlns:v="urn:schemas-microsoft-com:vml" xmlns:wp14="http://schemas.microsoft.com/office/word/2010/wordprocessingDrawing" xmlns:wp="http://schemas.openxmlformats.org/drawingml/2006/wordprocessingDrawing" xmlns:w10="urn:schemas-microsoft-com:office:word" xmlns:w="http://schemas.openxmlformats.org/wordprocessingml/2006/main" xmlns:w14="http://schemas.microsoft.com/office/word/2010/wordml" xmlns:w15="http://schemas.microsoft.com/office/word/2012/wordml" xmlns:w16cex="http://schemas.microsoft.com/office/word/2018/wordml/cex" xmlns:w16cid="http://schemas.microsoft.com/office/word/2016/wordml/cid" xmlns:w16="http://schemas.microsoft.com/office/word/2018/wordml" xmlns:w16du="http://schemas.microsoft.com/office/word/2023/wordml/word16du" xmlns:w16sdtdh="http://schemas.microsoft.com/office/word/2020/wordml/sdtdatahash" xmlns:w16sdtfl="http://schemas.microsoft.com/office/word/2024/wordml/sdtformatlock" xmlns:w16se="http://schemas.microsoft.com/office/word/2015/wordml/symex" xmlns:wpg="http://schemas.microsoft.com/office/word/2010/wordprocessingGroup" xmlns:wpi="http://schemas.microsoft.com/office/word/2010/wordprocessingInk" xmlns:wne="http://schemas.microsoft.com/office/word/2006/wordml" xmlns:wps="http://schemas.microsoft.com/office/word/2010/wordprocessingShape" mc:Ignorable="w14 w15 w16se w16cid w16 w16cex w16sdtdh w16sdtfl w16du wp14">
+<w:ftr xmlns:wpc="http://schemas.microsoft.com/office/word/2010/wordprocessingCanvas" xmlns:mc="http://schemas.openxmlformats.org/markup-compatibility/2006" xmlns:o="urn:schemas-microsoft-com:office:office" xmlns:r="http://schemas.openxmlformats.org/officeDocument/2006/relationships" xmlns:m="http://schemas.openxmlformats.org/officeDocument/2006/math" xmlns:v="urn:schemas-microsoft-com:vml" xmlns:wp14="http://schemas.microsoft.com/office/word/2010/wordprocessingDrawing" xmlns:wp="http://schemas.openxmlformats.org/drawingml/2006/wordprocessingDrawing" xmlns:w10="urn:schemas-microsoft-com:office:word" xmlns:w="http://schemas.openxmlformats.org/wordprocessingml/2006/main" xmlns:w14="http://schemas.microsoft.com/office/word/2010/wordml" xmlns:wpg="http://schemas.microsoft.com/office/word/2010/wordprocessingGroup" xmlns:wpi="http://schemas.microsoft.com/office/word/2010/wordprocessingInk" xmlns:wne="http://schemas.microsoft.com/office/word/2006/wordml" xmlns:wps="http://schemas.microsoft.com/office/word/2010/wordprocessingShape" mc:Ignorable="w14 wp14">
   <w:p>
     <w:pPr>
-      <w:pStyle w:val="Footer"/>
+      <w:pStyle w:val="a4"/>
     </w:pPr>
     <w:r>
       <w:rPr>
@@ -12454,7 +12743,7 @@
               <wp:docPr id="1439580447" name="Text Box 3" descr="General">
                 <a:extLst xmlns:a="http://schemas.openxmlformats.org/drawingml/2006/main">
                   <a:ext uri="{5AE41FA2-C0FF-4470-9BD4-5FADCA87CBE2}">
-                    <aclsh:classification xmlns:aclsh="http://schemas.microsoft.com/office/drawing/2020/classificationShape" classificationOutcomeType="ftr"/>
+                    <aclsh:classification xmlns:aclsh="http://schemas.microsoft.com/office/drawing/2020/classificationShape" xmlns:w16se="http://schemas.microsoft.com/office/word/2015/wordml/symex" xmlns:w16sdtfl="http://schemas.microsoft.com/office/word/2024/wordml/sdtformatlock" xmlns:w16sdtdh="http://schemas.microsoft.com/office/word/2020/wordml/sdtdatahash" xmlns:w16du="http://schemas.microsoft.com/office/word/2023/wordml/word16du" xmlns:w16="http://schemas.microsoft.com/office/word/2018/wordml" xmlns:w16cid="http://schemas.microsoft.com/office/word/2016/wordml/cid" xmlns:w16cex="http://schemas.microsoft.com/office/word/2018/wordml/cex" xmlns:w15="http://schemas.microsoft.com/office/word/2012/wordml" xmlns:w="http://schemas.openxmlformats.org/wordprocessingml/2006/main" xmlns:w10="urn:schemas-microsoft-com:office:word" xmlns:v="urn:schemas-microsoft-com:vml" xmlns:oel="http://schemas.microsoft.com/office/2019/extlst" xmlns:o="urn:schemas-microsoft-com:office:office" xmlns:am3d="http://schemas.microsoft.com/office/drawing/2017/model3d" xmlns:aink="http://schemas.microsoft.com/office/drawing/2016/ink" xmlns:cx8="http://schemas.microsoft.com/office/drawing/2016/5/14/chartex" xmlns:cx7="http://schemas.microsoft.com/office/drawing/2016/5/13/chartex" xmlns:cx6="http://schemas.microsoft.com/office/drawing/2016/5/12/chartex" xmlns:cx5="http://schemas.microsoft.com/office/drawing/2016/5/11/chartex" xmlns:cx4="http://schemas.microsoft.com/office/drawing/2016/5/10/chartex" xmlns:cx3="http://schemas.microsoft.com/office/drawing/2016/5/9/chartex" xmlns:cx2="http://schemas.microsoft.com/office/drawing/2015/10/21/chartex" xmlns:cx1="http://schemas.microsoft.com/office/drawing/2015/9/8/chartex" xmlns:cx="http://schemas.microsoft.com/office/drawing/2014/chartex" xmlns="" classificationOutcomeType="ftr"/>
                   </a:ext>
                 </a:extLst>
               </wp:docPr>
@@ -12515,11 +12804,11 @@
         </mc:Choice>
         <mc:Fallback>
           <w:pict>
-            <v:shapetype w14:anchorId="04887F75" id="_x0000_t202" coordsize="21600,21600" o:spt="202" path="m,l,21600r21600,l21600,xe">
+            <v:shapetype id="_x0000_t202" coordsize="21600,21600" o:spt="202" path="m,l,21600r21600,l21600,xe">
               <v:stroke joinstyle="miter"/>
               <v:path gradientshapeok="t" o:connecttype="rect"/>
             </v:shapetype>
-            <v:shape id="Text Box 3" o:spid="_x0000_s1027" type="#_x0000_t202" alt="General" style="position:absolute;margin-left:0;margin-top:0;width:54.1pt;height:27.2pt;z-index:251659776;visibility:visible;mso-wrap-style:none;mso-wrap-distance-left:0;mso-wrap-distance-top:0;mso-wrap-distance-right:0;mso-wrap-distance-bottom:0;mso-position-horizontal:left;mso-position-horizontal-relative:page;mso-position-vertical:bottom;mso-position-vertical-relative:page;v-text-anchor:bottom" o:gfxdata="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" filled="f" stroked="f">
+            <v:shape id="Text Box 3" o:spid="_x0000_s1027" type="#_x0000_t202" alt="General" style="position:absolute;margin-left:0;margin-top:0;width:54.1pt;height:27.2pt;z-index:251659776;visibility:visible;mso-wrap-style:none;mso-wrap-distance-left:0;mso-wrap-distance-top:0;mso-wrap-distance-right:0;mso-wrap-distance-bottom:0;mso-position-horizontal:left;mso-position-horizontal-relative:page;mso-position-vertical:bottom;mso-position-vertical-relative:page;v-text-anchor:bottom" o:gfxdata="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" filled="f" stroked="f">
               <v:textbox style="mso-fit-shape-to-text:t" inset="20pt,0,0,15pt">
                 <w:txbxContent>
                   <w:p>
@@ -12556,10 +12845,10 @@
 </file>
 
 <file path=word/footer3.xml><?xml version="1.0" encoding="utf-8"?>
-<w:ftr xmlns:wpc="http://schemas.microsoft.com/office/word/2010/wordprocessingCanvas" xmlns:cx="http://schemas.microsoft.com/office/drawing/2014/chartex" xmlns:cx1="http://schemas.microsoft.com/office/drawing/2015/9/8/chartex" xmlns:cx2="http://schemas.microsoft.com/office/drawing/2015/10/21/chartex" xmlns:cx3="http://schemas.microsoft.com/office/drawing/2016/5/9/chartex" xmlns:cx4="http://schemas.microsoft.com/office/drawing/2016/5/10/chartex" xmlns:cx5="http://schemas.microsoft.com/office/drawing/2016/5/11/chartex" xmlns:cx6="http://schemas.microsoft.com/office/drawing/2016/5/12/chartex" xmlns:cx7="http://schemas.microsoft.com/office/drawing/2016/5/13/chartex" xmlns:cx8="http://schemas.microsoft.com/office/drawing/2016/5/14/chartex" xmlns:mc="http://schemas.openxmlformats.org/markup-compatibility/2006" xmlns:aink="http://schemas.microsoft.com/office/drawing/2016/ink" xmlns:am3d="http://schemas.microsoft.com/office/drawing/2017/model3d" xmlns:o="urn:schemas-microsoft-com:office:office" xmlns:oel="http://schemas.microsoft.com/office/2019/extlst" xmlns:r="http://schemas.openxmlformats.org/officeDocument/2006/relationships" xmlns:m="http://schemas.openxmlformats.org/officeDocument/2006/math" xmlns:v="urn:schemas-microsoft-com:vml" xmlns:wp14="http://schemas.microsoft.com/office/word/2010/wordprocessingDrawing" xmlns:wp="http://schemas.openxmlformats.org/drawingml/2006/wordprocessingDrawing" xmlns:w10="urn:schemas-microsoft-com:office:word" xmlns:w="http://schemas.openxmlformats.org/wordprocessingml/2006/main" xmlns:w14="http://schemas.microsoft.com/office/word/2010/wordml" xmlns:w15="http://schemas.microsoft.com/office/word/2012/wordml" xmlns:w16cex="http://schemas.microsoft.com/office/word/2018/wordml/cex" xmlns:w16cid="http://schemas.microsoft.com/office/word/2016/wordml/cid" xmlns:w16="http://schemas.microsoft.com/office/word/2018/wordml" xmlns:w16du="http://schemas.microsoft.com/office/word/2023/wordml/word16du" xmlns:w16sdtdh="http://schemas.microsoft.com/office/word/2020/wordml/sdtdatahash" xmlns:w16sdtfl="http://schemas.microsoft.com/office/word/2024/wordml/sdtformatlock" xmlns:w16se="http://schemas.microsoft.com/office/word/2015/wordml/symex" xmlns:wpg="http://schemas.microsoft.com/office/word/2010/wordprocessingGroup" xmlns:wpi="http://schemas.microsoft.com/office/word/2010/wordprocessingInk" xmlns:wne="http://schemas.microsoft.com/office/word/2006/wordml" xmlns:wps="http://schemas.microsoft.com/office/word/2010/wordprocessingShape" mc:Ignorable="w14 w15 w16se w16cid w16 w16cex w16sdtdh w16sdtfl w16du wp14">
+<w:ftr xmlns:wpc="http://schemas.microsoft.com/office/word/2010/wordprocessingCanvas" xmlns:mc="http://schemas.openxmlformats.org/markup-compatibility/2006" xmlns:o="urn:schemas-microsoft-com:office:office" xmlns:r="http://schemas.openxmlformats.org/officeDocument/2006/relationships" xmlns:m="http://schemas.openxmlformats.org/officeDocument/2006/math" xmlns:v="urn:schemas-microsoft-com:vml" xmlns:wp14="http://schemas.microsoft.com/office/word/2010/wordprocessingDrawing" xmlns:wp="http://schemas.openxmlformats.org/drawingml/2006/wordprocessingDrawing" xmlns:w10="urn:schemas-microsoft-com:office:word" xmlns:w="http://schemas.openxmlformats.org/wordprocessingml/2006/main" xmlns:w14="http://schemas.microsoft.com/office/word/2010/wordml" xmlns:wpg="http://schemas.microsoft.com/office/word/2010/wordprocessingGroup" xmlns:wpi="http://schemas.microsoft.com/office/word/2010/wordprocessingInk" xmlns:wne="http://schemas.microsoft.com/office/word/2006/wordml" xmlns:wps="http://schemas.microsoft.com/office/word/2010/wordprocessingShape" mc:Ignorable="w14 wp14">
   <w:p>
     <w:pPr>
-      <w:pStyle w:val="Footer"/>
+      <w:pStyle w:val="a4"/>
     </w:pPr>
     <w:r>
       <w:rPr>
@@ -12582,7 +12871,7 @@
               <wp:docPr id="313622709" name="Text Box 1" descr="General">
                 <a:extLst xmlns:a="http://schemas.openxmlformats.org/drawingml/2006/main">
                   <a:ext uri="{5AE41FA2-C0FF-4470-9BD4-5FADCA87CBE2}">
-                    <aclsh:classification xmlns:aclsh="http://schemas.microsoft.com/office/drawing/2020/classificationShape" classificationOutcomeType="ftr"/>
+                    <aclsh:classification xmlns:aclsh="http://schemas.microsoft.com/office/drawing/2020/classificationShape" xmlns:w16se="http://schemas.microsoft.com/office/word/2015/wordml/symex" xmlns:w16sdtfl="http://schemas.microsoft.com/office/word/2024/wordml/sdtformatlock" xmlns:w16sdtdh="http://schemas.microsoft.com/office/word/2020/wordml/sdtdatahash" xmlns:w16du="http://schemas.microsoft.com/office/word/2023/wordml/word16du" xmlns:w16="http://schemas.microsoft.com/office/word/2018/wordml" xmlns:w16cid="http://schemas.microsoft.com/office/word/2016/wordml/cid" xmlns:w16cex="http://schemas.microsoft.com/office/word/2018/wordml/cex" xmlns:w15="http://schemas.microsoft.com/office/word/2012/wordml" xmlns:w="http://schemas.openxmlformats.org/wordprocessingml/2006/main" xmlns:w10="urn:schemas-microsoft-com:office:word" xmlns:v="urn:schemas-microsoft-com:vml" xmlns:oel="http://schemas.microsoft.com/office/2019/extlst" xmlns:o="urn:schemas-microsoft-com:office:office" xmlns:am3d="http://schemas.microsoft.com/office/drawing/2017/model3d" xmlns:aink="http://schemas.microsoft.com/office/drawing/2016/ink" xmlns:cx8="http://schemas.microsoft.com/office/drawing/2016/5/14/chartex" xmlns:cx7="http://schemas.microsoft.com/office/drawing/2016/5/13/chartex" xmlns:cx6="http://schemas.microsoft.com/office/drawing/2016/5/12/chartex" xmlns:cx5="http://schemas.microsoft.com/office/drawing/2016/5/11/chartex" xmlns:cx4="http://schemas.microsoft.com/office/drawing/2016/5/10/chartex" xmlns:cx3="http://schemas.microsoft.com/office/drawing/2016/5/9/chartex" xmlns:cx2="http://schemas.microsoft.com/office/drawing/2015/10/21/chartex" xmlns:cx1="http://schemas.microsoft.com/office/drawing/2015/9/8/chartex" xmlns:cx="http://schemas.microsoft.com/office/drawing/2014/chartex" xmlns="" classificationOutcomeType="ftr"/>
                   </a:ext>
                 </a:extLst>
               </wp:docPr>
@@ -12643,11 +12932,11 @@
         </mc:Choice>
         <mc:Fallback>
           <w:pict>
-            <v:shapetype w14:anchorId="5DD533E0" id="_x0000_t202" coordsize="21600,21600" o:spt="202" path="m,l,21600r21600,l21600,xe">
+            <v:shapetype id="_x0000_t202" coordsize="21600,21600" o:spt="202" path="m,l,21600r21600,l21600,xe">
               <v:stroke joinstyle="miter"/>
               <v:path gradientshapeok="t" o:connecttype="rect"/>
             </v:shapetype>
-            <v:shape id="Text Box 1" o:spid="_x0000_s1028" type="#_x0000_t202" alt="General" style="position:absolute;margin-left:0;margin-top:0;width:54.1pt;height:27.2pt;z-index:251655680;visibility:visible;mso-wrap-style:none;mso-wrap-distance-left:0;mso-wrap-distance-top:0;mso-wrap-distance-right:0;mso-wrap-distance-bottom:0;mso-position-horizontal:left;mso-position-horizontal-relative:page;mso-position-vertical:bottom;mso-position-vertical-relative:page;v-text-anchor:bottom" o:gfxdata="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" filled="f" stroked="f">
+            <v:shape id="Text Box 1" o:spid="_x0000_s1028" type="#_x0000_t202" alt="General" style="position:absolute;margin-left:0;margin-top:0;width:54.1pt;height:27.2pt;z-index:251655680;visibility:visible;mso-wrap-style:none;mso-wrap-distance-left:0;mso-wrap-distance-top:0;mso-wrap-distance-right:0;mso-wrap-distance-bottom:0;mso-position-horizontal:left;mso-position-horizontal-relative:page;mso-position-vertical:bottom;mso-position-vertical-relative:page;v-text-anchor:bottom" o:gfxdata="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" filled="f" stroked="f">
               <v:textbox style="mso-fit-shape-to-text:t" inset="20pt,0,0,15pt">
                 <w:txbxContent>
                   <w:p>
@@ -12684,10 +12973,10 @@
 </file>
 
 <file path=word/footer4.xml><?xml version="1.0" encoding="utf-8"?>
-<w:ftr xmlns:wpc="http://schemas.microsoft.com/office/word/2010/wordprocessingCanvas" xmlns:cx="http://schemas.microsoft.com/office/drawing/2014/chartex" xmlns:cx1="http://schemas.microsoft.com/office/drawing/2015/9/8/chartex" xmlns:cx2="http://schemas.microsoft.com/office/drawing/2015/10/21/chartex" xmlns:cx3="http://schemas.microsoft.com/office/drawing/2016/5/9/chartex" xmlns:cx4="http://schemas.microsoft.com/office/drawing/2016/5/10/chartex" xmlns:cx5="http://schemas.microsoft.com/office/drawing/2016/5/11/chartex" xmlns:cx6="http://schemas.microsoft.com/office/drawing/2016/5/12/chartex" xmlns:cx7="http://schemas.microsoft.com/office/drawing/2016/5/13/chartex" xmlns:cx8="http://schemas.microsoft.com/office/drawing/2016/5/14/chartex" xmlns:mc="http://schemas.openxmlformats.org/markup-compatibility/2006" xmlns:aink="http://schemas.microsoft.com/office/drawing/2016/ink" xmlns:am3d="http://schemas.microsoft.com/office/drawing/2017/model3d" xmlns:o="urn:schemas-microsoft-com:office:office" xmlns:oel="http://schemas.microsoft.com/office/2019/extlst" xmlns:r="http://schemas.openxmlformats.org/officeDocument/2006/relationships" xmlns:m="http://schemas.openxmlformats.org/officeDocument/2006/math" xmlns:v="urn:schemas-microsoft-com:vml" xmlns:wp14="http://schemas.microsoft.com/office/word/2010/wordprocessingDrawing" xmlns:wp="http://schemas.openxmlformats.org/drawingml/2006/wordprocessingDrawing" xmlns:w10="urn:schemas-microsoft-com:office:word" xmlns:w="http://schemas.openxmlformats.org/wordprocessingml/2006/main" xmlns:w14="http://schemas.microsoft.com/office/word/2010/wordml" xmlns:w15="http://schemas.microsoft.com/office/word/2012/wordml" xmlns:w16cex="http://schemas.microsoft.com/office/word/2018/wordml/cex" xmlns:w16cid="http://schemas.microsoft.com/office/word/2016/wordml/cid" xmlns:w16="http://schemas.microsoft.com/office/word/2018/wordml" xmlns:w16du="http://schemas.microsoft.com/office/word/2023/wordml/word16du" xmlns:w16sdtdh="http://schemas.microsoft.com/office/word/2020/wordml/sdtdatahash" xmlns:w16sdtfl="http://schemas.microsoft.com/office/word/2024/wordml/sdtformatlock" xmlns:w16se="http://schemas.microsoft.com/office/word/2015/wordml/symex" xmlns:wpg="http://schemas.microsoft.com/office/word/2010/wordprocessingGroup" xmlns:wpi="http://schemas.microsoft.com/office/word/2010/wordprocessingInk" xmlns:wne="http://schemas.microsoft.com/office/word/2006/wordml" xmlns:wps="http://schemas.microsoft.com/office/word/2010/wordprocessingShape" mc:Ignorable="w14 w15 w16se w16cid w16 w16cex w16sdtdh w16sdtfl w16du wp14">
+<w:ftr xmlns:wpc="http://schemas.microsoft.com/office/word/2010/wordprocessingCanvas" xmlns:mc="http://schemas.openxmlformats.org/markup-compatibility/2006" xmlns:o="urn:schemas-microsoft-com:office:office" xmlns:r="http://schemas.openxmlformats.org/officeDocument/2006/relationships" xmlns:m="http://schemas.openxmlformats.org/officeDocument/2006/math" xmlns:v="urn:schemas-microsoft-com:vml" xmlns:wp14="http://schemas.microsoft.com/office/word/2010/wordprocessingDrawing" xmlns:wp="http://schemas.openxmlformats.org/drawingml/2006/wordprocessingDrawing" xmlns:w10="urn:schemas-microsoft-com:office:word" xmlns:w="http://schemas.openxmlformats.org/wordprocessingml/2006/main" xmlns:w14="http://schemas.microsoft.com/office/word/2010/wordml" xmlns:wpg="http://schemas.microsoft.com/office/word/2010/wordprocessingGroup" xmlns:wpi="http://schemas.microsoft.com/office/word/2010/wordprocessingInk" xmlns:wne="http://schemas.microsoft.com/office/word/2006/wordml" xmlns:wps="http://schemas.microsoft.com/office/word/2010/wordprocessingShape" mc:Ignorable="w14 wp14">
   <w:p>
     <w:pPr>
-      <w:pStyle w:val="Footer"/>
+      <w:pStyle w:val="a4"/>
       <w:jc w:val="center"/>
     </w:pPr>
     <w:r>
@@ -12711,7 +13000,7 @@
               <wp:docPr id="1285986605" name="Text Box 4" descr="General">
                 <a:extLst xmlns:a="http://schemas.openxmlformats.org/drawingml/2006/main">
                   <a:ext uri="{5AE41FA2-C0FF-4470-9BD4-5FADCA87CBE2}">
-                    <aclsh:classification xmlns:aclsh="http://schemas.microsoft.com/office/drawing/2020/classificationShape" classificationOutcomeType="ftr"/>
+                    <aclsh:classification xmlns:aclsh="http://schemas.microsoft.com/office/drawing/2020/classificationShape" xmlns:w16se="http://schemas.microsoft.com/office/word/2015/wordml/symex" xmlns:w16sdtfl="http://schemas.microsoft.com/office/word/2024/wordml/sdtformatlock" xmlns:w16sdtdh="http://schemas.microsoft.com/office/word/2020/wordml/sdtdatahash" xmlns:w16du="http://schemas.microsoft.com/office/word/2023/wordml/word16du" xmlns:w16="http://schemas.microsoft.com/office/word/2018/wordml" xmlns:w16cid="http://schemas.microsoft.com/office/word/2016/wordml/cid" xmlns:w16cex="http://schemas.microsoft.com/office/word/2018/wordml/cex" xmlns:w15="http://schemas.microsoft.com/office/word/2012/wordml" xmlns:w="http://schemas.openxmlformats.org/wordprocessingml/2006/main" xmlns:w10="urn:schemas-microsoft-com:office:word" xmlns:v="urn:schemas-microsoft-com:vml" xmlns:oel="http://schemas.microsoft.com/office/2019/extlst" xmlns:o="urn:schemas-microsoft-com:office:office" xmlns:am3d="http://schemas.microsoft.com/office/drawing/2017/model3d" xmlns:aink="http://schemas.microsoft.com/office/drawing/2016/ink" xmlns:cx8="http://schemas.microsoft.com/office/drawing/2016/5/14/chartex" xmlns:cx7="http://schemas.microsoft.com/office/drawing/2016/5/13/chartex" xmlns:cx6="http://schemas.microsoft.com/office/drawing/2016/5/12/chartex" xmlns:cx5="http://schemas.microsoft.com/office/drawing/2016/5/11/chartex" xmlns:cx4="http://schemas.microsoft.com/office/drawing/2016/5/10/chartex" xmlns:cx3="http://schemas.microsoft.com/office/drawing/2016/5/9/chartex" xmlns:cx2="http://schemas.microsoft.com/office/drawing/2015/10/21/chartex" xmlns:cx1="http://schemas.microsoft.com/office/drawing/2015/9/8/chartex" xmlns:cx="http://schemas.microsoft.com/office/drawing/2014/chartex" xmlns="" classificationOutcomeType="ftr"/>
                   </a:ext>
                 </a:extLst>
               </wp:docPr>
@@ -12772,11 +13061,11 @@
         </mc:Choice>
         <mc:Fallback>
           <w:pict>
-            <v:shapetype w14:anchorId="143009B2" id="_x0000_t202" coordsize="21600,21600" o:spt="202" path="m,l,21600r21600,l21600,xe">
+            <v:shapetype id="_x0000_t202" coordsize="21600,21600" o:spt="202" path="m,l,21600r21600,l21600,xe">
               <v:stroke joinstyle="miter"/>
               <v:path gradientshapeok="t" o:connecttype="rect"/>
             </v:shapetype>
-            <v:shape id="Text Box 4" o:spid="_x0000_s1029" type="#_x0000_t202" alt="General" style="position:absolute;left:0;text-align:left;margin-left:0;margin-top:0;width:54.1pt;height:27.2pt;z-index:251660800;visibility:visible;mso-wrap-style:none;mso-wrap-distance-left:0;mso-wrap-distance-top:0;mso-wrap-distance-right:0;mso-wrap-distance-bottom:0;mso-position-horizontal:left;mso-position-horizontal-relative:page;mso-position-vertical:bottom;mso-position-vertical-relative:page;v-text-anchor:bottom" o:gfxdata="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" filled="f" stroked="f">
+            <v:shape id="Text Box 4" o:spid="_x0000_s1029" type="#_x0000_t202" alt="General" style="position:absolute;left:0;text-align:left;margin-left:0;margin-top:0;width:54.1pt;height:27.2pt;z-index:251660800;visibility:visible;mso-wrap-style:none;mso-wrap-distance-left:0;mso-wrap-distance-top:0;mso-wrap-distance-right:0;mso-wrap-distance-bottom:0;mso-position-horizontal:left;mso-position-horizontal-relative:page;mso-position-vertical:bottom;mso-position-vertical-relative:page;v-text-anchor:bottom" o:gfxdata="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" filled="f" stroked="f">
               <v:textbox style="mso-fit-shape-to-text:t" inset="20pt,0,0,15pt">
                 <w:txbxContent>
                   <w:p>
@@ -12812,6 +13101,7 @@
       <w:sdtPr>
         <w:id w:val="-31575663"/>
       </w:sdtPr>
+      <w:sdtEndPr/>
       <w:sdtContent>
         <w:r>
           <w:fldChar w:fldCharType="begin"/>
@@ -12827,7 +13117,7 @@
             <w:noProof/>
             <w:lang w:val="zh-CN"/>
           </w:rPr>
-          <w:t>4</w:t>
+          <w:t>3</w:t>
         </w:r>
         <w:r>
           <w:fldChar w:fldCharType="end"/>
@@ -12837,7 +13127,7 @@
   </w:p>
   <w:p>
     <w:pPr>
-      <w:pStyle w:val="Footer"/>
+      <w:pStyle w:val="a4"/>
       <w:jc w:val="right"/>
     </w:pPr>
   </w:p>
@@ -12845,7 +13135,7 @@
 </file>
 
 <file path=word/footnotes.xml><?xml version="1.0" encoding="utf-8"?>
-<w:footnotes xmlns:wpc="http://schemas.microsoft.com/office/word/2010/wordprocessingCanvas" xmlns:cx="http://schemas.microsoft.com/office/drawing/2014/chartex" xmlns:cx1="http://schemas.microsoft.com/office/drawing/2015/9/8/chartex" xmlns:cx2="http://schemas.microsoft.com/office/drawing/2015/10/21/chartex" xmlns:cx3="http://schemas.microsoft.com/office/drawing/2016/5/9/chartex" xmlns:cx4="http://schemas.microsoft.com/office/drawing/2016/5/10/chartex" xmlns:cx5="http://schemas.microsoft.com/office/drawing/2016/5/11/chartex" xmlns:cx6="http://schemas.microsoft.com/office/drawing/2016/5/12/chartex" xmlns:cx7="http://schemas.microsoft.com/office/drawing/2016/5/13/chartex" xmlns:cx8="http://schemas.microsoft.com/office/drawing/2016/5/14/chartex" xmlns:mc="http://schemas.openxmlformats.org/markup-compatibility/2006" xmlns:aink="http://schemas.microsoft.com/office/drawing/2016/ink" xmlns:am3d="http://schemas.microsoft.com/office/drawing/2017/model3d" xmlns:o="urn:schemas-microsoft-com:office:office" xmlns:oel="http://schemas.microsoft.com/office/2019/extlst" xmlns:r="http://schemas.openxmlformats.org/officeDocument/2006/relationships" xmlns:m="http://schemas.openxmlformats.org/officeDocument/2006/math" xmlns:v="urn:schemas-microsoft-com:vml" xmlns:wp14="http://schemas.microsoft.com/office/word/2010/wordprocessingDrawing" xmlns:wp="http://schemas.openxmlformats.org/drawingml/2006/wordprocessingDrawing" xmlns:w10="urn:schemas-microsoft-com:office:word" xmlns:w="http://schemas.openxmlformats.org/wordprocessingml/2006/main" xmlns:w14="http://schemas.microsoft.com/office/word/2010/wordml" xmlns:w15="http://schemas.microsoft.com/office/word/2012/wordml" xmlns:w16cex="http://schemas.microsoft.com/office/word/2018/wordml/cex" xmlns:w16cid="http://schemas.microsoft.com/office/word/2016/wordml/cid" xmlns:w16="http://schemas.microsoft.com/office/word/2018/wordml" xmlns:w16du="http://schemas.microsoft.com/office/word/2023/wordml/word16du" xmlns:w16sdtdh="http://schemas.microsoft.com/office/word/2020/wordml/sdtdatahash" xmlns:w16sdtfl="http://schemas.microsoft.com/office/word/2024/wordml/sdtformatlock" xmlns:w16se="http://schemas.microsoft.com/office/word/2015/wordml/symex" xmlns:wpg="http://schemas.microsoft.com/office/word/2010/wordprocessingGroup" xmlns:wpi="http://schemas.microsoft.com/office/word/2010/wordprocessingInk" xmlns:wne="http://schemas.microsoft.com/office/word/2006/wordml" xmlns:wps="http://schemas.microsoft.com/office/word/2010/wordprocessingShape" mc:Ignorable="w14 w15 w16se w16cid w16 w16cex w16sdtdh w16sdtfl w16du wp14">
+<w:footnotes xmlns:wpc="http://schemas.microsoft.com/office/word/2010/wordprocessingCanvas" xmlns:mc="http://schemas.openxmlformats.org/markup-compatibility/2006" xmlns:o="urn:schemas-microsoft-com:office:office" xmlns:r="http://schemas.openxmlformats.org/officeDocument/2006/relationships" xmlns:m="http://schemas.openxmlformats.org/officeDocument/2006/math" xmlns:v="urn:schemas-microsoft-com:vml" xmlns:wp14="http://schemas.microsoft.com/office/word/2010/wordprocessingDrawing" xmlns:wp="http://schemas.openxmlformats.org/drawingml/2006/wordprocessingDrawing" xmlns:w10="urn:schemas-microsoft-com:office:word" xmlns:w="http://schemas.openxmlformats.org/wordprocessingml/2006/main" xmlns:w14="http://schemas.microsoft.com/office/word/2010/wordml" xmlns:wpg="http://schemas.microsoft.com/office/word/2010/wordprocessingGroup" xmlns:wpi="http://schemas.microsoft.com/office/word/2010/wordprocessingInk" xmlns:wne="http://schemas.microsoft.com/office/word/2006/wordml" xmlns:wps="http://schemas.microsoft.com/office/word/2010/wordprocessingShape" mc:Ignorable="w14 wp14">
   <w:footnote w:type="separator" w:id="-1">
     <w:p>
       <w:r>
@@ -12864,10 +13154,10 @@
 </file>
 
 <file path=word/header1.xml><?xml version="1.0" encoding="utf-8"?>
-<w:hdr xmlns:wpc="http://schemas.microsoft.com/office/word/2010/wordprocessingCanvas" xmlns:cx="http://schemas.microsoft.com/office/drawing/2014/chartex" xmlns:cx1="http://schemas.microsoft.com/office/drawing/2015/9/8/chartex" xmlns:cx2="http://schemas.microsoft.com/office/drawing/2015/10/21/chartex" xmlns:cx3="http://schemas.microsoft.com/office/drawing/2016/5/9/chartex" xmlns:cx4="http://schemas.microsoft.com/office/drawing/2016/5/10/chartex" xmlns:cx5="http://schemas.microsoft.com/office/drawing/2016/5/11/chartex" xmlns:cx6="http://schemas.microsoft.com/office/drawing/2016/5/12/chartex" xmlns:cx7="http://schemas.microsoft.com/office/drawing/2016/5/13/chartex" xmlns:cx8="http://schemas.microsoft.com/office/drawing/2016/5/14/chartex" xmlns:mc="http://schemas.openxmlformats.org/markup-compatibility/2006" xmlns:aink="http://schemas.microsoft.com/office/drawing/2016/ink" xmlns:am3d="http://schemas.microsoft.com/office/drawing/2017/model3d" xmlns:o="urn:schemas-microsoft-com:office:office" xmlns:oel="http://schemas.microsoft.com/office/2019/extlst" xmlns:r="http://schemas.openxmlformats.org/officeDocument/2006/relationships" xmlns:m="http://schemas.openxmlformats.org/officeDocument/2006/math" xmlns:v="urn:schemas-microsoft-com:vml" xmlns:wp14="http://schemas.microsoft.com/office/word/2010/wordprocessingDrawing" xmlns:wp="http://schemas.openxmlformats.org/drawingml/2006/wordprocessingDrawing" xmlns:w10="urn:schemas-microsoft-com:office:word" xmlns:w="http://schemas.openxmlformats.org/wordprocessingml/2006/main" xmlns:w14="http://schemas.microsoft.com/office/word/2010/wordml" xmlns:w15="http://schemas.microsoft.com/office/word/2012/wordml" xmlns:w16cex="http://schemas.microsoft.com/office/word/2018/wordml/cex" xmlns:w16cid="http://schemas.microsoft.com/office/word/2016/wordml/cid" xmlns:w16="http://schemas.microsoft.com/office/word/2018/wordml" xmlns:w16du="http://schemas.microsoft.com/office/word/2023/wordml/word16du" xmlns:w16sdtdh="http://schemas.microsoft.com/office/word/2020/wordml/sdtdatahash" xmlns:w16sdtfl="http://schemas.microsoft.com/office/word/2024/wordml/sdtformatlock" xmlns:w16se="http://schemas.microsoft.com/office/word/2015/wordml/symex" xmlns:wpg="http://schemas.microsoft.com/office/word/2010/wordprocessingGroup" xmlns:wpi="http://schemas.microsoft.com/office/word/2010/wordprocessingInk" xmlns:wne="http://schemas.microsoft.com/office/word/2006/wordml" xmlns:wps="http://schemas.microsoft.com/office/word/2010/wordprocessingShape" mc:Ignorable="w14 w15 w16se w16cid w16 w16cex w16sdtdh w16sdtfl w16du wp14">
+<w:hdr xmlns:wpc="http://schemas.microsoft.com/office/word/2010/wordprocessingCanvas" xmlns:mc="http://schemas.openxmlformats.org/markup-compatibility/2006" xmlns:o="urn:schemas-microsoft-com:office:office" xmlns:r="http://schemas.openxmlformats.org/officeDocument/2006/relationships" xmlns:m="http://schemas.openxmlformats.org/officeDocument/2006/math" xmlns:v="urn:schemas-microsoft-com:vml" xmlns:wp14="http://schemas.microsoft.com/office/word/2010/wordprocessingDrawing" xmlns:wp="http://schemas.openxmlformats.org/drawingml/2006/wordprocessingDrawing" xmlns:w10="urn:schemas-microsoft-com:office:word" xmlns:w="http://schemas.openxmlformats.org/wordprocessingml/2006/main" xmlns:w14="http://schemas.microsoft.com/office/word/2010/wordml" xmlns:wpg="http://schemas.microsoft.com/office/word/2010/wordprocessingGroup" xmlns:wpi="http://schemas.microsoft.com/office/word/2010/wordprocessingInk" xmlns:wne="http://schemas.microsoft.com/office/word/2006/wordml" xmlns:wps="http://schemas.microsoft.com/office/word/2010/wordprocessingShape" mc:Ignorable="w14 wp14">
   <w:p>
     <w:pPr>
-      <w:pStyle w:val="Header"/>
+      <w:pStyle w:val="a5"/>
     </w:pPr>
     <w:r>
       <w:rPr>
@@ -12875,7 +13165,6 @@
       </w:rPr>
       <w:t>[</w:t>
     </w:r>
-    <w:proofErr w:type="gramStart"/>
     <w:r>
       <w:rPr>
         <w:rFonts w:hint="eastAsia"/>
@@ -12889,9 +13178,11 @@
       <w:t>:</w:t>
     </w:r>
     <w:r>
-      <w:t>XXXXX</w:t>
+      <w:rPr>
+        <w:rFonts w:hint="eastAsia"/>
+      </w:rPr>
+      <w:t>Practice of Language Model Fine-Tuning</w:t>
     </w:r>
-    <w:proofErr w:type="gramEnd"/>
     <w:r>
       <w:rPr>
         <w:rFonts w:hint="eastAsia"/>
@@ -12903,15 +13194,15 @@
 </file>
 
 <file path=word/numbering.xml><?xml version="1.0" encoding="utf-8"?>
-<w:numbering xmlns:wpc="http://schemas.microsoft.com/office/word/2010/wordprocessingCanvas" xmlns:cx="http://schemas.microsoft.com/office/drawing/2014/chartex" xmlns:cx1="http://schemas.microsoft.com/office/drawing/2015/9/8/chartex" xmlns:cx2="http://schemas.microsoft.com/office/drawing/2015/10/21/chartex" xmlns:cx3="http://schemas.microsoft.com/office/drawing/2016/5/9/chartex" xmlns:cx4="http://schemas.microsoft.com/office/drawing/2016/5/10/chartex" xmlns:cx5="http://schemas.microsoft.com/office/drawing/2016/5/11/chartex" xmlns:cx6="http://schemas.microsoft.com/office/drawing/2016/5/12/chartex" xmlns:cx7="http://schemas.microsoft.com/office/drawing/2016/5/13/chartex" xmlns:cx8="http://schemas.microsoft.com/office/drawing/2016/5/14/chartex" xmlns:mc="http://schemas.openxmlformats.org/markup-compatibility/2006" xmlns:aink="http://schemas.microsoft.com/office/drawing/2016/ink" xmlns:am3d="http://schemas.microsoft.com/office/drawing/2017/model3d" xmlns:o="urn:schemas-microsoft-com:office:office" xmlns:oel="http://schemas.microsoft.com/office/2019/extlst" xmlns:r="http://schemas.openxmlformats.org/officeDocument/2006/relationships" xmlns:m="http://schemas.openxmlformats.org/officeDocument/2006/math" xmlns:v="urn:schemas-microsoft-com:vml" xmlns:wp14="http://schemas.microsoft.com/office/word/2010/wordprocessingDrawing" xmlns:wp="http://schemas.openxmlformats.org/drawingml/2006/wordprocessingDrawing" xmlns:w10="urn:schemas-microsoft-com:office:word" xmlns:w="http://schemas.openxmlformats.org/wordprocessingml/2006/main" xmlns:w14="http://schemas.microsoft.com/office/word/2010/wordml" xmlns:w15="http://schemas.microsoft.com/office/word/2012/wordml" xmlns:w16cex="http://schemas.microsoft.com/office/word/2018/wordml/cex" xmlns:w16cid="http://schemas.microsoft.com/office/word/2016/wordml/cid" xmlns:w16="http://schemas.microsoft.com/office/word/2018/wordml" xmlns:w16du="http://schemas.microsoft.com/office/word/2023/wordml/word16du" xmlns:w16sdtdh="http://schemas.microsoft.com/office/word/2020/wordml/sdtdatahash" xmlns:w16sdtfl="http://schemas.microsoft.com/office/word/2024/wordml/sdtformatlock" xmlns:w16se="http://schemas.microsoft.com/office/word/2015/wordml/symex" xmlns:wpg="http://schemas.microsoft.com/office/word/2010/wordprocessingGroup" xmlns:wpi="http://schemas.microsoft.com/office/word/2010/wordprocessingInk" xmlns:wne="http://schemas.microsoft.com/office/word/2006/wordml" xmlns:wps="http://schemas.microsoft.com/office/word/2010/wordprocessingShape" mc:Ignorable="w14 w15 w16se w16cid w16 w16cex w16sdtdh w16sdtfl w16du wp14">
-  <w:abstractNum w:abstractNumId="0" w15:restartNumberingAfterBreak="0">
+<w:numbering xmlns:wpc="http://schemas.microsoft.com/office/word/2010/wordprocessingCanvas" xmlns:mc="http://schemas.openxmlformats.org/markup-compatibility/2006" xmlns:o="urn:schemas-microsoft-com:office:office" xmlns:r="http://schemas.openxmlformats.org/officeDocument/2006/relationships" xmlns:m="http://schemas.openxmlformats.org/officeDocument/2006/math" xmlns:v="urn:schemas-microsoft-com:vml" xmlns:wp14="http://schemas.microsoft.com/office/word/2010/wordprocessingDrawing" xmlns:wp="http://schemas.openxmlformats.org/drawingml/2006/wordprocessingDrawing" xmlns:w10="urn:schemas-microsoft-com:office:word" xmlns:w="http://schemas.openxmlformats.org/wordprocessingml/2006/main" xmlns:w14="http://schemas.microsoft.com/office/word/2010/wordml" xmlns:wpg="http://schemas.microsoft.com/office/word/2010/wordprocessingGroup" xmlns:wpi="http://schemas.microsoft.com/office/word/2010/wordprocessingInk" xmlns:wne="http://schemas.microsoft.com/office/word/2006/wordml" xmlns:wps="http://schemas.microsoft.com/office/word/2010/wordprocessingShape" mc:Ignorable="w14 wp14">
+  <w:abstractNum w:abstractNumId="0">
     <w:nsid w:val="FFFFFF89"/>
     <w:multiLevelType w:val="singleLevel"/>
     <w:tmpl w:val="4E7678BE"/>
     <w:lvl w:ilvl="0">
       <w:start w:val="1"/>
       <w:numFmt w:val="bullet"/>
-      <w:pStyle w:val="ListBullet"/>
+      <w:pStyle w:val="a"/>
       <w:lvlText w:val=""/>
       <w:lvlJc w:val="left"/>
       <w:pPr>
@@ -12925,7 +13216,7 @@
       </w:rPr>
     </w:lvl>
   </w:abstractNum>
-  <w:abstractNum w:abstractNumId="1" w15:restartNumberingAfterBreak="0">
+  <w:abstractNum w:abstractNumId="1">
     <w:nsid w:val="208F4D6A"/>
     <w:multiLevelType w:val="multilevel"/>
     <w:tmpl w:val="3D24E846"/>
@@ -13046,7 +13337,7 @@
       </w:rPr>
     </w:lvl>
   </w:abstractNum>
-  <w:abstractNum w:abstractNumId="2" w15:restartNumberingAfterBreak="0">
+  <w:abstractNum w:abstractNumId="2">
     <w:nsid w:val="2E2C1033"/>
     <w:multiLevelType w:val="hybridMultilevel"/>
     <w:tmpl w:val="A2B2125E"/>
@@ -13135,7 +13426,7 @@
       </w:pPr>
     </w:lvl>
   </w:abstractNum>
-  <w:abstractNum w:abstractNumId="3" w15:restartNumberingAfterBreak="0">
+  <w:abstractNum w:abstractNumId="3">
     <w:nsid w:val="3A131E8A"/>
     <w:multiLevelType w:val="multilevel"/>
     <w:tmpl w:val="D6F65D48"/>
@@ -13256,7 +13547,7 @@
       </w:rPr>
     </w:lvl>
   </w:abstractNum>
-  <w:abstractNum w:abstractNumId="4" w15:restartNumberingAfterBreak="0">
+  <w:abstractNum w:abstractNumId="4">
     <w:nsid w:val="5F7B3A54"/>
     <w:multiLevelType w:val="hybridMultilevel"/>
     <w:tmpl w:val="D4242354"/>
@@ -13269,7 +13560,7 @@
         <w:ind w:left="926" w:hanging="360"/>
       </w:pPr>
       <w:rPr>
-        <w:rFonts w:ascii="Times New Roman" w:eastAsia="SimSun" w:hAnsi="Times New Roman" w:cs="Times New Roman" w:hint="default"/>
+        <w:rFonts w:ascii="Times New Roman" w:eastAsia="宋体" w:hAnsi="Times New Roman" w:cs="Times New Roman" w:hint="default"/>
       </w:rPr>
     </w:lvl>
     <w:lvl w:ilvl="1" w:tplc="04090003" w:tentative="1">
@@ -13369,7 +13660,7 @@
       </w:rPr>
     </w:lvl>
   </w:abstractNum>
-  <w:abstractNum w:abstractNumId="5" w15:restartNumberingAfterBreak="0">
+  <w:abstractNum w:abstractNumId="5">
     <w:nsid w:val="670D19C7"/>
     <w:multiLevelType w:val="hybridMultilevel"/>
     <w:tmpl w:val="2D5A4A62"/>
@@ -13458,7 +13749,7 @@
       </w:pPr>
     </w:lvl>
   </w:abstractNum>
-  <w:abstractNum w:abstractNumId="6" w15:restartNumberingAfterBreak="0">
+  <w:abstractNum w:abstractNumId="6">
     <w:nsid w:val="6B2D69C4"/>
     <w:multiLevelType w:val="hybridMultilevel"/>
     <w:tmpl w:val="863E96C0"/>
@@ -13547,32 +13838,32 @@
       </w:pPr>
     </w:lvl>
   </w:abstractNum>
-  <w:num w:numId="1" w16cid:durableId="1572616074">
+  <w:num w:numId="1">
     <w:abstractNumId w:val="6"/>
   </w:num>
-  <w:num w:numId="2" w16cid:durableId="1909344413">
+  <w:num w:numId="2">
     <w:abstractNumId w:val="5"/>
   </w:num>
-  <w:num w:numId="3" w16cid:durableId="1052388061">
+  <w:num w:numId="3">
     <w:abstractNumId w:val="4"/>
   </w:num>
-  <w:num w:numId="4" w16cid:durableId="661548094">
+  <w:num w:numId="4">
     <w:abstractNumId w:val="2"/>
   </w:num>
-  <w:num w:numId="5" w16cid:durableId="2101825771">
+  <w:num w:numId="5">
     <w:abstractNumId w:val="3"/>
   </w:num>
-  <w:num w:numId="6" w16cid:durableId="1332609912">
+  <w:num w:numId="6">
     <w:abstractNumId w:val="1"/>
   </w:num>
-  <w:num w:numId="7" w16cid:durableId="1718579558">
+  <w:num w:numId="7">
     <w:abstractNumId w:val="0"/>
   </w:num>
 </w:numbering>
 </file>
 
 <file path=word/styles.xml><?xml version="1.0" encoding="utf-8"?>
-<w:styles xmlns:mc="http://schemas.openxmlformats.org/markup-compatibility/2006" xmlns:r="http://schemas.openxmlformats.org/officeDocument/2006/relationships" xmlns:w="http://schemas.openxmlformats.org/wordprocessingml/2006/main" xmlns:w14="http://schemas.microsoft.com/office/word/2010/wordml" xmlns:w15="http://schemas.microsoft.com/office/word/2012/wordml" xmlns:w16cex="http://schemas.microsoft.com/office/word/2018/wordml/cex" xmlns:w16cid="http://schemas.microsoft.com/office/word/2016/wordml/cid" xmlns:w16="http://schemas.microsoft.com/office/word/2018/wordml" xmlns:w16du="http://schemas.microsoft.com/office/word/2023/wordml/word16du" xmlns:w16sdtdh="http://schemas.microsoft.com/office/word/2020/wordml/sdtdatahash" xmlns:w16sdtfl="http://schemas.microsoft.com/office/word/2024/wordml/sdtformatlock" xmlns:w16se="http://schemas.microsoft.com/office/word/2015/wordml/symex" mc:Ignorable="w14 w15 w16se w16cid w16 w16cex w16sdtdh w16sdtfl w16du">
+<w:styles xmlns:mc="http://schemas.openxmlformats.org/markup-compatibility/2006" xmlns:r="http://schemas.openxmlformats.org/officeDocument/2006/relationships" xmlns:w="http://schemas.openxmlformats.org/wordprocessingml/2006/main" xmlns:w14="http://schemas.microsoft.com/office/word/2010/wordml" mc:Ignorable="w14">
   <w:docDefaults>
     <w:rPrDefault>
       <w:rPr>
@@ -13582,7 +13873,7 @@
     </w:rPrDefault>
     <w:pPrDefault/>
   </w:docDefaults>
-  <w:latentStyles w:defLockedState="0" w:defUIPriority="0" w:defSemiHidden="0" w:defUnhideWhenUsed="0" w:defQFormat="0" w:count="376">
+  <w:latentStyles w:defLockedState="0" w:defUIPriority="0" w:defSemiHidden="0" w:defUnhideWhenUsed="0" w:defQFormat="0" w:count="267">
     <w:lsdException w:name="Normal" w:qFormat="1"/>
     <w:lsdException w:name="heading 1" w:qFormat="1"/>
     <w:lsdException w:name="heading 2" w:semiHidden="1" w:unhideWhenUsed="1" w:qFormat="1"/>
@@ -13766,117 +14057,8 @@
     <w:lsdException w:name="Book Title" w:uiPriority="33" w:qFormat="1"/>
     <w:lsdException w:name="Bibliography" w:semiHidden="1" w:uiPriority="37" w:unhideWhenUsed="1"/>
     <w:lsdException w:name="TOC Heading" w:semiHidden="1" w:uiPriority="39" w:unhideWhenUsed="1" w:qFormat="1"/>
-    <w:lsdException w:name="Plain Table 1" w:uiPriority="41"/>
-    <w:lsdException w:name="Plain Table 2" w:uiPriority="42"/>
-    <w:lsdException w:name="Plain Table 3" w:uiPriority="43"/>
-    <w:lsdException w:name="Plain Table 4" w:uiPriority="44"/>
-    <w:lsdException w:name="Plain Table 5" w:uiPriority="45"/>
-    <w:lsdException w:name="Grid Table Light" w:uiPriority="40"/>
-    <w:lsdException w:name="Grid Table 1 Light" w:uiPriority="46"/>
-    <w:lsdException w:name="Grid Table 2" w:uiPriority="47"/>
-    <w:lsdException w:name="Grid Table 3" w:uiPriority="48"/>
-    <w:lsdException w:name="Grid Table 4" w:uiPriority="49"/>
-    <w:lsdException w:name="Grid Table 5 Dark" w:uiPriority="50"/>
-    <w:lsdException w:name="Grid Table 6 Colorful" w:uiPriority="51"/>
-    <w:lsdException w:name="Grid Table 7 Colorful" w:uiPriority="52"/>
-    <w:lsdException w:name="Grid Table 1 Light Accent 1" w:uiPriority="46"/>
-    <w:lsdException w:name="Grid Table 2 Accent 1" w:uiPriority="47"/>
-    <w:lsdException w:name="Grid Table 3 Accent 1" w:uiPriority="48"/>
-    <w:lsdException w:name="Grid Table 4 Accent 1" w:uiPriority="49"/>
-    <w:lsdException w:name="Grid Table 5 Dark Accent 1" w:uiPriority="50"/>
-    <w:lsdException w:name="Grid Table 6 Colorful Accent 1" w:uiPriority="51"/>
-    <w:lsdException w:name="Grid Table 7 Colorful Accent 1" w:uiPriority="52"/>
-    <w:lsdException w:name="Grid Table 1 Light Accent 2" w:uiPriority="46"/>
-    <w:lsdException w:name="Grid Table 2 Accent 2" w:uiPriority="47"/>
-    <w:lsdException w:name="Grid Table 3 Accent 2" w:uiPriority="48"/>
-    <w:lsdException w:name="Grid Table 4 Accent 2" w:uiPriority="49"/>
-    <w:lsdException w:name="Grid Table 5 Dark Accent 2" w:uiPriority="50"/>
-    <w:lsdException w:name="Grid Table 6 Colorful Accent 2" w:uiPriority="51"/>
-    <w:lsdException w:name="Grid Table 7 Colorful Accent 2" w:uiPriority="52"/>
-    <w:lsdException w:name="Grid Table 1 Light Accent 3" w:uiPriority="46"/>
-    <w:lsdException w:name="Grid Table 2 Accent 3" w:uiPriority="47"/>
-    <w:lsdException w:name="Grid Table 3 Accent 3" w:uiPriority="48"/>
-    <w:lsdException w:name="Grid Table 4 Accent 3" w:uiPriority="49"/>
-    <w:lsdException w:name="Grid Table 5 Dark Accent 3" w:uiPriority="50"/>
-    <w:lsdException w:name="Grid Table 6 Colorful Accent 3" w:uiPriority="51"/>
-    <w:lsdException w:name="Grid Table 7 Colorful Accent 3" w:uiPriority="52"/>
-    <w:lsdException w:name="Grid Table 1 Light Accent 4" w:uiPriority="46"/>
-    <w:lsdException w:name="Grid Table 2 Accent 4" w:uiPriority="47"/>
-    <w:lsdException w:name="Grid Table 3 Accent 4" w:uiPriority="48"/>
-    <w:lsdException w:name="Grid Table 4 Accent 4" w:uiPriority="49"/>
-    <w:lsdException w:name="Grid Table 5 Dark Accent 4" w:uiPriority="50"/>
-    <w:lsdException w:name="Grid Table 6 Colorful Accent 4" w:uiPriority="51"/>
-    <w:lsdException w:name="Grid Table 7 Colorful Accent 4" w:uiPriority="52"/>
-    <w:lsdException w:name="Grid Table 1 Light Accent 5" w:uiPriority="46"/>
-    <w:lsdException w:name="Grid Table 2 Accent 5" w:uiPriority="47"/>
-    <w:lsdException w:name="Grid Table 3 Accent 5" w:uiPriority="48"/>
-    <w:lsdException w:name="Grid Table 4 Accent 5" w:uiPriority="49"/>
-    <w:lsdException w:name="Grid Table 5 Dark Accent 5" w:uiPriority="50"/>
-    <w:lsdException w:name="Grid Table 6 Colorful Accent 5" w:uiPriority="51"/>
-    <w:lsdException w:name="Grid Table 7 Colorful Accent 5" w:uiPriority="52"/>
-    <w:lsdException w:name="Grid Table 1 Light Accent 6" w:uiPriority="46"/>
-    <w:lsdException w:name="Grid Table 2 Accent 6" w:uiPriority="47"/>
-    <w:lsdException w:name="Grid Table 3 Accent 6" w:uiPriority="48"/>
-    <w:lsdException w:name="Grid Table 4 Accent 6" w:uiPriority="49"/>
-    <w:lsdException w:name="Grid Table 5 Dark Accent 6" w:uiPriority="50"/>
-    <w:lsdException w:name="Grid Table 6 Colorful Accent 6" w:uiPriority="51"/>
-    <w:lsdException w:name="Grid Table 7 Colorful Accent 6" w:uiPriority="52"/>
-    <w:lsdException w:name="List Table 1 Light" w:uiPriority="46"/>
-    <w:lsdException w:name="List Table 2" w:uiPriority="47"/>
-    <w:lsdException w:name="List Table 3" w:uiPriority="48"/>
-    <w:lsdException w:name="List Table 4" w:uiPriority="49"/>
-    <w:lsdException w:name="List Table 5 Dark" w:uiPriority="50"/>
-    <w:lsdException w:name="List Table 6 Colorful" w:uiPriority="51"/>
-    <w:lsdException w:name="List Table 7 Colorful" w:uiPriority="52"/>
-    <w:lsdException w:name="List Table 1 Light Accent 1" w:uiPriority="46"/>
-    <w:lsdException w:name="List Table 2 Accent 1" w:uiPriority="47"/>
-    <w:lsdException w:name="List Table 3 Accent 1" w:uiPriority="48"/>
-    <w:lsdException w:name="List Table 4 Accent 1" w:uiPriority="49"/>
-    <w:lsdException w:name="List Table 5 Dark Accent 1" w:uiPriority="50"/>
-    <w:lsdException w:name="List Table 6 Colorful Accent 1" w:uiPriority="51"/>
-    <w:lsdException w:name="List Table 7 Colorful Accent 1" w:uiPriority="52"/>
-    <w:lsdException w:name="List Table 1 Light Accent 2" w:uiPriority="46"/>
-    <w:lsdException w:name="List Table 2 Accent 2" w:uiPriority="47"/>
-    <w:lsdException w:name="List Table 3 Accent 2" w:uiPriority="48"/>
-    <w:lsdException w:name="List Table 4 Accent 2" w:uiPriority="49"/>
-    <w:lsdException w:name="List Table 5 Dark Accent 2" w:uiPriority="50"/>
-    <w:lsdException w:name="List Table 6 Colorful Accent 2" w:uiPriority="51"/>
-    <w:lsdException w:name="List Table 7 Colorful Accent 2" w:uiPriority="52"/>
-    <w:lsdException w:name="List Table 1 Light Accent 3" w:uiPriority="46"/>
-    <w:lsdException w:name="List Table 2 Accent 3" w:uiPriority="47"/>
-    <w:lsdException w:name="List Table 3 Accent 3" w:uiPriority="48"/>
-    <w:lsdException w:name="List Table 4 Accent 3" w:uiPriority="49"/>
-    <w:lsdException w:name="List Table 5 Dark Accent 3" w:uiPriority="50"/>
-    <w:lsdException w:name="List Table 6 Colorful Accent 3" w:uiPriority="51"/>
-    <w:lsdException w:name="List Table 7 Colorful Accent 3" w:uiPriority="52"/>
-    <w:lsdException w:name="List Table 1 Light Accent 4" w:uiPriority="46"/>
-    <w:lsdException w:name="List Table 2 Accent 4" w:uiPriority="47"/>
-    <w:lsdException w:name="List Table 3 Accent 4" w:uiPriority="48"/>
-    <w:lsdException w:name="List Table 4 Accent 4" w:uiPriority="49"/>
-    <w:lsdException w:name="List Table 5 Dark Accent 4" w:uiPriority="50"/>
-    <w:lsdException w:name="List Table 6 Colorful Accent 4" w:uiPriority="51"/>
-    <w:lsdException w:name="List Table 7 Colorful Accent 4" w:uiPriority="52"/>
-    <w:lsdException w:name="List Table 1 Light Accent 5" w:uiPriority="46"/>
-    <w:lsdException w:name="List Table 2 Accent 5" w:uiPriority="47"/>
-    <w:lsdException w:name="List Table 3 Accent 5" w:uiPriority="48"/>
-    <w:lsdException w:name="List Table 4 Accent 5" w:uiPriority="49"/>
-    <w:lsdException w:name="List Table 5 Dark Accent 5" w:uiPriority="50"/>
-    <w:lsdException w:name="List Table 6 Colorful Accent 5" w:uiPriority="51"/>
-    <w:lsdException w:name="List Table 7 Colorful Accent 5" w:uiPriority="52"/>
-    <w:lsdException w:name="List Table 1 Light Accent 6" w:uiPriority="46"/>
-    <w:lsdException w:name="List Table 2 Accent 6" w:uiPriority="47"/>
-    <w:lsdException w:name="List Table 3 Accent 6" w:uiPriority="48"/>
-    <w:lsdException w:name="List Table 4 Accent 6" w:uiPriority="49"/>
-    <w:lsdException w:name="List Table 5 Dark Accent 6" w:uiPriority="50"/>
-    <w:lsdException w:name="List Table 6 Colorful Accent 6" w:uiPriority="51"/>
-    <w:lsdException w:name="List Table 7 Colorful Accent 6" w:uiPriority="52"/>
-    <w:lsdException w:name="Mention" w:semiHidden="1" w:uiPriority="99" w:unhideWhenUsed="1"/>
-    <w:lsdException w:name="Smart Hyperlink" w:semiHidden="1" w:uiPriority="99" w:unhideWhenUsed="1"/>
-    <w:lsdException w:name="Hashtag" w:semiHidden="1" w:uiPriority="99" w:unhideWhenUsed="1"/>
-    <w:lsdException w:name="Unresolved Mention" w:semiHidden="1" w:uiPriority="99" w:unhideWhenUsed="1"/>
-    <w:lsdException w:name="Smart Link" w:semiHidden="1" w:uiPriority="99" w:unhideWhenUsed="1"/>
   </w:latentStyles>
-  <w:style w:type="paragraph" w:default="1" w:styleId="Normal">
+  <w:style w:type="paragraph" w:default="1" w:styleId="a0">
     <w:name w:val="Normal"/>
     <w:qFormat/>
     <w:pPr>
@@ -13884,17 +14066,17 @@
       <w:jc w:val="both"/>
     </w:pPr>
     <w:rPr>
-      <w:rFonts w:ascii="Times New Roman" w:eastAsia="SimSun" w:hAnsi="Times New Roman" w:cs="Times New Roman"/>
+      <w:rFonts w:ascii="Times New Roman" w:eastAsia="宋体" w:hAnsi="Times New Roman" w:cs="Times New Roman"/>
       <w:kern w:val="2"/>
       <w:sz w:val="28"/>
       <w:szCs w:val="28"/>
     </w:rPr>
   </w:style>
-  <w:style w:type="paragraph" w:styleId="Heading1">
+  <w:style w:type="paragraph" w:styleId="1">
     <w:name w:val="heading 1"/>
-    <w:basedOn w:val="Normal"/>
-    <w:next w:val="Normal"/>
-    <w:link w:val="Heading1Char"/>
+    <w:basedOn w:val="a0"/>
+    <w:next w:val="a0"/>
+    <w:link w:val="1Char"/>
     <w:qFormat/>
     <w:rsid w:val="000C011A"/>
     <w:pPr>
@@ -13911,11 +14093,11 @@
       <w:szCs w:val="44"/>
     </w:rPr>
   </w:style>
-  <w:style w:type="paragraph" w:styleId="Heading2">
+  <w:style w:type="paragraph" w:styleId="2">
     <w:name w:val="heading 2"/>
-    <w:basedOn w:val="Normal"/>
-    <w:next w:val="Normal"/>
-    <w:link w:val="Heading2Char"/>
+    <w:basedOn w:val="a0"/>
+    <w:next w:val="a0"/>
+    <w:link w:val="2Char"/>
     <w:unhideWhenUsed/>
     <w:qFormat/>
     <w:rsid w:val="00F4278F"/>
@@ -13933,11 +14115,11 @@
       <w:szCs w:val="32"/>
     </w:rPr>
   </w:style>
-  <w:style w:type="paragraph" w:styleId="Heading3">
+  <w:style w:type="paragraph" w:styleId="3">
     <w:name w:val="heading 3"/>
-    <w:basedOn w:val="Normal"/>
-    <w:next w:val="Normal"/>
-    <w:link w:val="Heading3Char"/>
+    <w:basedOn w:val="a0"/>
+    <w:next w:val="a0"/>
+    <w:link w:val="3Char"/>
     <w:semiHidden/>
     <w:unhideWhenUsed/>
     <w:qFormat/>
@@ -13955,10 +14137,10 @@
       <w:szCs w:val="32"/>
     </w:rPr>
   </w:style>
-  <w:style w:type="paragraph" w:styleId="Heading4">
+  <w:style w:type="paragraph" w:styleId="4">
     <w:name w:val="heading 4"/>
-    <w:basedOn w:val="Normal"/>
-    <w:link w:val="Heading4Char"/>
+    <w:basedOn w:val="a0"/>
+    <w:link w:val="4Char"/>
     <w:uiPriority w:val="9"/>
     <w:qFormat/>
     <w:rsid w:val="00F45F98"/>
@@ -13969,7 +14151,7 @@
       <w:outlineLvl w:val="3"/>
     </w:pPr>
     <w:rPr>
-      <w:rFonts w:ascii="SimSun" w:hAnsi="SimSun" w:cs="SimSun"/>
+      <w:rFonts w:ascii="宋体" w:hAnsi="宋体" w:cs="宋体"/>
       <w:b/>
       <w:bCs/>
       <w:kern w:val="0"/>
@@ -13977,12 +14159,13 @@
       <w:szCs w:val="24"/>
     </w:rPr>
   </w:style>
-  <w:style w:type="character" w:default="1" w:styleId="DefaultParagraphFont">
+  <w:style w:type="character" w:default="1" w:styleId="a1">
     <w:name w:val="Default Paragraph Font"/>
     <w:uiPriority w:val="1"/>
+    <w:semiHidden/>
     <w:unhideWhenUsed/>
   </w:style>
-  <w:style w:type="table" w:default="1" w:styleId="TableNormal">
+  <w:style w:type="table" w:default="1" w:styleId="a2">
     <w:name w:val="Normal Table"/>
     <w:uiPriority w:val="99"/>
     <w:semiHidden/>
@@ -13997,15 +14180,15 @@
       </w:tblCellMar>
     </w:tblPr>
   </w:style>
-  <w:style w:type="numbering" w:default="1" w:styleId="NoList">
+  <w:style w:type="numbering" w:default="1" w:styleId="a3">
     <w:name w:val="No List"/>
     <w:uiPriority w:val="99"/>
     <w:semiHidden/>
     <w:unhideWhenUsed/>
   </w:style>
-  <w:style w:type="paragraph" w:styleId="Footer">
+  <w:style w:type="paragraph" w:styleId="a4">
     <w:name w:val="footer"/>
-    <w:basedOn w:val="Normal"/>
+    <w:basedOn w:val="a0"/>
     <w:uiPriority w:val="99"/>
     <w:qFormat/>
     <w:pPr>
@@ -14022,9 +14205,9 @@
       <w:szCs w:val="18"/>
     </w:rPr>
   </w:style>
-  <w:style w:type="paragraph" w:styleId="Header">
+  <w:style w:type="paragraph" w:styleId="a5">
     <w:name w:val="header"/>
-    <w:basedOn w:val="Normal"/>
+    <w:basedOn w:val="a0"/>
     <w:semiHidden/>
     <w:pPr>
       <w:pBdr>
@@ -14043,10 +14226,10 @@
       <w:szCs w:val="18"/>
     </w:rPr>
   </w:style>
-  <w:style w:type="paragraph" w:customStyle="1" w:styleId="a">
+  <w:style w:type="paragraph" w:customStyle="1" w:styleId="a6">
     <w:name w:val="普通标题"/>
-    <w:basedOn w:val="Normal"/>
-    <w:next w:val="Normal"/>
+    <w:basedOn w:val="a0"/>
+    <w:next w:val="a0"/>
     <w:qFormat/>
     <w:pPr>
       <w:spacing w:beforeLines="100" w:before="100" w:afterLines="200" w:after="200"/>
@@ -14058,45 +14241,45 @@
       <w:szCs w:val="36"/>
     </w:rPr>
   </w:style>
-  <w:style w:type="paragraph" w:styleId="BalloonText">
+  <w:style w:type="paragraph" w:styleId="a7">
     <w:name w:val="Balloon Text"/>
-    <w:basedOn w:val="Normal"/>
-    <w:link w:val="BalloonTextChar"/>
+    <w:basedOn w:val="a0"/>
+    <w:link w:val="Char"/>
     <w:rsid w:val="00D63F49"/>
     <w:rPr>
       <w:sz w:val="18"/>
       <w:szCs w:val="18"/>
     </w:rPr>
   </w:style>
-  <w:style w:type="character" w:customStyle="1" w:styleId="BalloonTextChar">
-    <w:name w:val="Balloon Text Char"/>
-    <w:basedOn w:val="DefaultParagraphFont"/>
-    <w:link w:val="BalloonText"/>
+  <w:style w:type="character" w:customStyle="1" w:styleId="Char">
+    <w:name w:val="批注框文本 Char"/>
+    <w:basedOn w:val="a1"/>
+    <w:link w:val="a7"/>
     <w:rsid w:val="00D63F49"/>
     <w:rPr>
-      <w:rFonts w:ascii="Times New Roman" w:eastAsia="SimSun" w:hAnsi="Times New Roman" w:cs="Times New Roman"/>
+      <w:rFonts w:ascii="Times New Roman" w:eastAsia="宋体" w:hAnsi="Times New Roman" w:cs="Times New Roman"/>
       <w:kern w:val="2"/>
       <w:sz w:val="18"/>
       <w:szCs w:val="18"/>
     </w:rPr>
   </w:style>
-  <w:style w:type="character" w:customStyle="1" w:styleId="Heading4Char">
-    <w:name w:val="Heading 4 Char"/>
-    <w:basedOn w:val="DefaultParagraphFont"/>
-    <w:link w:val="Heading4"/>
+  <w:style w:type="character" w:customStyle="1" w:styleId="4Char">
+    <w:name w:val="标题 4 Char"/>
+    <w:basedOn w:val="a1"/>
+    <w:link w:val="4"/>
     <w:uiPriority w:val="9"/>
     <w:rsid w:val="00F45F98"/>
     <w:rPr>
-      <w:rFonts w:ascii="SimSun" w:eastAsia="SimSun" w:hAnsi="SimSun" w:cs="SimSun"/>
+      <w:rFonts w:ascii="宋体" w:eastAsia="宋体" w:hAnsi="宋体" w:cs="宋体"/>
       <w:b/>
       <w:bCs/>
       <w:sz w:val="24"/>
       <w:szCs w:val="24"/>
     </w:rPr>
   </w:style>
-  <w:style w:type="paragraph" w:styleId="NormalWeb">
+  <w:style w:type="paragraph" w:styleId="a8">
     <w:name w:val="Normal (Web)"/>
-    <w:basedOn w:val="Normal"/>
+    <w:basedOn w:val="a0"/>
     <w:uiPriority w:val="99"/>
     <w:unhideWhenUsed/>
     <w:rsid w:val="00F45F98"/>
@@ -14106,15 +14289,15 @@
       <w:jc w:val="left"/>
     </w:pPr>
     <w:rPr>
-      <w:rFonts w:ascii="SimSun" w:hAnsi="SimSun" w:cs="SimSun"/>
+      <w:rFonts w:ascii="宋体" w:hAnsi="宋体" w:cs="宋体"/>
       <w:kern w:val="0"/>
       <w:sz w:val="24"/>
       <w:szCs w:val="24"/>
     </w:rPr>
   </w:style>
-  <w:style w:type="paragraph" w:styleId="ListParagraph">
+  <w:style w:type="paragraph" w:styleId="a9">
     <w:name w:val="List Paragraph"/>
-    <w:basedOn w:val="Normal"/>
+    <w:basedOn w:val="a0"/>
     <w:uiPriority w:val="99"/>
     <w:unhideWhenUsed/>
     <w:rsid w:val="003A1F64"/>
@@ -14122,14 +14305,14 @@
       <w:ind w:firstLineChars="200" w:firstLine="420"/>
     </w:pPr>
   </w:style>
-  <w:style w:type="character" w:customStyle="1" w:styleId="Heading3Char">
-    <w:name w:val="Heading 3 Char"/>
-    <w:basedOn w:val="DefaultParagraphFont"/>
-    <w:link w:val="Heading3"/>
+  <w:style w:type="character" w:customStyle="1" w:styleId="3Char">
+    <w:name w:val="标题 3 Char"/>
+    <w:basedOn w:val="a1"/>
+    <w:link w:val="3"/>
     <w:semiHidden/>
     <w:rsid w:val="00372AC7"/>
     <w:rPr>
-      <w:rFonts w:ascii="Times New Roman" w:eastAsia="SimSun" w:hAnsi="Times New Roman" w:cs="Times New Roman"/>
+      <w:rFonts w:ascii="Times New Roman" w:eastAsia="宋体" w:hAnsi="Times New Roman" w:cs="Times New Roman"/>
       <w:b/>
       <w:bCs/>
       <w:kern w:val="2"/>
@@ -14137,9 +14320,9 @@
       <w:szCs w:val="32"/>
     </w:rPr>
   </w:style>
-  <w:style w:type="character" w:styleId="Strong">
+  <w:style w:type="character" w:styleId="aa">
     <w:name w:val="Strong"/>
-    <w:basedOn w:val="DefaultParagraphFont"/>
+    <w:basedOn w:val="a1"/>
     <w:uiPriority w:val="22"/>
     <w:qFormat/>
     <w:rsid w:val="000C011A"/>
@@ -14148,13 +14331,13 @@
       <w:bCs/>
     </w:rPr>
   </w:style>
-  <w:style w:type="character" w:customStyle="1" w:styleId="Heading1Char">
-    <w:name w:val="Heading 1 Char"/>
-    <w:basedOn w:val="DefaultParagraphFont"/>
-    <w:link w:val="Heading1"/>
+  <w:style w:type="character" w:customStyle="1" w:styleId="1Char">
+    <w:name w:val="标题 1 Char"/>
+    <w:basedOn w:val="a1"/>
+    <w:link w:val="1"/>
     <w:rsid w:val="000C011A"/>
     <w:rPr>
-      <w:rFonts w:ascii="Times New Roman" w:eastAsia="SimSun" w:hAnsi="Times New Roman" w:cs="Times New Roman"/>
+      <w:rFonts w:ascii="Times New Roman" w:eastAsia="宋体" w:hAnsi="Times New Roman" w:cs="Times New Roman"/>
       <w:b/>
       <w:bCs/>
       <w:kern w:val="44"/>
@@ -14162,9 +14345,9 @@
       <w:szCs w:val="44"/>
     </w:rPr>
   </w:style>
-  <w:style w:type="character" w:styleId="Hyperlink">
+  <w:style w:type="character" w:styleId="ab">
     <w:name w:val="Hyperlink"/>
-    <w:basedOn w:val="DefaultParagraphFont"/>
+    <w:basedOn w:val="a1"/>
     <w:uiPriority w:val="99"/>
     <w:unhideWhenUsed/>
     <w:rsid w:val="000C011A"/>
@@ -14173,11 +14356,11 @@
       <w:u w:val="single"/>
     </w:rPr>
   </w:style>
-  <w:style w:type="paragraph" w:styleId="Title">
+  <w:style w:type="paragraph" w:styleId="ac">
     <w:name w:val="Title"/>
-    <w:basedOn w:val="Normal"/>
-    <w:next w:val="Normal"/>
-    <w:link w:val="TitleChar"/>
+    <w:basedOn w:val="a0"/>
+    <w:next w:val="a0"/>
+    <w:link w:val="Char0"/>
     <w:qFormat/>
     <w:rsid w:val="00FB4ED8"/>
     <w:pPr>
@@ -14193,13 +14376,13 @@
       <w:szCs w:val="32"/>
     </w:rPr>
   </w:style>
-  <w:style w:type="character" w:customStyle="1" w:styleId="TitleChar">
-    <w:name w:val="Title Char"/>
-    <w:basedOn w:val="DefaultParagraphFont"/>
-    <w:link w:val="Title"/>
+  <w:style w:type="character" w:customStyle="1" w:styleId="Char0">
+    <w:name w:val="标题 Char"/>
+    <w:basedOn w:val="a1"/>
+    <w:link w:val="ac"/>
     <w:rsid w:val="00FB4ED8"/>
     <w:rPr>
-      <w:rFonts w:asciiTheme="majorHAnsi" w:eastAsia="SimSun" w:hAnsiTheme="majorHAnsi" w:cstheme="majorBidi"/>
+      <w:rFonts w:asciiTheme="majorHAnsi" w:eastAsia="宋体" w:hAnsiTheme="majorHAnsi" w:cstheme="majorBidi"/>
       <w:b/>
       <w:bCs/>
       <w:kern w:val="2"/>
@@ -14207,10 +14390,10 @@
       <w:szCs w:val="32"/>
     </w:rPr>
   </w:style>
-  <w:style w:type="character" w:customStyle="1" w:styleId="Heading2Char">
-    <w:name w:val="Heading 2 Char"/>
-    <w:basedOn w:val="DefaultParagraphFont"/>
-    <w:link w:val="Heading2"/>
+  <w:style w:type="character" w:customStyle="1" w:styleId="2Char">
+    <w:name w:val="标题 2 Char"/>
+    <w:basedOn w:val="a1"/>
+    <w:link w:val="2"/>
     <w:rsid w:val="00F4278F"/>
     <w:rPr>
       <w:rFonts w:asciiTheme="majorHAnsi" w:eastAsiaTheme="majorEastAsia" w:hAnsiTheme="majorHAnsi" w:cstheme="majorBidi"/>
@@ -14221,9 +14404,9 @@
       <w:szCs w:val="32"/>
     </w:rPr>
   </w:style>
-  <w:style w:type="paragraph" w:styleId="ListBullet">
+  <w:style w:type="paragraph" w:styleId="a">
     <w:name w:val="List Bullet"/>
-    <w:basedOn w:val="Normal"/>
+    <w:basedOn w:val="a0"/>
     <w:uiPriority w:val="99"/>
     <w:unhideWhenUsed/>
     <w:rsid w:val="00D34692"/>
@@ -14244,9 +14427,9 @@
       <w:lang w:eastAsia="en-US"/>
     </w:rPr>
   </w:style>
-  <w:style w:type="table" w:styleId="TableGrid">
+  <w:style w:type="table" w:styleId="ad">
     <w:name w:val="Table Grid"/>
-    <w:basedOn w:val="TableNormal"/>
+    <w:basedOn w:val="a2"/>
     <w:uiPriority w:val="59"/>
     <w:rsid w:val="007F6DAB"/>
     <w:rPr>
@@ -14267,8 +14450,8 @@
   </w:style>
   <w:style w:type="table" w:customStyle="1" w:styleId="TableGrid1">
     <w:name w:val="Table Grid1"/>
-    <w:basedOn w:val="TableNormal"/>
-    <w:next w:val="TableGrid"/>
+    <w:basedOn w:val="a2"/>
+    <w:next w:val="ad"/>
     <w:uiPriority w:val="59"/>
     <w:rsid w:val="00FD4676"/>
     <w:rPr>
@@ -14291,8 +14474,645 @@
   </w:style>
   <w:style w:type="table" w:customStyle="1" w:styleId="TableGrid2">
     <w:name w:val="Table Grid2"/>
-    <w:basedOn w:val="TableNormal"/>
-    <w:next w:val="TableGrid"/>
+    <w:basedOn w:val="a2"/>
+    <w:next w:val="ad"/>
+    <w:uiPriority w:val="59"/>
+    <w:rsid w:val="00282CC4"/>
+    <w:rPr>
+      <w:rFonts w:ascii="Cambria" w:eastAsia="MS Mincho" w:hAnsi="Cambria" w:cs="Times New Roman"/>
+      <w:sz w:val="22"/>
+      <w:szCs w:val="22"/>
+      <w:lang w:eastAsia="en-US"/>
+    </w:rPr>
+    <w:tblPr>
+      <w:tblInd w:w="0" w:type="nil"/>
+      <w:tblBorders>
+        <w:top w:val="single" w:sz="4" w:space="0" w:color="auto"/>
+        <w:left w:val="single" w:sz="4" w:space="0" w:color="auto"/>
+        <w:bottom w:val="single" w:sz="4" w:space="0" w:color="auto"/>
+        <w:right w:val="single" w:sz="4" w:space="0" w:color="auto"/>
+        <w:insideH w:val="single" w:sz="4" w:space="0" w:color="auto"/>
+        <w:insideV w:val="single" w:sz="4" w:space="0" w:color="auto"/>
+      </w:tblBorders>
+    </w:tblPr>
+  </w:style>
+</w:styles>
+</file>
+
+<file path=word/stylesWithEffects.xml><?xml version="1.0" encoding="utf-8"?>
+<w:styles xmlns:wpc="http://schemas.microsoft.com/office/word/2010/wordprocessingCanvas" xmlns:mc="http://schemas.openxmlformats.org/markup-compatibility/2006" xmlns:o="urn:schemas-microsoft-com:office:office" xmlns:r="http://schemas.openxmlformats.org/officeDocument/2006/relationships" xmlns:m="http://schemas.openxmlformats.org/officeDocument/2006/math" xmlns:v="urn:schemas-microsoft-com:vml" xmlns:wp14="http://schemas.microsoft.com/office/word/2010/wordprocessingDrawing" xmlns:wp="http://schemas.openxmlformats.org/drawingml/2006/wordprocessingDrawing" xmlns:w10="urn:schemas-microsoft-com:office:word" xmlns:w="http://schemas.openxmlformats.org/wordprocessingml/2006/main" xmlns:w14="http://schemas.microsoft.com/office/word/2010/wordml" xmlns:wpg="http://schemas.microsoft.com/office/word/2010/wordprocessingGroup" xmlns:wpi="http://schemas.microsoft.com/office/word/2010/wordprocessingInk" xmlns:wne="http://schemas.microsoft.com/office/word/2006/wordml" xmlns:wps="http://schemas.microsoft.com/office/word/2010/wordprocessingShape" mc:Ignorable="w14 wp14">
+  <w:docDefaults>
+    <w:rPrDefault>
+      <w:rPr>
+        <w:rFonts w:asciiTheme="minorHAnsi" w:eastAsiaTheme="minorEastAsia" w:hAnsiTheme="minorHAnsi" w:cstheme="minorBidi"/>
+        <w:lang w:val="en-US" w:eastAsia="zh-CN" w:bidi="ar-SA"/>
+      </w:rPr>
+    </w:rPrDefault>
+    <w:pPrDefault/>
+  </w:docDefaults>
+  <w:latentStyles w:defLockedState="0" w:defUIPriority="0" w:defSemiHidden="0" w:defUnhideWhenUsed="0" w:defQFormat="0" w:count="267">
+    <w:lsdException w:name="Normal" w:qFormat="1"/>
+    <w:lsdException w:name="heading 1" w:qFormat="1"/>
+    <w:lsdException w:name="heading 2" w:semiHidden="1" w:unhideWhenUsed="1" w:qFormat="1"/>
+    <w:lsdException w:name="heading 3" w:semiHidden="1" w:unhideWhenUsed="1" w:qFormat="1"/>
+    <w:lsdException w:name="heading 4" w:semiHidden="1" w:uiPriority="9" w:unhideWhenUsed="1" w:qFormat="1"/>
+    <w:lsdException w:name="heading 5" w:semiHidden="1" w:unhideWhenUsed="1" w:qFormat="1"/>
+    <w:lsdException w:name="heading 6" w:semiHidden="1" w:unhideWhenUsed="1" w:qFormat="1"/>
+    <w:lsdException w:name="heading 7" w:semiHidden="1" w:unhideWhenUsed="1" w:qFormat="1"/>
+    <w:lsdException w:name="heading 8" w:semiHidden="1" w:unhideWhenUsed="1" w:qFormat="1"/>
+    <w:lsdException w:name="heading 9" w:semiHidden="1" w:unhideWhenUsed="1" w:qFormat="1"/>
+    <w:lsdException w:name="header" w:semiHidden="1"/>
+    <w:lsdException w:name="footer" w:uiPriority="99" w:qFormat="1"/>
+    <w:lsdException w:name="caption" w:semiHidden="1" w:unhideWhenUsed="1" w:qFormat="1"/>
+    <w:lsdException w:name="List Bullet" w:uiPriority="99"/>
+    <w:lsdException w:name="Title" w:qFormat="1"/>
+    <w:lsdException w:name="Default Paragraph Font" w:semiHidden="1"/>
+    <w:lsdException w:name="Subtitle" w:qFormat="1"/>
+    <w:lsdException w:name="Hyperlink" w:uiPriority="99"/>
+    <w:lsdException w:name="Strong" w:uiPriority="22" w:qFormat="1"/>
+    <w:lsdException w:name="Emphasis" w:qFormat="1"/>
+    <w:lsdException w:name="HTML Top of Form" w:semiHidden="1" w:uiPriority="99" w:unhideWhenUsed="1"/>
+    <w:lsdException w:name="HTML Bottom of Form" w:semiHidden="1" w:uiPriority="99" w:unhideWhenUsed="1"/>
+    <w:lsdException w:name="Normal (Web)" w:uiPriority="99"/>
+    <w:lsdException w:name="Normal Table" w:semiHidden="1" w:unhideWhenUsed="1"/>
+    <w:lsdException w:name="No List" w:semiHidden="1" w:uiPriority="99" w:unhideWhenUsed="1"/>
+    <w:lsdException w:name="Outline List 1" w:semiHidden="1" w:uiPriority="99" w:unhideWhenUsed="1"/>
+    <w:lsdException w:name="Outline List 2" w:semiHidden="1" w:uiPriority="99" w:unhideWhenUsed="1"/>
+    <w:lsdException w:name="Outline List 3" w:semiHidden="1" w:uiPriority="99" w:unhideWhenUsed="1"/>
+    <w:lsdException w:name="Table Simple 1" w:semiHidden="1" w:unhideWhenUsed="1"/>
+    <w:lsdException w:name="Table Simple 2" w:semiHidden="1" w:unhideWhenUsed="1"/>
+    <w:lsdException w:name="Table Simple 3" w:semiHidden="1" w:unhideWhenUsed="1"/>
+    <w:lsdException w:name="Table Classic 1" w:semiHidden="1" w:unhideWhenUsed="1"/>
+    <w:lsdException w:name="Table Classic 2" w:semiHidden="1" w:unhideWhenUsed="1"/>
+    <w:lsdException w:name="Table Classic 3" w:semiHidden="1" w:unhideWhenUsed="1"/>
+    <w:lsdException w:name="Table Classic 4" w:semiHidden="1" w:unhideWhenUsed="1"/>
+    <w:lsdException w:name="Table Colorful 1" w:semiHidden="1" w:unhideWhenUsed="1"/>
+    <w:lsdException w:name="Table Colorful 2" w:semiHidden="1" w:unhideWhenUsed="1"/>
+    <w:lsdException w:name="Table Colorful 3" w:semiHidden="1" w:unhideWhenUsed="1"/>
+    <w:lsdException w:name="Table Columns 1" w:semiHidden="1" w:unhideWhenUsed="1"/>
+    <w:lsdException w:name="Table Columns 2" w:semiHidden="1" w:unhideWhenUsed="1"/>
+    <w:lsdException w:name="Table Columns 3" w:semiHidden="1" w:unhideWhenUsed="1"/>
+    <w:lsdException w:name="Table Columns 4" w:semiHidden="1" w:unhideWhenUsed="1"/>
+    <w:lsdException w:name="Table Columns 5" w:semiHidden="1" w:unhideWhenUsed="1"/>
+    <w:lsdException w:name="Table Grid 1" w:semiHidden="1" w:unhideWhenUsed="1"/>
+    <w:lsdException w:name="Table Grid 2" w:semiHidden="1" w:unhideWhenUsed="1"/>
+    <w:lsdException w:name="Table Grid 3" w:semiHidden="1" w:unhideWhenUsed="1"/>
+    <w:lsdException w:name="Table Grid 4" w:semiHidden="1" w:unhideWhenUsed="1"/>
+    <w:lsdException w:name="Table Grid 5" w:semiHidden="1" w:unhideWhenUsed="1"/>
+    <w:lsdException w:name="Table Grid 6" w:semiHidden="1" w:unhideWhenUsed="1"/>
+    <w:lsdException w:name="Table Grid 7" w:semiHidden="1" w:unhideWhenUsed="1"/>
+    <w:lsdException w:name="Table Grid 8" w:semiHidden="1" w:unhideWhenUsed="1"/>
+    <w:lsdException w:name="Table List 1" w:semiHidden="1" w:unhideWhenUsed="1"/>
+    <w:lsdException w:name="Table List 2" w:semiHidden="1" w:unhideWhenUsed="1"/>
+    <w:lsdException w:name="Table List 3" w:semiHidden="1" w:unhideWhenUsed="1"/>
+    <w:lsdException w:name="Table List 4" w:semiHidden="1" w:unhideWhenUsed="1"/>
+    <w:lsdException w:name="Table List 5" w:semiHidden="1" w:unhideWhenUsed="1"/>
+    <w:lsdException w:name="Table List 6" w:semiHidden="1" w:unhideWhenUsed="1"/>
+    <w:lsdException w:name="Table List 7" w:semiHidden="1" w:unhideWhenUsed="1"/>
+    <w:lsdException w:name="Table List 8" w:semiHidden="1" w:unhideWhenUsed="1"/>
+    <w:lsdException w:name="Table 3D effects 1" w:semiHidden="1" w:unhideWhenUsed="1"/>
+    <w:lsdException w:name="Table 3D effects 2" w:semiHidden="1" w:unhideWhenUsed="1"/>
+    <w:lsdException w:name="Table 3D effects 3" w:semiHidden="1" w:unhideWhenUsed="1"/>
+    <w:lsdException w:name="Table Contemporary" w:semiHidden="1" w:unhideWhenUsed="1"/>
+    <w:lsdException w:name="Table Elegant" w:semiHidden="1" w:unhideWhenUsed="1"/>
+    <w:lsdException w:name="Table Professional" w:semiHidden="1" w:unhideWhenUsed="1"/>
+    <w:lsdException w:name="Table Subtle 1" w:semiHidden="1" w:unhideWhenUsed="1"/>
+    <w:lsdException w:name="Table Subtle 2" w:semiHidden="1" w:unhideWhenUsed="1"/>
+    <w:lsdException w:name="Table Web 1" w:semiHidden="1" w:unhideWhenUsed="1"/>
+    <w:lsdException w:name="Table Web 2" w:semiHidden="1" w:unhideWhenUsed="1"/>
+    <w:lsdException w:name="Table Web 3" w:semiHidden="1" w:unhideWhenUsed="1"/>
+    <w:lsdException w:name="Table Grid" w:uiPriority="59"/>
+    <w:lsdException w:name="Table Theme" w:semiHidden="1" w:unhideWhenUsed="1"/>
+    <w:lsdException w:name="Placeholder Text" w:semiHidden="1" w:uiPriority="99" w:unhideWhenUsed="1"/>
+    <w:lsdException w:name="No Spacing" w:semiHidden="1" w:uiPriority="99" w:unhideWhenUsed="1"/>
+    <w:lsdException w:name="Light Shading" w:uiPriority="60"/>
+    <w:lsdException w:name="Light List" w:uiPriority="61"/>
+    <w:lsdException w:name="Light Grid" w:uiPriority="62"/>
+    <w:lsdException w:name="Medium Shading 1" w:uiPriority="63"/>
+    <w:lsdException w:name="Medium Shading 2" w:uiPriority="64"/>
+    <w:lsdException w:name="Medium List 1" w:uiPriority="65"/>
+    <w:lsdException w:name="Medium List 2" w:uiPriority="66"/>
+    <w:lsdException w:name="Medium Grid 1" w:uiPriority="67"/>
+    <w:lsdException w:name="Medium Grid 2" w:uiPriority="68"/>
+    <w:lsdException w:name="Medium Grid 3" w:uiPriority="69"/>
+    <w:lsdException w:name="Dark List" w:uiPriority="70"/>
+    <w:lsdException w:name="Colorful Shading" w:uiPriority="71"/>
+    <w:lsdException w:name="Colorful List" w:uiPriority="72"/>
+    <w:lsdException w:name="Colorful Grid" w:uiPriority="73"/>
+    <w:lsdException w:name="Light Shading Accent 1" w:uiPriority="60"/>
+    <w:lsdException w:name="Light List Accent 1" w:uiPriority="61"/>
+    <w:lsdException w:name="Light Grid Accent 1" w:uiPriority="62"/>
+    <w:lsdException w:name="Medium Shading 1 Accent 1" w:uiPriority="63"/>
+    <w:lsdException w:name="Medium Shading 2 Accent 1" w:uiPriority="64"/>
+    <w:lsdException w:name="Medium List 1 Accent 1" w:uiPriority="65"/>
+    <w:lsdException w:name="Revision" w:semiHidden="1" w:uiPriority="99" w:unhideWhenUsed="1"/>
+    <w:lsdException w:name="List Paragraph" w:semiHidden="1" w:uiPriority="99" w:unhideWhenUsed="1"/>
+    <w:lsdException w:name="Quote" w:semiHidden="1" w:uiPriority="99" w:unhideWhenUsed="1"/>
+    <w:lsdException w:name="Intense Quote" w:semiHidden="1" w:uiPriority="99" w:unhideWhenUsed="1"/>
+    <w:lsdException w:name="Medium List 2 Accent 1" w:uiPriority="66"/>
+    <w:lsdException w:name="Medium Grid 1 Accent 1" w:uiPriority="67"/>
+    <w:lsdException w:name="Medium Grid 2 Accent 1" w:uiPriority="68"/>
+    <w:lsdException w:name="Medium Grid 3 Accent 1" w:uiPriority="69"/>
+    <w:lsdException w:name="Dark List Accent 1" w:uiPriority="70"/>
+    <w:lsdException w:name="Colorful Shading Accent 1" w:uiPriority="71"/>
+    <w:lsdException w:name="Colorful List Accent 1" w:uiPriority="72"/>
+    <w:lsdException w:name="Colorful Grid Accent 1" w:uiPriority="73"/>
+    <w:lsdException w:name="Light Shading Accent 2" w:uiPriority="60"/>
+    <w:lsdException w:name="Light List Accent 2" w:uiPriority="61"/>
+    <w:lsdException w:name="Light Grid Accent 2" w:uiPriority="62"/>
+    <w:lsdException w:name="Medium Shading 1 Accent 2" w:uiPriority="63"/>
+    <w:lsdException w:name="Medium Shading 2 Accent 2" w:uiPriority="64"/>
+    <w:lsdException w:name="Medium List 1 Accent 2" w:uiPriority="65"/>
+    <w:lsdException w:name="Medium List 2 Accent 2" w:uiPriority="66"/>
+    <w:lsdException w:name="Medium Grid 1 Accent 2" w:uiPriority="67"/>
+    <w:lsdException w:name="Medium Grid 2 Accent 2" w:uiPriority="68"/>
+    <w:lsdException w:name="Medium Grid 3 Accent 2" w:uiPriority="69"/>
+    <w:lsdException w:name="Dark List Accent 2" w:uiPriority="70"/>
+    <w:lsdException w:name="Colorful Shading Accent 2" w:uiPriority="71"/>
+    <w:lsdException w:name="Colorful List Accent 2" w:uiPriority="72"/>
+    <w:lsdException w:name="Colorful Grid Accent 2" w:uiPriority="73"/>
+    <w:lsdException w:name="Light Shading Accent 3" w:uiPriority="60"/>
+    <w:lsdException w:name="Light List Accent 3" w:uiPriority="61"/>
+    <w:lsdException w:name="Light Grid Accent 3" w:uiPriority="62"/>
+    <w:lsdException w:name="Medium Shading 1 Accent 3" w:uiPriority="63"/>
+    <w:lsdException w:name="Medium Shading 2 Accent 3" w:uiPriority="64"/>
+    <w:lsdException w:name="Medium List 1 Accent 3" w:uiPriority="65"/>
+    <w:lsdException w:name="Medium List 2 Accent 3" w:uiPriority="66"/>
+    <w:lsdException w:name="Medium Grid 1 Accent 3" w:uiPriority="67"/>
+    <w:lsdException w:name="Medium Grid 2 Accent 3" w:uiPriority="68"/>
+    <w:lsdException w:name="Medium Grid 3 Accent 3" w:uiPriority="69"/>
+    <w:lsdException w:name="Dark List Accent 3" w:uiPriority="70"/>
+    <w:lsdException w:name="Colorful Shading Accent 3" w:uiPriority="71"/>
+    <w:lsdException w:name="Colorful List Accent 3" w:uiPriority="72"/>
+    <w:lsdException w:name="Colorful Grid Accent 3" w:uiPriority="73"/>
+    <w:lsdException w:name="Light Shading Accent 4" w:uiPriority="60"/>
+    <w:lsdException w:name="Light List Accent 4" w:uiPriority="61"/>
+    <w:lsdException w:name="Light Grid Accent 4" w:uiPriority="62"/>
+    <w:lsdException w:name="Medium Shading 1 Accent 4" w:uiPriority="63"/>
+    <w:lsdException w:name="Medium Shading 2 Accent 4" w:uiPriority="64"/>
+    <w:lsdException w:name="Medium List 1 Accent 4" w:uiPriority="65"/>
+    <w:lsdException w:name="Medium List 2 Accent 4" w:uiPriority="66"/>
+    <w:lsdException w:name="Medium Grid 1 Accent 4" w:uiPriority="67"/>
+    <w:lsdException w:name="Medium Grid 2 Accent 4" w:uiPriority="68"/>
+    <w:lsdException w:name="Medium Grid 3 Accent 4" w:uiPriority="69"/>
+    <w:lsdException w:name="Dark List Accent 4" w:uiPriority="70"/>
+    <w:lsdException w:name="Colorful Shading Accent 4" w:uiPriority="71"/>
+    <w:lsdException w:name="Colorful List Accent 4" w:uiPriority="72"/>
+    <w:lsdException w:name="Colorful Grid Accent 4" w:uiPriority="73"/>
+    <w:lsdException w:name="Light Shading Accent 5" w:uiPriority="60"/>
+    <w:lsdException w:name="Light List Accent 5" w:uiPriority="61"/>
+    <w:lsdException w:name="Light Grid Accent 5" w:uiPriority="62"/>
+    <w:lsdException w:name="Medium Shading 1 Accent 5" w:uiPriority="63"/>
+    <w:lsdException w:name="Medium Shading 2 Accent 5" w:uiPriority="64"/>
+    <w:lsdException w:name="Medium List 1 Accent 5" w:uiPriority="65"/>
+    <w:lsdException w:name="Medium List 2 Accent 5" w:uiPriority="66"/>
+    <w:lsdException w:name="Medium Grid 1 Accent 5" w:uiPriority="67"/>
+    <w:lsdException w:name="Medium Grid 2 Accent 5" w:uiPriority="68"/>
+    <w:lsdException w:name="Medium Grid 3 Accent 5" w:uiPriority="69"/>
+    <w:lsdException w:name="Dark List Accent 5" w:uiPriority="70"/>
+    <w:lsdException w:name="Colorful Shading Accent 5" w:uiPriority="71"/>
+    <w:lsdException w:name="Colorful List Accent 5" w:uiPriority="72"/>
+    <w:lsdException w:name="Colorful Grid Accent 5" w:uiPriority="73"/>
+    <w:lsdException w:name="Light Shading Accent 6" w:uiPriority="60"/>
+    <w:lsdException w:name="Light List Accent 6" w:uiPriority="61"/>
+    <w:lsdException w:name="Light Grid Accent 6" w:uiPriority="62"/>
+    <w:lsdException w:name="Medium Shading 1 Accent 6" w:uiPriority="63"/>
+    <w:lsdException w:name="Medium Shading 2 Accent 6" w:uiPriority="64"/>
+    <w:lsdException w:name="Medium List 1 Accent 6" w:uiPriority="65"/>
+    <w:lsdException w:name="Medium List 2 Accent 6" w:uiPriority="66"/>
+    <w:lsdException w:name="Medium Grid 1 Accent 6" w:uiPriority="67"/>
+    <w:lsdException w:name="Medium Grid 2 Accent 6" w:uiPriority="68"/>
+    <w:lsdException w:name="Medium Grid 3 Accent 6" w:uiPriority="69"/>
+    <w:lsdException w:name="Dark List Accent 6" w:uiPriority="70"/>
+    <w:lsdException w:name="Colorful Shading Accent 6" w:uiPriority="71"/>
+    <w:lsdException w:name="Colorful List Accent 6" w:uiPriority="72"/>
+    <w:lsdException w:name="Colorful Grid Accent 6" w:uiPriority="73"/>
+    <w:lsdException w:name="Subtle Emphasis" w:uiPriority="19" w:qFormat="1"/>
+    <w:lsdException w:name="Intense Emphasis" w:uiPriority="21" w:qFormat="1"/>
+    <w:lsdException w:name="Subtle Reference" w:uiPriority="31" w:qFormat="1"/>
+    <w:lsdException w:name="Intense Reference" w:uiPriority="32" w:qFormat="1"/>
+    <w:lsdException w:name="Book Title" w:uiPriority="33" w:qFormat="1"/>
+    <w:lsdException w:name="Bibliography" w:semiHidden="1" w:uiPriority="37" w:unhideWhenUsed="1"/>
+    <w:lsdException w:name="TOC Heading" w:semiHidden="1" w:uiPriority="39" w:unhideWhenUsed="1" w:qFormat="1"/>
+  </w:latentStyles>
+  <w:style w:type="paragraph" w:default="1" w:styleId="a0">
+    <w:name w:val="Normal"/>
+    <w:qFormat/>
+    <w:pPr>
+      <w:widowControl w:val="0"/>
+      <w:jc w:val="both"/>
+    </w:pPr>
+    <w:rPr>
+      <w:rFonts w:ascii="Times New Roman" w:eastAsia="宋体" w:hAnsi="Times New Roman" w:cs="Times New Roman"/>
+      <w:kern w:val="2"/>
+      <w:sz w:val="28"/>
+      <w:szCs w:val="28"/>
+    </w:rPr>
+  </w:style>
+  <w:style w:type="paragraph" w:styleId="1">
+    <w:name w:val="heading 1"/>
+    <w:basedOn w:val="a0"/>
+    <w:next w:val="a0"/>
+    <w:link w:val="1Char"/>
+    <w:qFormat/>
+    <w:rsid w:val="000C011A"/>
+    <w:pPr>
+      <w:keepNext/>
+      <w:keepLines/>
+      <w:spacing w:before="340" w:after="330" w:line="578" w:lineRule="auto"/>
+      <w:outlineLvl w:val="0"/>
+    </w:pPr>
+    <w:rPr>
+      <w:b/>
+      <w:bCs/>
+      <w:kern w:val="44"/>
+      <w:sz w:val="44"/>
+      <w:szCs w:val="44"/>
+    </w:rPr>
+  </w:style>
+  <w:style w:type="paragraph" w:styleId="2">
+    <w:name w:val="heading 2"/>
+    <w:basedOn w:val="a0"/>
+    <w:next w:val="a0"/>
+    <w:link w:val="2Char"/>
+    <w:unhideWhenUsed/>
+    <w:qFormat/>
+    <w:rsid w:val="00F4278F"/>
+    <w:pPr>
+      <w:keepNext/>
+      <w:keepLines/>
+      <w:spacing w:before="260" w:after="260" w:line="416" w:lineRule="auto"/>
+      <w:outlineLvl w:val="1"/>
+    </w:pPr>
+    <w:rPr>
+      <w:rFonts w:asciiTheme="majorHAnsi" w:eastAsiaTheme="majorEastAsia" w:hAnsiTheme="majorHAnsi" w:cstheme="majorBidi"/>
+      <w:b/>
+      <w:bCs/>
+      <w:sz w:val="32"/>
+      <w:szCs w:val="32"/>
+    </w:rPr>
+  </w:style>
+  <w:style w:type="paragraph" w:styleId="3">
+    <w:name w:val="heading 3"/>
+    <w:basedOn w:val="a0"/>
+    <w:next w:val="a0"/>
+    <w:link w:val="3Char"/>
+    <w:semiHidden/>
+    <w:unhideWhenUsed/>
+    <w:qFormat/>
+    <w:rsid w:val="00372AC7"/>
+    <w:pPr>
+      <w:keepNext/>
+      <w:keepLines/>
+      <w:spacing w:before="260" w:after="260" w:line="416" w:lineRule="auto"/>
+      <w:outlineLvl w:val="2"/>
+    </w:pPr>
+    <w:rPr>
+      <w:b/>
+      <w:bCs/>
+      <w:sz w:val="32"/>
+      <w:szCs w:val="32"/>
+    </w:rPr>
+  </w:style>
+  <w:style w:type="paragraph" w:styleId="4">
+    <w:name w:val="heading 4"/>
+    <w:basedOn w:val="a0"/>
+    <w:link w:val="4Char"/>
+    <w:uiPriority w:val="9"/>
+    <w:qFormat/>
+    <w:rsid w:val="00F45F98"/>
+    <w:pPr>
+      <w:widowControl/>
+      <w:spacing w:before="100" w:beforeAutospacing="1" w:after="100" w:afterAutospacing="1"/>
+      <w:jc w:val="left"/>
+      <w:outlineLvl w:val="3"/>
+    </w:pPr>
+    <w:rPr>
+      <w:rFonts w:ascii="宋体" w:hAnsi="宋体" w:cs="宋体"/>
+      <w:b/>
+      <w:bCs/>
+      <w:kern w:val="0"/>
+      <w:sz w:val="24"/>
+      <w:szCs w:val="24"/>
+    </w:rPr>
+  </w:style>
+  <w:style w:type="character" w:default="1" w:styleId="a1">
+    <w:name w:val="Default Paragraph Font"/>
+    <w:uiPriority w:val="1"/>
+    <w:semiHidden/>
+    <w:unhideWhenUsed/>
+  </w:style>
+  <w:style w:type="table" w:default="1" w:styleId="a2">
+    <w:name w:val="Normal Table"/>
+    <w:uiPriority w:val="99"/>
+    <w:semiHidden/>
+    <w:unhideWhenUsed/>
+    <w:tblPr>
+      <w:tblInd w:w="0" w:type="dxa"/>
+      <w:tblCellMar>
+        <w:top w:w="0" w:type="dxa"/>
+        <w:left w:w="108" w:type="dxa"/>
+        <w:bottom w:w="0" w:type="dxa"/>
+        <w:right w:w="108" w:type="dxa"/>
+      </w:tblCellMar>
+    </w:tblPr>
+  </w:style>
+  <w:style w:type="numbering" w:default="1" w:styleId="a3">
+    <w:name w:val="No List"/>
+    <w:uiPriority w:val="99"/>
+    <w:semiHidden/>
+    <w:unhideWhenUsed/>
+  </w:style>
+  <w:style w:type="paragraph" w:styleId="a4">
+    <w:name w:val="footer"/>
+    <w:basedOn w:val="a0"/>
+    <w:uiPriority w:val="99"/>
+    <w:qFormat/>
+    <w:pPr>
+      <w:tabs>
+        <w:tab w:val="center" w:pos="4153"/>
+        <w:tab w:val="right" w:pos="8306"/>
+      </w:tabs>
+      <w:snapToGrid w:val="0"/>
+      <w:spacing w:line="240" w:lineRule="atLeast"/>
+      <w:jc w:val="left"/>
+    </w:pPr>
+    <w:rPr>
+      <w:sz w:val="18"/>
+      <w:szCs w:val="18"/>
+    </w:rPr>
+  </w:style>
+  <w:style w:type="paragraph" w:styleId="a5">
+    <w:name w:val="header"/>
+    <w:basedOn w:val="a0"/>
+    <w:semiHidden/>
+    <w:pPr>
+      <w:pBdr>
+        <w:bottom w:val="single" w:sz="6" w:space="1" w:color="auto"/>
+      </w:pBdr>
+      <w:tabs>
+        <w:tab w:val="center" w:pos="4153"/>
+        <w:tab w:val="right" w:pos="8306"/>
+      </w:tabs>
+      <w:snapToGrid w:val="0"/>
+      <w:spacing w:line="240" w:lineRule="atLeast"/>
+      <w:jc w:val="center"/>
+    </w:pPr>
+    <w:rPr>
+      <w:sz w:val="18"/>
+      <w:szCs w:val="18"/>
+    </w:rPr>
+  </w:style>
+  <w:style w:type="paragraph" w:customStyle="1" w:styleId="a6">
+    <w:name w:val="普通标题"/>
+    <w:basedOn w:val="a0"/>
+    <w:next w:val="a0"/>
+    <w:qFormat/>
+    <w:pPr>
+      <w:spacing w:beforeLines="100" w:before="100" w:afterLines="200" w:after="200"/>
+      <w:jc w:val="center"/>
+    </w:pPr>
+    <w:rPr>
+      <w:b/>
+      <w:sz w:val="36"/>
+      <w:szCs w:val="36"/>
+    </w:rPr>
+  </w:style>
+  <w:style w:type="paragraph" w:styleId="a7">
+    <w:name w:val="Balloon Text"/>
+    <w:basedOn w:val="a0"/>
+    <w:link w:val="Char"/>
+    <w:rsid w:val="00D63F49"/>
+    <w:rPr>
+      <w:sz w:val="18"/>
+      <w:szCs w:val="18"/>
+    </w:rPr>
+  </w:style>
+  <w:style w:type="character" w:customStyle="1" w:styleId="Char">
+    <w:name w:val="批注框文本 Char"/>
+    <w:basedOn w:val="a1"/>
+    <w:link w:val="a7"/>
+    <w:rsid w:val="00D63F49"/>
+    <w:rPr>
+      <w:rFonts w:ascii="Times New Roman" w:eastAsia="宋体" w:hAnsi="Times New Roman" w:cs="Times New Roman"/>
+      <w:kern w:val="2"/>
+      <w:sz w:val="18"/>
+      <w:szCs w:val="18"/>
+    </w:rPr>
+  </w:style>
+  <w:style w:type="character" w:customStyle="1" w:styleId="4Char">
+    <w:name w:val="标题 4 Char"/>
+    <w:basedOn w:val="a1"/>
+    <w:link w:val="4"/>
+    <w:uiPriority w:val="9"/>
+    <w:rsid w:val="00F45F98"/>
+    <w:rPr>
+      <w:rFonts w:ascii="宋体" w:eastAsia="宋体" w:hAnsi="宋体" w:cs="宋体"/>
+      <w:b/>
+      <w:bCs/>
+      <w:sz w:val="24"/>
+      <w:szCs w:val="24"/>
+    </w:rPr>
+  </w:style>
+  <w:style w:type="paragraph" w:styleId="a8">
+    <w:name w:val="Normal (Web)"/>
+    <w:basedOn w:val="a0"/>
+    <w:uiPriority w:val="99"/>
+    <w:unhideWhenUsed/>
+    <w:rsid w:val="00F45F98"/>
+    <w:pPr>
+      <w:widowControl/>
+      <w:spacing w:before="100" w:beforeAutospacing="1" w:after="100" w:afterAutospacing="1"/>
+      <w:jc w:val="left"/>
+    </w:pPr>
+    <w:rPr>
+      <w:rFonts w:ascii="宋体" w:hAnsi="宋体" w:cs="宋体"/>
+      <w:kern w:val="0"/>
+      <w:sz w:val="24"/>
+      <w:szCs w:val="24"/>
+    </w:rPr>
+  </w:style>
+  <w:style w:type="paragraph" w:styleId="a9">
+    <w:name w:val="List Paragraph"/>
+    <w:basedOn w:val="a0"/>
+    <w:uiPriority w:val="99"/>
+    <w:unhideWhenUsed/>
+    <w:rsid w:val="003A1F64"/>
+    <w:pPr>
+      <w:ind w:firstLineChars="200" w:firstLine="420"/>
+    </w:pPr>
+  </w:style>
+  <w:style w:type="character" w:customStyle="1" w:styleId="3Char">
+    <w:name w:val="标题 3 Char"/>
+    <w:basedOn w:val="a1"/>
+    <w:link w:val="3"/>
+    <w:semiHidden/>
+    <w:rsid w:val="00372AC7"/>
+    <w:rPr>
+      <w:rFonts w:ascii="Times New Roman" w:eastAsia="宋体" w:hAnsi="Times New Roman" w:cs="Times New Roman"/>
+      <w:b/>
+      <w:bCs/>
+      <w:kern w:val="2"/>
+      <w:sz w:val="32"/>
+      <w:szCs w:val="32"/>
+    </w:rPr>
+  </w:style>
+  <w:style w:type="character" w:styleId="aa">
+    <w:name w:val="Strong"/>
+    <w:basedOn w:val="a1"/>
+    <w:uiPriority w:val="22"/>
+    <w:qFormat/>
+    <w:rsid w:val="000C011A"/>
+    <w:rPr>
+      <w:b/>
+      <w:bCs/>
+    </w:rPr>
+  </w:style>
+  <w:style w:type="character" w:customStyle="1" w:styleId="1Char">
+    <w:name w:val="标题 1 Char"/>
+    <w:basedOn w:val="a1"/>
+    <w:link w:val="1"/>
+    <w:rsid w:val="000C011A"/>
+    <w:rPr>
+      <w:rFonts w:ascii="Times New Roman" w:eastAsia="宋体" w:hAnsi="Times New Roman" w:cs="Times New Roman"/>
+      <w:b/>
+      <w:bCs/>
+      <w:kern w:val="44"/>
+      <w:sz w:val="44"/>
+      <w:szCs w:val="44"/>
+    </w:rPr>
+  </w:style>
+  <w:style w:type="character" w:styleId="ab">
+    <w:name w:val="Hyperlink"/>
+    <w:basedOn w:val="a1"/>
+    <w:uiPriority w:val="99"/>
+    <w:unhideWhenUsed/>
+    <w:rsid w:val="000C011A"/>
+    <w:rPr>
+      <w:color w:val="0000FF"/>
+      <w:u w:val="single"/>
+    </w:rPr>
+  </w:style>
+  <w:style w:type="paragraph" w:styleId="ac">
+    <w:name w:val="Title"/>
+    <w:basedOn w:val="a0"/>
+    <w:next w:val="a0"/>
+    <w:link w:val="Char0"/>
+    <w:qFormat/>
+    <w:rsid w:val="00FB4ED8"/>
+    <w:pPr>
+      <w:spacing w:before="240" w:after="60"/>
+      <w:jc w:val="center"/>
+      <w:outlineLvl w:val="0"/>
+    </w:pPr>
+    <w:rPr>
+      <w:rFonts w:asciiTheme="majorHAnsi" w:hAnsiTheme="majorHAnsi" w:cstheme="majorBidi"/>
+      <w:b/>
+      <w:bCs/>
+      <w:sz w:val="32"/>
+      <w:szCs w:val="32"/>
+    </w:rPr>
+  </w:style>
+  <w:style w:type="character" w:customStyle="1" w:styleId="Char0">
+    <w:name w:val="标题 Char"/>
+    <w:basedOn w:val="a1"/>
+    <w:link w:val="ac"/>
+    <w:rsid w:val="00FB4ED8"/>
+    <w:rPr>
+      <w:rFonts w:asciiTheme="majorHAnsi" w:eastAsia="宋体" w:hAnsiTheme="majorHAnsi" w:cstheme="majorBidi"/>
+      <w:b/>
+      <w:bCs/>
+      <w:kern w:val="2"/>
+      <w:sz w:val="32"/>
+      <w:szCs w:val="32"/>
+    </w:rPr>
+  </w:style>
+  <w:style w:type="character" w:customStyle="1" w:styleId="2Char">
+    <w:name w:val="标题 2 Char"/>
+    <w:basedOn w:val="a1"/>
+    <w:link w:val="2"/>
+    <w:rsid w:val="00F4278F"/>
+    <w:rPr>
+      <w:rFonts w:asciiTheme="majorHAnsi" w:eastAsiaTheme="majorEastAsia" w:hAnsiTheme="majorHAnsi" w:cstheme="majorBidi"/>
+      <w:b/>
+      <w:bCs/>
+      <w:kern w:val="2"/>
+      <w:sz w:val="32"/>
+      <w:szCs w:val="32"/>
+    </w:rPr>
+  </w:style>
+  <w:style w:type="paragraph" w:styleId="a">
+    <w:name w:val="List Bullet"/>
+    <w:basedOn w:val="a0"/>
+    <w:uiPriority w:val="99"/>
+    <w:unhideWhenUsed/>
+    <w:rsid w:val="00D34692"/>
+    <w:pPr>
+      <w:widowControl/>
+      <w:numPr>
+        <w:numId w:val="7"/>
+      </w:numPr>
+      <w:spacing w:after="80" w:line="360" w:lineRule="auto"/>
+      <w:contextualSpacing/>
+      <w:jc w:val="left"/>
+    </w:pPr>
+    <w:rPr>
+      <w:rFonts w:eastAsiaTheme="minorEastAsia" w:cstheme="minorBidi"/>
+      <w:kern w:val="0"/>
+      <w:sz w:val="22"/>
+      <w:szCs w:val="22"/>
+      <w:lang w:eastAsia="en-US"/>
+    </w:rPr>
+  </w:style>
+  <w:style w:type="table" w:styleId="ad">
+    <w:name w:val="Table Grid"/>
+    <w:basedOn w:val="a2"/>
+    <w:uiPriority w:val="59"/>
+    <w:rsid w:val="007F6DAB"/>
+    <w:rPr>
+      <w:sz w:val="22"/>
+      <w:szCs w:val="22"/>
+      <w:lang w:eastAsia="en-US"/>
+    </w:rPr>
+    <w:tblPr>
+      <w:tblBorders>
+        <w:top w:val="single" w:sz="4" w:space="0" w:color="auto"/>
+        <w:left w:val="single" w:sz="4" w:space="0" w:color="auto"/>
+        <w:bottom w:val="single" w:sz="4" w:space="0" w:color="auto"/>
+        <w:right w:val="single" w:sz="4" w:space="0" w:color="auto"/>
+        <w:insideH w:val="single" w:sz="4" w:space="0" w:color="auto"/>
+        <w:insideV w:val="single" w:sz="4" w:space="0" w:color="auto"/>
+      </w:tblBorders>
+    </w:tblPr>
+  </w:style>
+  <w:style w:type="table" w:customStyle="1" w:styleId="TableGrid1">
+    <w:name w:val="Table Grid1"/>
+    <w:basedOn w:val="a2"/>
+    <w:next w:val="ad"/>
+    <w:uiPriority w:val="59"/>
+    <w:rsid w:val="00FD4676"/>
+    <w:rPr>
+      <w:rFonts w:ascii="Cambria" w:eastAsia="MS Mincho" w:hAnsi="Cambria" w:cs="Times New Roman"/>
+      <w:sz w:val="22"/>
+      <w:szCs w:val="22"/>
+      <w:lang w:eastAsia="en-US"/>
+    </w:rPr>
+    <w:tblPr>
+      <w:tblInd w:w="0" w:type="nil"/>
+      <w:tblBorders>
+        <w:top w:val="single" w:sz="4" w:space="0" w:color="auto"/>
+        <w:left w:val="single" w:sz="4" w:space="0" w:color="auto"/>
+        <w:bottom w:val="single" w:sz="4" w:space="0" w:color="auto"/>
+        <w:right w:val="single" w:sz="4" w:space="0" w:color="auto"/>
+        <w:insideH w:val="single" w:sz="4" w:space="0" w:color="auto"/>
+        <w:insideV w:val="single" w:sz="4" w:space="0" w:color="auto"/>
+      </w:tblBorders>
+    </w:tblPr>
+  </w:style>
+  <w:style w:type="table" w:customStyle="1" w:styleId="TableGrid2">
+    <w:name w:val="Table Grid2"/>
+    <w:basedOn w:val="a2"/>
+    <w:next w:val="ad"/>
     <w:uiPriority w:val="59"/>
     <w:rsid w:val="00282CC4"/>
     <w:rPr>
@@ -14564,6 +15384,18 @@
 </a:theme>
 </file>
 
+<file path=customXml/item1.xml><?xml version="1.0" encoding="utf-8"?>
+<b:Sources xmlns:b="http://schemas.openxmlformats.org/officeDocument/2006/bibliography" xmlns="http://schemas.openxmlformats.org/officeDocument/2006/bibliography" SelectedStyle="\APA.XSL" StyleName="APA"/>
+</file>
+
+<file path=customXml/itemProps1.xml><?xml version="1.0" encoding="utf-8"?>
+<ds:datastoreItem xmlns:ds="http://schemas.openxmlformats.org/officeDocument/2006/customXml" ds:itemID="{FFE3C3E9-0865-4D5C-A1E7-4DF70FEBB3DE}">
+  <ds:schemaRefs>
+    <ds:schemaRef ds:uri="http://schemas.openxmlformats.org/officeDocument/2006/bibliography"/>
+  </ds:schemaRefs>
+</ds:datastoreItem>
+</file>
+
 <file path=docMetadata/LabelInfo.xml><?xml version="1.0" encoding="utf-8"?>
 <clbl:labelList xmlns:clbl="http://schemas.microsoft.com/office/2020/mipLabelMetadata">
   <clbl:label id="{04d09258-035b-4e4f-ae3e-d79ff3d418d8}" enabled="1" method="Standard" siteId="{f4a12867-922d-4b9d-bb85-9ee7898512a0}" contentBits="2" removed="0"/>
